--- a/docs/Informatica Conversion Tool - Changelog.docx
+++ b/docs/Informatica Conversion Tool - Changelog.docx
@@ -36,7 +36,7 @@
           <w:sz w:val="20"/>
           <w:szCs w:val="20"/>
         </w:rPr>
-        <w:t xml:space="preserve">55 commits  ·  7 days  ·  Feb 23 – Mar 2, 2026</w:t>
+        <w:t xml:space="preserve">65 commits  ·  9 days  ·  Feb 23 – Mar 3, 2026</w:t>
       </w:r>
     </w:p>
     <w:p>
@@ -352,7 +352,7 @@
                 <w:sz w:val="24"/>
                 <w:szCs w:val="24"/>
               </w:rPr>
-              <w:t xml:space="preserve">17</w:t>
+              <w:t xml:space="preserve">19</w:t>
             </w:r>
           </w:p>
         </w:tc>
@@ -386,7 +386,7 @@
                 <w:sz w:val="24"/>
                 <w:szCs w:val="24"/>
               </w:rPr>
-              <w:t xml:space="preserve">15</w:t>
+              <w:t xml:space="preserve">22</w:t>
             </w:r>
           </w:p>
         </w:tc>
@@ -420,7 +420,7 @@
                 <w:sz w:val="24"/>
                 <w:szCs w:val="24"/>
               </w:rPr>
-              <w:t xml:space="preserve">12</w:t>
+              <w:t xml:space="preserve">13</w:t>
             </w:r>
           </w:p>
         </w:tc>
@@ -565,6 +565,580 @@
     <w:p>
       <w:pPr>
         <w:spacing w:after="240"/>
+      </w:pPr>
+    </w:p>
+    <w:p>
+      <w:pPr>
+        <w:pBdr>
+          <w:bottom w:val="single" w:color="2E75B6" w:sz="6" w:space="4"/>
+        </w:pBdr>
+        <w:spacing w:before="320" w:after="160"/>
+      </w:pPr>
+      <w:r>
+        <w:rPr>
+          <w:rFonts w:ascii="Arial" w:cs="Arial" w:eastAsia="Arial" w:hAnsi="Arial"/>
+          <w:b/>
+          <w:bCs/>
+          <w:color w:val="1E3A5F"/>
+          <w:sz w:val="28"/>
+          <w:szCs w:val="28"/>
+        </w:rPr>
+        <w:t xml:space="preserve">March 3, 2026</w:t>
+      </w:r>
+      <w:r>
+        <w:rPr>
+          <w:rFonts w:ascii="Arial" w:cs="Arial" w:eastAsia="Arial" w:hAnsi="Arial"/>
+          <w:color w:val="6B7280"/>
+          <w:sz w:val="20"/>
+          <w:szCs w:val="20"/>
+        </w:rPr>
+        <w:t xml:space="preserve">  ·  4 commits</w:t>
+      </w:r>
+    </w:p>
+    <w:tbl>
+      <w:tblPr>
+        <w:tblStyle w:val="TableGrid"/>
+        <w:tblW w:type="dxa" w:w="9360"/>
+        <w:tblBorders>
+          <w:top w:val="none" w:color="FFFFFF" w:sz="0"/>
+          <w:left w:val="none" w:color="FFFFFF" w:sz="0"/>
+          <w:bottom w:val="none" w:color="FFFFFF" w:sz="0"/>
+          <w:right w:val="none" w:color="FFFFFF" w:sz="0"/>
+          <w:insideH w:val="none" w:color="FFFFFF" w:sz="0"/>
+          <w:insideV w:val="none" w:color="FFFFFF" w:sz="0"/>
+        </w:tblBorders>
+        <w:tblCellMar>
+          <w:top w:type="dxa" w:w="0"/>
+          <w:left w:type="dxa" w:w="0"/>
+          <w:bottom w:type="dxa" w:w="0"/>
+          <w:right w:type="dxa" w:w="0"/>
+        </w:tblCellMar>
+        <w:tblLook w:val="04A0"/>
+      </w:tblPr>
+      <w:tblGrid>
+        <w:gridCol w:w="1080"/>
+        <w:gridCol w:w="8280"/>
+      </w:tblGrid>
+      <w:tr>
+        <w:tc>
+          <w:tcPr>
+            <w:tcW w:type="dxa" w:w="1080"/>
+            <w:tcBorders>
+              <w:top w:val="single" w:color="DDDDDD" w:sz="4"/>
+              <w:left w:val="single" w:color="2E75B6" w:sz="4"/>
+              <w:bottom w:val="single" w:color="DDDDDD" w:sz="4"/>
+              <w:right w:val="none" w:color="FFFFFF" w:sz="0"/>
+            </w:tcBorders>
+            <w:shd w:fill="FFF3CD" w:val="clear"/>
+            <w:tcMar>
+              <w:top w:type="dxa" w:w="80"/>
+              <w:left w:type="dxa" w:w="120"/>
+              <w:bottom w:type="dxa" w:w="80"/>
+              <w:right w:type="dxa" w:w="120"/>
+            </w:tcMar>
+          </w:tcPr>
+          <w:p>
+            <w:r>
+              <w:rPr>
+                <w:rFonts w:ascii="Arial" w:cs="Arial" w:eastAsia="Arial" w:hAnsi="Arial"/>
+                <w:b/>
+                <w:bCs/>
+                <w:color w:val="B45309"/>
+                <w:sz w:val="16"/>
+                <w:szCs w:val="16"/>
+              </w:rPr>
+              <w:t xml:space="preserve">FIX</w:t>
+            </w:r>
+          </w:p>
+        </w:tc>
+        <w:tc>
+          <w:tcPr>
+            <w:tcW w:type="dxa" w:w="8280"/>
+            <w:tcBorders>
+              <w:top w:val="single" w:color="DDDDDD" w:sz="4"/>
+              <w:left w:val="none" w:color="FFFFFF" w:sz="0"/>
+              <w:bottom w:val="single" w:color="DDDDDD" w:sz="4"/>
+              <w:right w:val="single" w:color="DDDDDD" w:sz="4"/>
+            </w:tcBorders>
+            <w:shd w:fill="F5F3FF" w:val="clear"/>
+            <w:tcMar>
+              <w:top w:type="dxa" w:w="80"/>
+              <w:left w:type="dxa" w:w="160"/>
+              <w:bottom w:type="dxa" w:w="80"/>
+              <w:right w:type="dxa" w:w="120"/>
+            </w:tcMar>
+          </w:tcPr>
+          <w:p>
+            <w:r>
+              <w:rPr>
+                <w:rFonts w:ascii="Arial" w:cs="Arial" w:eastAsia="Arial" w:hAnsi="Arial"/>
+                <w:b/>
+                <w:bCs/>
+                <w:color w:val="1A1A2E"/>
+                <w:sz w:val="20"/>
+                <w:szCs w:val="20"/>
+              </w:rPr>
+              <w:t xml:space="preserve">fix(batch): guarantee sentinel on batch progress queue; mark crashed jobs FAILED (GAP #8) (v2.4.9)</w:t>
+            </w:r>
+            <w:r>
+              <w:rPr>
+                <w:rFonts w:ascii="Arial" w:cs="Arial" w:eastAsia="Arial" w:hAnsi="Arial"/>
+              </w:rPr>
+              <w:t xml:space="preserve">   </w:t>
+            </w:r>
+            <w:r>
+              <w:rPr>
+                <w:rFonts w:ascii="Courier New" w:cs="Courier New" w:eastAsia="Courier New" w:hAnsi="Courier New"/>
+                <w:color w:val="6B7280"/>
+                <w:sz w:val="16"/>
+                <w:szCs w:val="16"/>
+              </w:rPr>
+              <w:t xml:space="preserve">a3f7d1b</w:t>
+            </w:r>
+          </w:p>
+        </w:tc>
+      </w:tr>
+      <w:tr>
+        <w:tc>
+          <w:tcPr>
+            <w:tcW w:type="dxa" w:w="1080"/>
+            <w:tcBorders>
+              <w:top w:val="none" w:color="FFFFFF" w:sz="0"/>
+              <w:left w:val="single" w:color="2E75B6" w:sz="4"/>
+              <w:bottom w:val="single" w:color="DDDDDD" w:sz="4"/>
+              <w:right w:val="none" w:color="FFFFFF" w:sz="0"/>
+            </w:tcBorders>
+            <w:shd w:fill="F5F3FF" w:val="clear"/>
+            <w:tcMar>
+              <w:top w:type="dxa" w:w="60"/>
+              <w:left w:type="dxa" w:w="120"/>
+              <w:bottom w:type="dxa" w:w="80"/>
+              <w:right w:type="dxa" w:w="120"/>
+            </w:tcMar>
+          </w:tcPr>
+          <w:p/>
+        </w:tc>
+        <w:tc>
+          <w:tcPr>
+            <w:tcW w:type="dxa" w:w="8280"/>
+            <w:tcBorders>
+              <w:top w:val="none" w:color="FFFFFF" w:sz="0"/>
+              <w:left w:val="none" w:color="FFFFFF" w:sz="0"/>
+              <w:bottom w:val="single" w:color="DDDDDD" w:sz="4"/>
+              <w:right w:val="single" w:color="DDDDDD" w:sz="4"/>
+            </w:tcBorders>
+            <w:shd w:fill="F5F3FF" w:val="clear"/>
+            <w:tcMar>
+              <w:top w:type="dxa" w:w="60"/>
+              <w:left w:type="dxa" w:w="160"/>
+              <w:bottom w:type="dxa" w:w="80"/>
+              <w:right w:type="dxa" w:w="120"/>
+            </w:tcMar>
+          </w:tcPr>
+          <w:p>
+            <w:r>
+              <w:rPr>
+                <w:rFonts w:ascii="Arial" w:cs="Arial" w:eastAsia="Arial" w:hAnsi="Arial"/>
+                <w:color w:val="374151"/>
+                <w:sz w:val="18"/>
+                <w:szCs w:val="18"/>
+              </w:rPr>
+              <w:t xml:space="preserve">_run_with_semaphore in routes.py now wraps the pipeline loop in try/except/finally. If run_pipeline() raises unexpectedly the exception is logged, the job is written to FAILED in the DB, a synthetic FAILED SSE event is pushed, and the None sentinel is guaranteed in the finally block — preventing the SSE stream from hanging indefinitely.</w:t>
+            </w:r>
+          </w:p>
+        </w:tc>
+      </w:tr>
+      <w:tr>
+        <w:tc>
+          <w:tcPr>
+            <w:tcW w:type="dxa" w:w="1080"/>
+            <w:tcBorders>
+              <w:top w:val="single" w:color="DDDDDD" w:sz="4"/>
+              <w:left w:val="single" w:color="2E75B6" w:sz="4"/>
+              <w:bottom w:val="single" w:color="DDDDDD" w:sz="4"/>
+              <w:right w:val="none" w:color="FFFFFF" w:sz="0"/>
+            </w:tcBorders>
+            <w:shd w:fill="FFF3CD" w:val="clear"/>
+            <w:tcMar>
+              <w:top w:type="dxa" w:w="80"/>
+              <w:left w:type="dxa" w:w="120"/>
+              <w:bottom w:type="dxa" w:w="80"/>
+              <w:right w:type="dxa" w:w="120"/>
+            </w:tcMar>
+          </w:tcPr>
+          <w:p>
+            <w:r>
+              <w:rPr>
+                <w:rFonts w:ascii="Arial" w:cs="Arial" w:eastAsia="Arial" w:hAnsi="Arial"/>
+                <w:b/>
+                <w:bCs/>
+                <w:color w:val="B45309"/>
+                <w:sz w:val="16"/>
+                <w:szCs w:val="16"/>
+              </w:rPr>
+              <w:t xml:space="preserve">FIX</w:t>
+            </w:r>
+          </w:p>
+        </w:tc>
+        <w:tc>
+          <w:tcPr>
+            <w:tcW w:type="dxa" w:w="8280"/>
+            <w:tcBorders>
+              <w:top w:val="single" w:color="DDDDDD" w:sz="4"/>
+              <w:left w:val="none" w:color="FFFFFF" w:sz="0"/>
+              <w:bottom w:val="single" w:color="DDDDDD" w:sz="4"/>
+              <w:right w:val="single" w:color="DDDDDD" w:sz="4"/>
+            </w:tcBorders>
+            <w:shd w:fill="F5F3FF" w:val="clear"/>
+            <w:tcMar>
+              <w:top w:type="dxa" w:w="80"/>
+              <w:left w:type="dxa" w:w="160"/>
+              <w:bottom w:type="dxa" w:w="80"/>
+              <w:right w:type="dxa" w:w="120"/>
+            </w:tcMar>
+          </w:tcPr>
+          <w:p>
+            <w:r>
+              <w:rPr>
+                <w:rFonts w:ascii="Arial" w:cs="Arial" w:eastAsia="Arial" w:hAnsi="Arial"/>
+                <w:b/>
+                <w:bCs/>
+                <w:color w:val="1A1A2E"/>
+                <w:sz w:val="20"/>
+                <w:szCs w:val="20"/>
+              </w:rPr>
+              <w:t xml:space="preserve">fix(gaps): BEGIN IMMEDIATE row locking (GAP #1) + audit trail table (GAP #17) (v2.4.6)</w:t>
+            </w:r>
+            <w:r>
+              <w:rPr>
+                <w:rFonts w:ascii="Arial" w:cs="Arial" w:eastAsia="Arial" w:hAnsi="Arial"/>
+              </w:rPr>
+              <w:t xml:space="preserve">   </w:t>
+            </w:r>
+            <w:r>
+              <w:rPr>
+                <w:rFonts w:ascii="Courier New" w:cs="Courier New" w:eastAsia="Courier New" w:hAnsi="Courier New"/>
+                <w:color w:val="6B7280"/>
+                <w:sz w:val="16"/>
+                <w:szCs w:val="16"/>
+              </w:rPr>
+              <w:t xml:space="preserve">facd6a3</w:t>
+            </w:r>
+          </w:p>
+        </w:tc>
+      </w:tr>
+      <w:tr>
+        <w:tc>
+          <w:tcPr>
+            <w:tcW w:type="dxa" w:w="1080"/>
+            <w:tcBorders>
+              <w:top w:val="none" w:color="FFFFFF" w:sz="0"/>
+              <w:left w:val="single" w:color="2E75B6" w:sz="4"/>
+              <w:bottom w:val="single" w:color="DDDDDD" w:sz="4"/>
+              <w:right w:val="none" w:color="FFFFFF" w:sz="0"/>
+            </w:tcBorders>
+            <w:shd w:fill="F5F3FF" w:val="clear"/>
+            <w:tcMar>
+              <w:top w:type="dxa" w:w="60"/>
+              <w:left w:type="dxa" w:w="120"/>
+              <w:bottom w:type="dxa" w:w="80"/>
+              <w:right w:type="dxa" w:w="120"/>
+            </w:tcMar>
+          </w:tcPr>
+          <w:p/>
+        </w:tc>
+        <w:tc>
+          <w:tcPr>
+            <w:tcW w:type="dxa" w:w="8280"/>
+            <w:tcBorders>
+              <w:top w:val="none" w:color="FFFFFF" w:sz="0"/>
+              <w:left w:val="none" w:color="FFFFFF" w:sz="0"/>
+              <w:bottom w:val="single" w:color="DDDDDD" w:sz="4"/>
+              <w:right w:val="single" w:color="DDDDDD" w:sz="4"/>
+            </w:tcBorders>
+            <w:shd w:fill="FFFFFF" w:val="clear"/>
+            <w:tcMar>
+              <w:top w:type="dxa" w:w="60"/>
+              <w:left w:type="dxa" w:w="160"/>
+              <w:bottom w:type="dxa" w:w="100"/>
+              <w:right w:type="dxa" w:w="120"/>
+            </w:tcMar>
+          </w:tcPr>
+          <w:p>
+            <w:r>
+              <w:rPr>
+                <w:rFonts w:ascii="Arial" w:cs="Arial" w:eastAsia="Arial" w:hAnsi="Arial"/>
+                <w:color w:val="6B7280"/>
+                <w:sz w:val="18"/>
+                <w:szCs w:val="18"/>
+              </w:rPr>
+              <w:t xml:space="preserve">GAP #1: update_job() now wraps its SELECT+UPDATE in BEGIN IMMEDIATE / COMMIT / ROLLBACK, acquiring a write-lock before the first read. Eliminates the read-then-write race condition where two concurrent steps for the same job could silently overwrite each other's state. GAP #17: job_audit_log table added to init_db() with indices on job_id, gate, and created_at. add_audit_entry() and get_audit_log() added to database.py. add_audit_entry() called in all three gate handlers (Gate 1, Gate 2, Gate 3) after every decision. New GET /jobs/{job_id}/audit endpoint returns the full immutable audit trail for a job without touching the compressed state blob.</w:t>
+            </w:r>
+          </w:p>
+        </w:tc>
+      </w:tr>
+      <w:tr>
+        <w:tc>
+          <w:tcPr>
+            <w:tcW w:type="dxa" w:w="1080"/>
+            <w:tcBorders>
+              <w:top w:val="single" w:color="DDDDDD" w:sz="4"/>
+              <w:left w:val="single" w:color="2E75B6" w:sz="4"/>
+              <w:bottom w:val="single" w:color="DDDDDD" w:sz="4"/>
+              <w:right w:val="none" w:color="FFFFFF" w:sz="0"/>
+            </w:tcBorders>
+            <w:shd w:fill="E8F5E9" w:val="clear"/>
+            <w:tcMar>
+              <w:top w:type="dxa" w:w="80"/>
+              <w:left w:type="dxa" w:w="120"/>
+              <w:bottom w:type="dxa" w:w="80"/>
+              <w:right w:type="dxa" w:w="120"/>
+            </w:tcMar>
+          </w:tcPr>
+          <w:p>
+            <w:r>
+              <w:rPr>
+                <w:rFonts w:ascii="Arial" w:cs="Arial" w:eastAsia="Arial" w:hAnsi="Arial"/>
+                <w:b/>
+                <w:bCs/>
+                <w:color w:val="166534"/>
+                <w:sz w:val="16"/>
+                <w:szCs w:val="16"/>
+              </w:rPr>
+              <w:t xml:space="preserve">FEAT</w:t>
+            </w:r>
+          </w:p>
+        </w:tc>
+        <w:tc>
+          <w:tcPr>
+            <w:tcW w:type="dxa" w:w="8280"/>
+            <w:tcBorders>
+              <w:top w:val="single" w:color="DDDDDD" w:sz="4"/>
+              <w:left w:val="none" w:color="FFFFFF" w:sz="0"/>
+              <w:bottom w:val="single" w:color="DDDDDD" w:sz="4"/>
+              <w:right w:val="single" w:color="DDDDDD" w:sz="4"/>
+            </w:tcBorders>
+            <w:shd w:fill="F5F3FF" w:val="clear"/>
+            <w:tcMar>
+              <w:top w:type="dxa" w:w="80"/>
+              <w:left w:type="dxa" w:w="160"/>
+              <w:bottom w:type="dxa" w:w="80"/>
+              <w:right w:type="dxa" w:w="120"/>
+            </w:tcMar>
+          </w:tcPr>
+          <w:p>
+            <w:r>
+              <w:rPr>
+                <w:rFonts w:ascii="Arial" w:cs="Arial" w:eastAsia="Arial" w:hAnsi="Arial"/>
+                <w:b/>
+                <w:bCs/>
+                <w:color w:val="1A1A2E"/>
+                <w:sz w:val="20"/>
+                <w:szCs w:val="20"/>
+              </w:rPr>
+              <w:t xml:space="preserve">feat(manifest): add POST /jobs/{job_id}/manifest-upload endpoint (v2.4.7)</w:t>
+            </w:r>
+            <w:r>
+              <w:rPr>
+                <w:rFonts w:ascii="Arial" w:cs="Arial" w:eastAsia="Arial" w:hAnsi="Arial"/>
+              </w:rPr>
+              <w:t xml:space="preserve">   </w:t>
+            </w:r>
+            <w:r>
+              <w:rPr>
+                <w:rFonts w:ascii="Courier New" w:cs="Courier New" w:eastAsia="Courier New" w:hAnsi="Courier New"/>
+                <w:color w:val="6B7280"/>
+                <w:sz w:val="16"/>
+                <w:szCs w:val="16"/>
+              </w:rPr>
+              <w:t xml:space="preserve">60f181c</w:t>
+            </w:r>
+          </w:p>
+        </w:tc>
+      </w:tr>
+      <w:tr>
+        <w:tc>
+          <w:tcPr>
+            <w:tcW w:type="dxa" w:w="1080"/>
+            <w:tcBorders>
+              <w:top w:val="none" w:color="FFFFFF" w:sz="0"/>
+              <w:left w:val="single" w:color="2E75B6" w:sz="4"/>
+              <w:bottom w:val="single" w:color="DDDDDD" w:sz="4"/>
+              <w:right w:val="none" w:color="FFFFFF" w:sz="0"/>
+            </w:tcBorders>
+            <w:shd w:fill="F5F3FF" w:val="clear"/>
+            <w:tcMar>
+              <w:top w:type="dxa" w:w="60"/>
+              <w:left w:type="dxa" w:w="120"/>
+              <w:bottom w:type="dxa" w:w="80"/>
+              <w:right w:type="dxa" w:w="120"/>
+            </w:tcMar>
+          </w:tcPr>
+          <w:p/>
+        </w:tc>
+        <w:tc>
+          <w:tcPr>
+            <w:tcW w:type="dxa" w:w="8280"/>
+            <w:tcBorders>
+              <w:top w:val="none" w:color="FFFFFF" w:sz="0"/>
+              <w:left w:val="none" w:color="FFFFFF" w:sz="0"/>
+              <w:bottom w:val="single" w:color="DDDDDD" w:sz="4"/>
+              <w:right w:val="single" w:color="DDDDDD" w:sz="4"/>
+            </w:tcBorders>
+            <w:shd w:fill="FFFFFF" w:val="clear"/>
+            <w:tcMar>
+              <w:top w:type="dxa" w:w="60"/>
+              <w:left w:type="dxa" w:w="160"/>
+              <w:bottom w:type="dxa" w:w="100"/>
+              <w:right w:type="dxa" w:w="120"/>
+            </w:tcMar>
+          </w:tcPr>
+          <w:p>
+            <w:r>
+              <w:rPr>
+                <w:rFonts w:ascii="Arial" w:cs="Arial" w:eastAsia="Arial" w:hAnsi="Arial"/>
+                <w:color w:val="6B7280"/>
+                <w:sz w:val="18"/>
+                <w:szCs w:val="18"/>
+              </w:rPr>
+              <w:t xml:space="preserve">Closes the missing half of the manifest reviewer loop. Reviewers can now download the manifest xlsx, fill in the Reviewer Override column for any LOW/UNMAPPED rows on the Review Required sheet, and re-upload the annotated file via multipart POST before submitting Gate 1 sign-off. The endpoint calls manifest_agent.load_overrides(), serialises overrides to state["manifest_overrides"], and the orchestrator already reads that key on resume_after_signoff() and passes the overrides to the conversion agent as ground truth â resolving lineage gaps before code generation begins. Validates file extension (.xlsx only) and runs validate_upload_size().</w:t>
+            </w:r>
+          </w:p>
+        </w:tc>
+      </w:tr>
+      <w:tr>
+        <w:tc>
+          <w:tcPr>
+            <w:tcW w:type="dxa" w:w="1080"/>
+            <w:tcBorders>
+              <w:top w:val="single" w:color="DDDDDD" w:sz="4"/>
+              <w:left w:val="single" w:color="2E75B6" w:sz="4"/>
+              <w:bottom w:val="single" w:color="DDDDDD" w:sz="4"/>
+              <w:right w:val="none" w:color="FFFFFF" w:sz="0"/>
+            </w:tcBorders>
+            <w:shd w:fill="E8F5E9" w:val="clear"/>
+            <w:tcMar>
+              <w:top w:type="dxa" w:w="80"/>
+              <w:left w:type="dxa" w:w="120"/>
+              <w:bottom w:type="dxa" w:w="80"/>
+              <w:right w:type="dxa" w:w="120"/>
+            </w:tcMar>
+          </w:tcPr>
+          <w:p>
+            <w:r>
+              <w:rPr>
+                <w:rFonts w:ascii="Arial" w:cs="Arial" w:eastAsia="Arial" w:hAnsi="Arial"/>
+                <w:b/>
+                <w:bCs/>
+                <w:color w:val="166534"/>
+                <w:sz w:val="16"/>
+                <w:szCs w:val="16"/>
+              </w:rPr>
+              <w:t xml:space="preserve">FEAT</w:t>
+            </w:r>
+          </w:p>
+        </w:tc>
+        <w:tc>
+          <w:tcPr>
+            <w:tcW w:type="dxa" w:w="8280"/>
+            <w:tcBorders>
+              <w:top w:val="single" w:color="DDDDDD" w:sz="4"/>
+              <w:left w:val="none" w:color="FFFFFF" w:sz="0"/>
+              <w:bottom w:val="single" w:color="DDDDDD" w:sz="4"/>
+              <w:right w:val="single" w:color="DDDDDD" w:sz="4"/>
+            </w:tcBorders>
+            <w:shd w:fill="F5F3FF" w:val="clear"/>
+            <w:tcMar>
+              <w:top w:type="dxa" w:w="80"/>
+              <w:left w:type="dxa" w:w="160"/>
+              <w:bottom w:type="dxa" w:w="80"/>
+              <w:right w:type="dxa" w:w="120"/>
+            </w:tcMar>
+          </w:tcPr>
+          <w:p>
+            <w:r>
+              <w:rPr>
+                <w:rFonts w:ascii="Arial" w:cs="Arial" w:eastAsia="Arial" w:hAnsi="Arial"/>
+                <w:b/>
+                <w:bCs/>
+                <w:color w:val="1A1A2E"/>
+                <w:sz w:val="20"/>
+                <w:szCs w:val="20"/>
+              </w:rPr>
+              <w:t xml:space="preserve">feat(manifest): manifest re-upload UI in Gate 1 sign-off card (v2.4.8)</w:t>
+            </w:r>
+            <w:r>
+              <w:rPr>
+                <w:rFonts w:ascii="Arial" w:cs="Arial" w:eastAsia="Arial" w:hAnsi="Arial"/>
+              </w:rPr>
+              <w:t xml:space="preserve">   </w:t>
+            </w:r>
+            <w:r>
+              <w:rPr>
+                <w:rFonts w:ascii="Courier New" w:cs="Courier New" w:eastAsia="Courier New" w:hAnsi="Courier New"/>
+                <w:color w:val="6B7280"/>
+                <w:sz w:val="16"/>
+                <w:szCs w:val="16"/>
+              </w:rPr>
+              <w:t xml:space="preserve">9ac2168</w:t>
+            </w:r>
+          </w:p>
+        </w:tc>
+      </w:tr>
+      <w:tr>
+        <w:tc>
+          <w:tcPr>
+            <w:tcW w:type="dxa" w:w="1080"/>
+            <w:tcBorders>
+              <w:top w:val="none" w:color="FFFFFF" w:sz="0"/>
+              <w:left w:val="single" w:color="2E75B6" w:sz="4"/>
+              <w:bottom w:val="single" w:color="DDDDDD" w:sz="4"/>
+              <w:right w:val="none" w:color="FFFFFF" w:sz="0"/>
+            </w:tcBorders>
+            <w:shd w:fill="F5F3FF" w:val="clear"/>
+            <w:tcMar>
+              <w:top w:type="dxa" w:w="60"/>
+              <w:left w:type="dxa" w:w="120"/>
+              <w:bottom w:type="dxa" w:w="80"/>
+              <w:right w:type="dxa" w:w="120"/>
+            </w:tcMar>
+          </w:tcPr>
+          <w:p/>
+        </w:tc>
+        <w:tc>
+          <w:tcPr>
+            <w:tcW w:type="dxa" w:w="8280"/>
+            <w:tcBorders>
+              <w:top w:val="none" w:color="FFFFFF" w:sz="0"/>
+              <w:left w:val="none" w:color="FFFFFF" w:sz="0"/>
+              <w:bottom w:val="single" w:color="DDDDDD" w:sz="4"/>
+              <w:right w:val="single" w:color="DDDDDD" w:sz="4"/>
+            </w:tcBorders>
+            <w:shd w:fill="FFFFFF" w:val="clear"/>
+            <w:tcMar>
+              <w:top w:type="dxa" w:w="60"/>
+              <w:left w:type="dxa" w:w="160"/>
+              <w:bottom w:type="dxa" w:w="100"/>
+              <w:right w:type="dxa" w:w="120"/>
+            </w:tcMar>
+          </w:tcPr>
+          <w:p>
+            <w:r>
+              <w:rPr>
+                <w:rFonts w:ascii="Arial" w:cs="Arial" w:eastAsia="Arial" w:hAnsi="Arial"/>
+                <w:color w:val="6B7280"/>
+                <w:sz w:val="18"/>
+                <w:szCs w:val="18"/>
+              </w:rPr>
+              <w:t xml:space="preserve">Adds a self-contained amber "MANIFEST OVERRIDES" section to the Step 5 review card, rendered only when the job is awaiting_review. Contains: a file picker (accept=".xlsx"), an Upload Overrides button that POSTs to /api/jobs/{id}/manifest-upload, and inline status feedback showing override count on success or error message on failure. Upload button hides after a successful upload to prevent double-submits. If the uploaded file has no Override column values, the status directs the reviewer to check the Review Required sheet rather than silently approving with empty overrides.</w:t>
+            </w:r>
+          </w:p>
+        </w:tc>
+      </w:tr>
+    </w:tbl>
+    <w:p>
+      <w:pPr>
+        <w:spacing w:after="100"/>
       </w:pPr>
     </w:p>
     <w:p>
@@ -592,7 +1166,7 @@
           <w:sz w:val="20"/>
           <w:szCs w:val="20"/>
         </w:rPr>
-        <w:t xml:space="preserve">  ·  6 commits</w:t>
+        <w:t xml:space="preserve">  ·  12 commits</w:t>
       </w:r>
     </w:p>
     <w:tbl>
@@ -1396,6 +1970,804 @@
                 <w:szCs w:val="18"/>
               </w:rPr>
               <w:t xml:space="preserve">Best Practices Guide updated to v2.3.5: Section 3.2 clarified to describe all three source connectivity patterns (exact SQ naming, abbreviated SQ, Lookup reference source); Section 4 security rule count updated to 21 with auto-promotion note; version header and footer updated. Changelog docx updated with March 2 entries. CHANGELOG.md, PRD, and README updated.</w:t>
+            </w:r>
+          </w:p>
+        </w:tc>
+      </w:tr>
+      <w:tr>
+        <w:tc>
+          <w:tcPr>
+            <w:tcW w:type="dxa" w:w="1080"/>
+            <w:tcBorders>
+              <w:top w:val="single" w:color="D97706" w:sz="4"/>
+              <w:left w:val="single" w:color="D97706" w:sz="4"/>
+              <w:bottom w:val="single" w:color="D97706" w:sz="4"/>
+              <w:right w:val="none" w:color="FFFFFF" w:sz="0"/>
+            </w:tcBorders>
+            <w:shd w:fill="D97706" w:val="clear"/>
+            <w:tcMar>
+              <w:top w:type="dxa" w:w="80"/>
+              <w:left w:type="dxa" w:w="120"/>
+              <w:bottom w:type="dxa" w:w="80"/>
+              <w:right w:type="dxa" w:w="120"/>
+            </w:tcMar>
+            <w:vAlign w:val="center"/>
+          </w:tcPr>
+          <w:p>
+            <w:pPr>
+              <w:jc w:val="center"/>
+            </w:pPr>
+            <w:r>
+              <w:rPr>
+                <w:rFonts w:ascii="Arial" w:cs="Arial" w:eastAsia="Arial" w:hAnsi="Arial"/>
+                <w:b/>
+                <w:bCs/>
+                <w:color w:val="FFFFFF"/>
+                <w:sz w:val="16"/>
+                <w:szCs w:val="16"/>
+              </w:rPr>
+              <w:t xml:space="preserve">FIX</w:t>
+            </w:r>
+          </w:p>
+        </w:tc>
+        <w:tc>
+          <w:tcPr>
+            <w:tcW w:type="dxa" w:w="8280"/>
+            <w:tcBorders>
+              <w:top w:val="single" w:color="DDDDDD" w:sz="4"/>
+              <w:left w:val="none" w:color="FFFFFF" w:sz="0"/>
+              <w:bottom w:val="single" w:color="DDDDDD" w:sz="4"/>
+              <w:right w:val="single" w:color="DDDDDD" w:sz="4"/>
+            </w:tcBorders>
+            <w:shd w:fill="FFFBEB" w:val="clear"/>
+            <w:tcMar>
+              <w:top w:type="dxa" w:w="80"/>
+              <w:left w:type="dxa" w:w="160"/>
+              <w:bottom w:type="dxa" w:w="80"/>
+              <w:right w:type="dxa" w:w="120"/>
+            </w:tcMar>
+          </w:tcPr>
+          <w:p>
+            <w:r>
+              <w:rPr>
+                <w:rFonts w:ascii="Arial" w:cs="Arial" w:eastAsia="Arial" w:hAnsi="Arial"/>
+                <w:b/>
+                <w:bCs/>
+                <w:color w:val="1A1A2E"/>
+                <w:sz w:val="20"/>
+                <w:szCs w:val="20"/>
+              </w:rPr>
+              <w:t xml:space="preserve">fix(verification): Filter condition false positive + manifest xlsx download (v2.4.1)</w:t>
+            </w:r>
+            <w:r>
+              <w:rPr>
+                <w:rFonts w:ascii="Arial" w:cs="Arial" w:eastAsia="Arial" w:hAnsi="Arial"/>
+              </w:rPr>
+              <w:t xml:space="preserve">   </w:t>
+            </w:r>
+            <w:r>
+              <w:rPr>
+                <w:rFonts w:ascii="Courier New" w:cs="Courier New" w:eastAsia="Courier New" w:hAnsi="Courier New"/>
+                <w:color w:val="6B7280"/>
+                <w:sz w:val="16"/>
+                <w:szCs w:val="16"/>
+              </w:rPr>
+              <w:t xml:space="preserve">e799758</w:t>
+            </w:r>
+          </w:p>
+        </w:tc>
+      </w:tr>
+      <w:tr>
+        <w:tc>
+          <w:tcPr>
+            <w:tcW w:type="dxa" w:w="1080"/>
+            <w:tcBorders>
+              <w:top w:val="none" w:color="FFFFFF" w:sz="0"/>
+              <w:left w:val="single" w:color="D97706" w:sz="4"/>
+              <w:bottom w:val="single" w:color="DDDDDD" w:sz="4"/>
+              <w:right w:val="none" w:color="FFFFFF" w:sz="0"/>
+            </w:tcBorders>
+            <w:shd w:fill="FFFBEB" w:val="clear"/>
+            <w:tcMar>
+              <w:top w:type="dxa" w:w="60"/>
+              <w:left w:type="dxa" w:w="120"/>
+              <w:bottom w:type="dxa" w:w="80"/>
+              <w:right w:type="dxa" w:w="120"/>
+            </w:tcMar>
+          </w:tcPr>
+          <w:p/>
+        </w:tc>
+        <w:tc>
+          <w:tcPr>
+            <w:tcW w:type="dxa" w:w="8280"/>
+            <w:tcBorders>
+              <w:top w:val="none" w:color="FFFFFF" w:sz="0"/>
+              <w:left w:val="none" w:color="FFFFFF" w:sz="0"/>
+              <w:bottom w:val="single" w:color="DDDDDD" w:sz="4"/>
+              <w:right w:val="single" w:color="DDDDDD" w:sz="4"/>
+            </w:tcBorders>
+            <w:shd w:fill="FFFFFF" w:val="clear"/>
+            <w:tcMar>
+              <w:top w:type="dxa" w:w="60"/>
+              <w:left w:type="dxa" w:w="160"/>
+              <w:bottom w:type="dxa" w:w="100"/>
+              <w:right w:type="dxa" w:w="120"/>
+            </w:tcMar>
+          </w:tcPr>
+          <w:p>
+            <w:r>
+              <w:rPr>
+                <w:rFonts w:ascii="Arial" w:cs="Arial" w:eastAsia="Arial" w:hAnsi="Arial"/>
+                <w:color w:val="6B7280"/>
+                <w:sz w:val="18"/>
+                <w:szCs w:val="18"/>
+              </w:rPr>
+              <w:t xml:space="preserve">_build_graph_summary() was reading t.get("filter_condition") while the parser stored the value in table_attribs["Filter Condition"]. Fixed with _ATTRIB_MAP normalisation; deterministic filter check added to verify(). Added ↗ Manifest download button to the UI header and downloadManifestXlsx() JS function.</w:t>
+            </w:r>
+          </w:p>
+        </w:tc>
+      </w:tr>
+      <w:tr>
+        <w:tc>
+          <w:tcPr>
+            <w:tcW w:type="dxa" w:w="1080"/>
+            <w:tcBorders>
+              <w:top w:val="single" w:color="D97706" w:sz="4"/>
+              <w:left w:val="single" w:color="D97706" w:sz="4"/>
+              <w:bottom w:val="single" w:color="D97706" w:sz="4"/>
+              <w:right w:val="none" w:color="FFFFFF" w:sz="0"/>
+            </w:tcBorders>
+            <w:shd w:fill="D97706" w:val="clear"/>
+            <w:tcMar>
+              <w:top w:type="dxa" w:w="80"/>
+              <w:left w:type="dxa" w:w="120"/>
+              <w:bottom w:type="dxa" w:w="80"/>
+              <w:right w:type="dxa" w:w="120"/>
+            </w:tcMar>
+            <w:vAlign w:val="center"/>
+          </w:tcPr>
+          <w:p>
+            <w:pPr>
+              <w:jc w:val="center"/>
+            </w:pPr>
+            <w:r>
+              <w:rPr>
+                <w:rFonts w:ascii="Arial" w:cs="Arial" w:eastAsia="Arial" w:hAnsi="Arial"/>
+                <w:b/>
+                <w:bCs/>
+                <w:color w:val="FFFFFF"/>
+                <w:sz w:val="16"/>
+                <w:szCs w:val="16"/>
+              </w:rPr>
+              <w:t xml:space="preserve">FIX</w:t>
+            </w:r>
+          </w:p>
+        </w:tc>
+        <w:tc>
+          <w:tcPr>
+            <w:tcW w:type="dxa" w:w="8280"/>
+            <w:tcBorders>
+              <w:top w:val="single" w:color="DDDDDD" w:sz="4"/>
+              <w:left w:val="none" w:color="FFFFFF" w:sz="0"/>
+              <w:bottom w:val="single" w:color="DDDDDD" w:sz="4"/>
+              <w:right w:val="single" w:color="DDDDDD" w:sz="4"/>
+            </w:tcBorders>
+            <w:shd w:fill="FFFBEB" w:val="clear"/>
+            <w:tcMar>
+              <w:top w:type="dxa" w:w="80"/>
+              <w:left w:type="dxa" w:w="160"/>
+              <w:bottom w:type="dxa" w:w="80"/>
+              <w:right w:type="dxa" w:w="120"/>
+            </w:tcMar>
+          </w:tcPr>
+          <w:p>
+            <w:r>
+              <w:rPr>
+                <w:rFonts w:ascii="Arial" w:cs="Arial" w:eastAsia="Arial" w:hAnsi="Arial"/>
+                <w:b/>
+                <w:bCs/>
+                <w:color w:val="1A1A2E"/>
+                <w:sz w:val="20"/>
+                <w:szCs w:val="20"/>
+              </w:rPr>
+              <w:t xml:space="preserve">fix(ui): manifest download reads job.state not job.state_data (v2.4.2)</w:t>
+            </w:r>
+            <w:r>
+              <w:rPr>
+                <w:rFonts w:ascii="Arial" w:cs="Arial" w:eastAsia="Arial" w:hAnsi="Arial"/>
+              </w:rPr>
+              <w:t xml:space="preserve">   </w:t>
+            </w:r>
+            <w:r>
+              <w:rPr>
+                <w:rFonts w:ascii="Courier New" w:cs="Courier New" w:eastAsia="Courier New" w:hAnsi="Courier New"/>
+                <w:color w:val="6B7280"/>
+                <w:sz w:val="16"/>
+                <w:szCs w:val="16"/>
+              </w:rPr>
+              <w:t xml:space="preserve">1af47ff</w:t>
+            </w:r>
+          </w:p>
+        </w:tc>
+      </w:tr>
+      <w:tr>
+        <w:tc>
+          <w:tcPr>
+            <w:tcW w:type="dxa" w:w="1080"/>
+            <w:tcBorders>
+              <w:top w:val="none" w:color="FFFFFF" w:sz="0"/>
+              <w:left w:val="single" w:color="D97706" w:sz="4"/>
+              <w:bottom w:val="single" w:color="DDDDDD" w:sz="4"/>
+              <w:right w:val="none" w:color="FFFFFF" w:sz="0"/>
+            </w:tcBorders>
+            <w:shd w:fill="FFFBEB" w:val="clear"/>
+            <w:tcMar>
+              <w:top w:type="dxa" w:w="60"/>
+              <w:left w:type="dxa" w:w="120"/>
+              <w:bottom w:type="dxa" w:w="80"/>
+              <w:right w:type="dxa" w:w="120"/>
+            </w:tcMar>
+          </w:tcPr>
+          <w:p/>
+        </w:tc>
+        <w:tc>
+          <w:tcPr>
+            <w:tcW w:type="dxa" w:w="8280"/>
+            <w:tcBorders>
+              <w:top w:val="none" w:color="FFFFFF" w:sz="0"/>
+              <w:left w:val="none" w:color="FFFFFF" w:sz="0"/>
+              <w:bottom w:val="single" w:color="DDDDDD" w:sz="4"/>
+              <w:right w:val="single" w:color="DDDDDD" w:sz="4"/>
+            </w:tcBorders>
+            <w:shd w:fill="FFFFFF" w:val="clear"/>
+            <w:tcMar>
+              <w:top w:type="dxa" w:w="60"/>
+              <w:left w:type="dxa" w:w="160"/>
+              <w:bottom w:type="dxa" w:w="100"/>
+              <w:right w:type="dxa" w:w="120"/>
+            </w:tcMar>
+          </w:tcPr>
+          <w:p>
+            <w:r>
+              <w:rPr>
+                <w:rFonts w:ascii="Arial" w:cs="Arial" w:eastAsia="Arial" w:hAnsi="Arial"/>
+                <w:color w:val="6B7280"/>
+                <w:sz w:val="18"/>
+                <w:szCs w:val="18"/>
+              </w:rPr>
+              <w:t xml:space="preserve">downloadManifestXlsx() was reading job.state_data (undefined) instead of job.state. Single-line fix that eliminated the “Manifest not available for this job.” alert.</w:t>
+            </w:r>
+          </w:p>
+        </w:tc>
+      </w:tr>
+      <w:tr>
+        <w:tc>
+          <w:tcPr>
+            <w:tcW w:type="dxa" w:w="1080"/>
+            <w:tcBorders>
+              <w:top w:val="single" w:color="D97706" w:sz="4"/>
+              <w:left w:val="single" w:color="D97706" w:sz="4"/>
+              <w:bottom w:val="single" w:color="D97706" w:sz="4"/>
+              <w:right w:val="none" w:color="FFFFFF" w:sz="0"/>
+            </w:tcBorders>
+            <w:shd w:fill="D97706" w:val="clear"/>
+            <w:tcMar>
+              <w:top w:type="dxa" w:w="80"/>
+              <w:left w:type="dxa" w:w="120"/>
+              <w:bottom w:type="dxa" w:w="80"/>
+              <w:right w:type="dxa" w:w="120"/>
+            </w:tcMar>
+            <w:vAlign w:val="center"/>
+          </w:tcPr>
+          <w:p>
+            <w:pPr>
+              <w:jc w:val="center"/>
+            </w:pPr>
+            <w:r>
+              <w:rPr>
+                <w:rFonts w:ascii="Arial" w:cs="Arial" w:eastAsia="Arial" w:hAnsi="Arial"/>
+                <w:b/>
+                <w:bCs/>
+                <w:color w:val="FFFFFF"/>
+                <w:sz w:val="16"/>
+                <w:szCs w:val="16"/>
+              </w:rPr>
+              <w:t xml:space="preserve">FIX</w:t>
+            </w:r>
+          </w:p>
+        </w:tc>
+        <w:tc>
+          <w:tcPr>
+            <w:tcW w:type="dxa" w:w="8280"/>
+            <w:tcBorders>
+              <w:top w:val="single" w:color="DDDDDD" w:sz="4"/>
+              <w:left w:val="none" w:color="FFFFFF" w:sz="0"/>
+              <w:bottom w:val="single" w:color="DDDDDD" w:sz="4"/>
+              <w:right w:val="single" w:color="DDDDDD" w:sz="4"/>
+            </w:tcBorders>
+            <w:shd w:fill="FFFBEB" w:val="clear"/>
+            <w:tcMar>
+              <w:top w:type="dxa" w:w="80"/>
+              <w:left w:type="dxa" w:w="160"/>
+              <w:bottom w:type="dxa" w:w="80"/>
+              <w:right w:type="dxa" w:w="120"/>
+            </w:tcMar>
+          </w:tcPr>
+          <w:p>
+            <w:r>
+              <w:rPr>
+                <w:rFonts w:ascii="Arial" w:cs="Arial" w:eastAsia="Arial" w:hAnsi="Arial"/>
+                <w:b/>
+                <w:bCs/>
+                <w:color w:val="1A1A2E"/>
+                <w:sz w:val="20"/>
+                <w:szCs w:val="20"/>
+              </w:rPr>
+              <w:t xml:space="preserve">fix(gaps): state compression, SSE queue leak, DB indices, sign-off 500 (v2.4.3)</w:t>
+            </w:r>
+            <w:r>
+              <w:rPr>
+                <w:rFonts w:ascii="Arial" w:cs="Arial" w:eastAsia="Arial" w:hAnsi="Arial"/>
+              </w:rPr>
+              <w:t xml:space="preserve">   </w:t>
+            </w:r>
+            <w:r>
+              <w:rPr>
+                <w:rFonts w:ascii="Courier New" w:cs="Courier New" w:eastAsia="Courier New" w:hAnsi="Courier New"/>
+                <w:color w:val="6B7280"/>
+                <w:sz w:val="16"/>
+                <w:szCs w:val="16"/>
+              </w:rPr>
+              <w:t xml:space="preserve">cbe40da</w:t>
+            </w:r>
+          </w:p>
+        </w:tc>
+      </w:tr>
+      <w:tr>
+        <w:tc>
+          <w:tcPr>
+            <w:tcW w:type="dxa" w:w="1080"/>
+            <w:tcBorders>
+              <w:top w:val="none" w:color="FFFFFF" w:sz="0"/>
+              <w:left w:val="single" w:color="D97706" w:sz="4"/>
+              <w:bottom w:val="single" w:color="DDDDDD" w:sz="4"/>
+              <w:right w:val="none" w:color="FFFFFF" w:sz="0"/>
+            </w:tcBorders>
+            <w:shd w:fill="FFFBEB" w:val="clear"/>
+            <w:tcMar>
+              <w:top w:type="dxa" w:w="60"/>
+              <w:left w:type="dxa" w:w="120"/>
+              <w:bottom w:type="dxa" w:w="80"/>
+              <w:right w:type="dxa" w:w="120"/>
+            </w:tcMar>
+          </w:tcPr>
+          <w:p/>
+        </w:tc>
+        <w:tc>
+          <w:tcPr>
+            <w:tcW w:type="dxa" w:w="8280"/>
+            <w:tcBorders>
+              <w:top w:val="none" w:color="FFFFFF" w:sz="0"/>
+              <w:left w:val="none" w:color="FFFFFF" w:sz="0"/>
+              <w:bottom w:val="single" w:color="DDDDDD" w:sz="4"/>
+              <w:right w:val="single" w:color="DDDDDD" w:sz="4"/>
+            </w:tcBorders>
+            <w:shd w:fill="FFFFFF" w:val="clear"/>
+            <w:tcMar>
+              <w:top w:type="dxa" w:w="60"/>
+              <w:left w:type="dxa" w:w="160"/>
+              <w:bottom w:type="dxa" w:w="100"/>
+              <w:right w:type="dxa" w:w="120"/>
+            </w:tcMar>
+          </w:tcPr>
+          <w:p>
+            <w:r>
+              <w:rPr>
+                <w:rFonts w:ascii="Arial" w:cs="Arial" w:eastAsia="Arial" w:hAnsi="Arial"/>
+                <w:color w:val="6B7280"/>
+                <w:sz w:val="18"/>
+                <w:szCs w:val="18"/>
+              </w:rPr>
+              <w:t xml:space="preserve">GAP #3: zlib+base64 state compression (~50x reduction), pipeline_log capped at 300 entries, manifest_xlsx_b64 removed from state and served on-demand via GET /jobs/{id}/manifest.xlsx. GAP #11: SSE queue cleaned up via BackgroundTask after stream closes. GAP #12: DB indices on jobs(status), jobs(batch_id), jobs(updated_at). Sign-off fetch checks res.ok before res.json() to prevent JSON parse error on 500 responses.</w:t>
+            </w:r>
+          </w:p>
+        </w:tc>
+      </w:tr>
+      <w:tr>
+        <w:tc>
+          <w:tcPr>
+            <w:tcW w:type="dxa" w:w="1080"/>
+            <w:tcBorders>
+              <w:top w:val="single" w:color="D97706" w:sz="4"/>
+              <w:left w:val="single" w:color="D97706" w:sz="4"/>
+              <w:bottom w:val="single" w:color="D97706" w:sz="4"/>
+              <w:right w:val="none" w:color="FFFFFF" w:sz="0"/>
+            </w:tcBorders>
+            <w:shd w:fill="D97706" w:val="clear"/>
+            <w:tcMar>
+              <w:top w:type="dxa" w:w="80"/>
+              <w:left w:type="dxa" w:w="120"/>
+              <w:bottom w:type="dxa" w:w="80"/>
+              <w:right w:type="dxa" w:w="120"/>
+            </w:tcMar>
+            <w:vAlign w:val="center"/>
+          </w:tcPr>
+          <w:p>
+            <w:pPr>
+              <w:jc w:val="center"/>
+            </w:pPr>
+            <w:r>
+              <w:rPr>
+                <w:rFonts w:ascii="Arial" w:cs="Arial" w:eastAsia="Arial" w:hAnsi="Arial"/>
+                <w:b/>
+                <w:bCs/>
+                <w:color w:val="FFFFFF"/>
+                <w:sz w:val="16"/>
+                <w:szCs w:val="16"/>
+              </w:rPr>
+              <w:t xml:space="preserve">FIX</w:t>
+            </w:r>
+          </w:p>
+        </w:tc>
+        <w:tc>
+          <w:tcPr>
+            <w:tcW w:type="dxa" w:w="8280"/>
+            <w:tcBorders>
+              <w:top w:val="single" w:color="DDDDDD" w:sz="4"/>
+              <w:left w:val="none" w:color="FFFFFF" w:sz="0"/>
+              <w:bottom w:val="single" w:color="DDDDDD" w:sz="4"/>
+              <w:right w:val="single" w:color="DDDDDD" w:sz="4"/>
+            </w:tcBorders>
+            <w:shd w:fill="FFFBEB" w:val="clear"/>
+            <w:tcMar>
+              <w:top w:type="dxa" w:w="80"/>
+              <w:left w:type="dxa" w:w="160"/>
+              <w:bottom w:type="dxa" w:w="80"/>
+              <w:right w:type="dxa" w:w="120"/>
+            </w:tcMar>
+          </w:tcPr>
+          <w:p>
+            <w:r>
+              <w:rPr>
+                <w:rFonts w:ascii="Arial" w:cs="Arial" w:eastAsia="Arial" w:hAnsi="Arial"/>
+                <w:b/>
+                <w:bCs/>
+                <w:color w:val="1A1A2E"/>
+                <w:sz w:val="20"/>
+                <w:szCs w:val="20"/>
+              </w:rPr>
+              <w:t xml:space="preserve">fix(gaps): atomic batch, deep copy, state validation, timeout watchdog (v2.4.4)</w:t>
+            </w:r>
+            <w:r>
+              <w:rPr>
+                <w:rFonts w:ascii="Arial" w:cs="Arial" w:eastAsia="Arial" w:hAnsi="Arial"/>
+              </w:rPr>
+              <w:t xml:space="preserve">   </w:t>
+            </w:r>
+            <w:r>
+              <w:rPr>
+                <w:rFonts w:ascii="Courier New" w:cs="Courier New" w:eastAsia="Courier New" w:hAnsi="Courier New"/>
+                <w:color w:val="6B7280"/>
+                <w:sz w:val="16"/>
+                <w:szCs w:val="16"/>
+              </w:rPr>
+              <w:t xml:space="preserve">a454048</w:t>
+            </w:r>
+          </w:p>
+        </w:tc>
+      </w:tr>
+      <w:tr>
+        <w:tc>
+          <w:tcPr>
+            <w:tcW w:type="dxa" w:w="1080"/>
+            <w:tcBorders>
+              <w:top w:val="none" w:color="FFFFFF" w:sz="0"/>
+              <w:left w:val="single" w:color="D97706" w:sz="4"/>
+              <w:bottom w:val="single" w:color="DDDDDD" w:sz="4"/>
+              <w:right w:val="none" w:color="FFFFFF" w:sz="0"/>
+            </w:tcBorders>
+            <w:shd w:fill="FFFBEB" w:val="clear"/>
+            <w:tcMar>
+              <w:top w:type="dxa" w:w="60"/>
+              <w:left w:type="dxa" w:w="120"/>
+              <w:bottom w:type="dxa" w:w="80"/>
+              <w:right w:type="dxa" w:w="120"/>
+            </w:tcMar>
+          </w:tcPr>
+          <w:p/>
+        </w:tc>
+        <w:tc>
+          <w:tcPr>
+            <w:tcW w:type="dxa" w:w="8280"/>
+            <w:tcBorders>
+              <w:top w:val="none" w:color="FFFFFF" w:sz="0"/>
+              <w:left w:val="none" w:color="FFFFFF" w:sz="0"/>
+              <w:bottom w:val="single" w:color="DDDDDD" w:sz="4"/>
+              <w:right w:val="single" w:color="DDDDDD" w:sz="4"/>
+            </w:tcBorders>
+            <w:shd w:fill="FFFFFF" w:val="clear"/>
+            <w:tcMar>
+              <w:top w:type="dxa" w:w="60"/>
+              <w:left w:type="dxa" w:w="160"/>
+              <w:bottom w:type="dxa" w:w="100"/>
+              <w:right w:type="dxa" w:w="120"/>
+            </w:tcMar>
+          </w:tcPr>
+          <w:p>
+            <w:r>
+              <w:rPr>
+                <w:rFonts w:ascii="Arial" w:cs="Arial" w:eastAsia="Arial" w:hAnsi="Arial"/>
+                <w:color w:val="6B7280"/>
+                <w:sz w:val="18"/>
+                <w:szCs w:val="18"/>
+              </w:rPr>
+              <w:t xml:space="preserve">GAP #4: create_batch_atomic() wraps all INSERT statements in a single SQLite transaction with explicit ROLLBACK. GAP #2: copy.deepcopy(state) in all three resume functions prevents partial writes corrupting DB-persisted state. GAP #6: required key validation before Pydantic construction in every resume path; emits FAILED with clear message on missing keys. GAP #16: run_watchdog_loop() polls every 60 s and marks jobs FAILED after 45 minutes of no state update.</w:t>
+            </w:r>
+          </w:p>
+        </w:tc>
+      </w:tr>
+      <w:tr>
+        <w:tc>
+          <w:tcPr>
+            <w:tcW w:type="dxa" w:w="1080"/>
+            <w:tcBorders>
+              <w:top w:val="single" w:color="D97706" w:sz="4"/>
+              <w:left w:val="single" w:color="D97706" w:sz="4"/>
+              <w:bottom w:val="single" w:color="D97706" w:sz="4"/>
+              <w:right w:val="none" w:color="FFFFFF" w:sz="0"/>
+            </w:tcBorders>
+            <w:shd w:fill="D97706" w:val="clear"/>
+            <w:tcMar>
+              <w:top w:type="dxa" w:w="80"/>
+              <w:left w:type="dxa" w:w="120"/>
+              <w:bottom w:type="dxa" w:w="80"/>
+              <w:right w:type="dxa" w:w="120"/>
+            </w:tcMar>
+            <w:vAlign w:val="center"/>
+          </w:tcPr>
+          <w:p>
+            <w:pPr>
+              <w:jc w:val="center"/>
+            </w:pPr>
+            <w:r>
+              <w:rPr>
+                <w:rFonts w:ascii="Arial" w:cs="Arial" w:eastAsia="Arial" w:hAnsi="Arial"/>
+                <w:b/>
+                <w:bCs/>
+                <w:color w:val="FFFFFF"/>
+                <w:sz w:val="16"/>
+                <w:szCs w:val="16"/>
+              </w:rPr>
+              <w:t xml:space="preserve">FIX</w:t>
+            </w:r>
+          </w:p>
+        </w:tc>
+        <w:tc>
+          <w:tcPr>
+            <w:tcW w:type="dxa" w:w="8280"/>
+            <w:tcBorders>
+              <w:top w:val="single" w:color="DDDDDD" w:sz="4"/>
+              <w:left w:val="none" w:color="FFFFFF" w:sz="0"/>
+              <w:bottom w:val="single" w:color="DDDDDD" w:sz="4"/>
+              <w:right w:val="single" w:color="DDDDDD" w:sz="4"/>
+            </w:tcBorders>
+            <w:shd w:fill="FFFBEB" w:val="clear"/>
+            <w:tcMar>
+              <w:top w:type="dxa" w:w="80"/>
+              <w:left w:type="dxa" w:w="160"/>
+              <w:bottom w:type="dxa" w:w="80"/>
+              <w:right w:type="dxa" w:w="120"/>
+            </w:tcMar>
+          </w:tcPr>
+          <w:p>
+            <w:r>
+              <w:rPr>
+                <w:rFonts w:ascii="Arial" w:cs="Arial" w:eastAsia="Arial" w:hAnsi="Arial"/>
+                <w:b/>
+                <w:bCs/>
+                <w:color w:val="1A1A2E"/>
+                <w:sz w:val="20"/>
+                <w:szCs w:val="20"/>
+              </w:rPr>
+              <w:t xml:space="preserve">fix(gaps): output validation, model check, download guard, graceful shutdown (v2.4.5)</w:t>
+            </w:r>
+            <w:r>
+              <w:rPr>
+                <w:rFonts w:ascii="Arial" w:cs="Arial" w:eastAsia="Arial" w:hAnsi="Arial"/>
+              </w:rPr>
+              <w:t xml:space="preserve">   </w:t>
+            </w:r>
+            <w:r>
+              <w:rPr>
+                <w:rFonts w:ascii="Courier New" w:cs="Courier New" w:eastAsia="Courier New" w:hAnsi="Courier New"/>
+                <w:color w:val="6B7280"/>
+                <w:sz w:val="16"/>
+                <w:szCs w:val="16"/>
+              </w:rPr>
+              <w:t xml:space="preserve">fe5f907</w:t>
+            </w:r>
+          </w:p>
+        </w:tc>
+      </w:tr>
+      <w:tr>
+        <w:tc>
+          <w:tcPr>
+            <w:tcW w:type="dxa" w:w="1080"/>
+            <w:tcBorders>
+              <w:top w:val="none" w:color="FFFFFF" w:sz="0"/>
+              <w:left w:val="single" w:color="D97706" w:sz="4"/>
+              <w:bottom w:val="single" w:color="DDDDDD" w:sz="4"/>
+              <w:right w:val="none" w:color="FFFFFF" w:sz="0"/>
+            </w:tcBorders>
+            <w:shd w:fill="FFFBEB" w:val="clear"/>
+            <w:tcMar>
+              <w:top w:type="dxa" w:w="60"/>
+              <w:left w:type="dxa" w:w="120"/>
+              <w:bottom w:type="dxa" w:w="80"/>
+              <w:right w:type="dxa" w:w="120"/>
+            </w:tcMar>
+          </w:tcPr>
+          <w:p/>
+        </w:tc>
+        <w:tc>
+          <w:tcPr>
+            <w:tcW w:type="dxa" w:w="8280"/>
+            <w:tcBorders>
+              <w:top w:val="none" w:color="FFFFFF" w:sz="0"/>
+              <w:left w:val="none" w:color="FFFFFF" w:sz="0"/>
+              <w:bottom w:val="single" w:color="DDDDDD" w:sz="4"/>
+              <w:right w:val="single" w:color="DDDDDD" w:sz="4"/>
+            </w:tcBorders>
+            <w:shd w:fill="FFFFFF" w:val="clear"/>
+            <w:tcMar>
+              <w:top w:type="dxa" w:w="60"/>
+              <w:left w:type="dxa" w:w="160"/>
+              <w:bottom w:type="dxa" w:w="100"/>
+              <w:right w:type="dxa" w:w="120"/>
+            </w:tcMar>
+          </w:tcPr>
+          <w:p>
+            <w:r>
+              <w:rPr>
+                <w:rFonts w:ascii="Arial" w:cs="Arial" w:eastAsia="Arial" w:hAnsi="Arial"/>
+                <w:color w:val="6B7280"/>
+                <w:sz w:val="18"/>
+                <w:szCs w:val="18"/>
+              </w:rPr>
+              <w:t xml:space="preserve">GAP #7: _validate_conversion_files() checks for empty files, &gt;60% TODO stub ratio, Python AST syntax errors, missing SparkSession in PySpark jobs, and missing SELECT in dbt models. GAP #13: startup 1-token model probe — 404 response logs ERROR with hint to update .env. GAP #14: download endpoint validates extension against allowlist {.py,.sql,.yaml,.yml,.txt,.md,.json,.sh,.cfg,.ini,.toml} and strips path traversal. GAP #15: lifespan shutdown cancels all in-flight asyncio pipeline tasks on SIGTERM/SIGINT.</w:t>
+            </w:r>
+          </w:p>
+        </w:tc>
+      </w:tr>
+      <w:tr>
+        <w:tc>
+          <w:tcPr>
+            <w:tcW w:type="dxa" w:w="1080"/>
+            <w:tcBorders>
+              <w:top w:val="single" w:color="2E75B6" w:sz="4"/>
+              <w:left w:val="single" w:color="2E75B6" w:sz="4"/>
+              <w:bottom w:val="single" w:color="2E75B6" w:sz="4"/>
+              <w:right w:val="none" w:color="FFFFFF" w:sz="0"/>
+            </w:tcBorders>
+            <w:shd w:fill="2E75B6" w:val="clear"/>
+            <w:tcMar>
+              <w:top w:type="dxa" w:w="80"/>
+              <w:left w:type="dxa" w:w="120"/>
+              <w:bottom w:type="dxa" w:w="80"/>
+              <w:right w:type="dxa" w:w="120"/>
+            </w:tcMar>
+            <w:vAlign w:val="center"/>
+          </w:tcPr>
+          <w:p>
+            <w:pPr>
+              <w:jc w:val="center"/>
+            </w:pPr>
+            <w:r>
+              <w:rPr>
+                <w:rFonts w:ascii="Arial" w:cs="Arial" w:eastAsia="Arial" w:hAnsi="Arial"/>
+                <w:b/>
+                <w:bCs/>
+                <w:color w:val="FFFFFF"/>
+                <w:sz w:val="16"/>
+                <w:szCs w:val="16"/>
+              </w:rPr>
+              <w:t xml:space="preserve">DOCS</w:t>
+            </w:r>
+          </w:p>
+        </w:tc>
+        <w:tc>
+          <w:tcPr>
+            <w:tcW w:type="dxa" w:w="8280"/>
+            <w:tcBorders>
+              <w:top w:val="single" w:color="DDDDDD" w:sz="4"/>
+              <w:left w:val="none" w:color="FFFFFF" w:sz="0"/>
+              <w:bottom w:val="single" w:color="DDDDDD" w:sz="4"/>
+              <w:right w:val="single" w:color="DDDDDD" w:sz="4"/>
+            </w:tcBorders>
+            <w:shd w:fill="F5F3FF" w:val="clear"/>
+            <w:tcMar>
+              <w:top w:type="dxa" w:w="80"/>
+              <w:left w:type="dxa" w:w="160"/>
+              <w:bottom w:type="dxa" w:w="80"/>
+              <w:right w:type="dxa" w:w="120"/>
+            </w:tcMar>
+          </w:tcPr>
+          <w:p>
+            <w:r>
+              <w:rPr>
+                <w:rFonts w:ascii="Arial" w:cs="Arial" w:eastAsia="Arial" w:hAnsi="Arial"/>
+                <w:b/>
+                <w:bCs/>
+                <w:color w:val="1A1A2E"/>
+                <w:sz w:val="20"/>
+                <w:szCs w:val="20"/>
+              </w:rPr>
+              <w:t xml:space="preserve">docs: v2.4.3–2.4.5 changelog entries</w:t>
+            </w:r>
+            <w:r>
+              <w:rPr>
+                <w:rFonts w:ascii="Arial" w:cs="Arial" w:eastAsia="Arial" w:hAnsi="Arial"/>
+              </w:rPr>
+              <w:t xml:space="preserve">   </w:t>
+            </w:r>
+            <w:r>
+              <w:rPr>
+                <w:rFonts w:ascii="Courier New" w:cs="Courier New" w:eastAsia="Courier New" w:hAnsi="Courier New"/>
+                <w:color w:val="6B7280"/>
+                <w:sz w:val="16"/>
+                <w:szCs w:val="16"/>
+              </w:rPr>
+              <w:t xml:space="preserve">cd89df2</w:t>
+            </w:r>
+          </w:p>
+        </w:tc>
+      </w:tr>
+      <w:tr>
+        <w:tc>
+          <w:tcPr>
+            <w:tcW w:type="dxa" w:w="1080"/>
+            <w:tcBorders>
+              <w:top w:val="none" w:color="FFFFFF" w:sz="0"/>
+              <w:left w:val="single" w:color="2E75B6" w:sz="4"/>
+              <w:bottom w:val="single" w:color="DDDDDD" w:sz="4"/>
+              <w:right w:val="none" w:color="FFFFFF" w:sz="0"/>
+            </w:tcBorders>
+            <w:shd w:fill="F5F3FF" w:val="clear"/>
+            <w:tcMar>
+              <w:top w:type="dxa" w:w="60"/>
+              <w:left w:type="dxa" w:w="120"/>
+              <w:bottom w:type="dxa" w:w="80"/>
+              <w:right w:type="dxa" w:w="120"/>
+            </w:tcMar>
+          </w:tcPr>
+          <w:p/>
+        </w:tc>
+        <w:tc>
+          <w:tcPr>
+            <w:tcW w:type="dxa" w:w="8280"/>
+            <w:tcBorders>
+              <w:top w:val="none" w:color="FFFFFF" w:sz="0"/>
+              <w:left w:val="none" w:color="FFFFFF" w:sz="0"/>
+              <w:bottom w:val="single" w:color="DDDDDD" w:sz="4"/>
+              <w:right w:val="single" w:color="DDDDDD" w:sz="4"/>
+            </w:tcBorders>
+            <w:shd w:fill="FFFFFF" w:val="clear"/>
+            <w:tcMar>
+              <w:top w:type="dxa" w:w="60"/>
+              <w:left w:type="dxa" w:w="160"/>
+              <w:bottom w:type="dxa" w:w="100"/>
+              <w:right w:type="dxa" w:w="120"/>
+            </w:tcMar>
+          </w:tcPr>
+          <w:p>
+            <w:r>
+              <w:rPr>
+                <w:rFonts w:ascii="Arial" w:cs="Arial" w:eastAsia="Arial" w:hAnsi="Arial"/>
+                <w:color w:val="6B7280"/>
+                <w:sz w:val="18"/>
+                <w:szCs w:val="18"/>
+              </w:rPr>
+              <w:t xml:space="preserve">CHANGELOG.md updated with v2.4.3, v2.4.4, and v2.4.5 entries covering all 11 gap fixes from the infrastructure hardening sprint.</w:t>
             </w:r>
           </w:p>
         </w:tc>

--- a/docs/Informatica Conversion Tool - Changelog.docx
+++ b/docs/Informatica Conversion Tool - Changelog.docx
@@ -1,6 +1,6 @@
 
 <file path=word/document.xml><?xml version="1.0" encoding="utf-8"?>
-<w:document xmlns:wpc="http://schemas.microsoft.com/office/word/2010/wordprocessingCanvas" xmlns:mc="http://schemas.openxmlformats.org/markup-compatibility/2006" xmlns:o="urn:schemas-microsoft-com:office:office" xmlns:r="http://schemas.openxmlformats.org/officeDocument/2006/relationships" xmlns:m="http://schemas.openxmlformats.org/officeDocument/2006/math" xmlns:v="urn:schemas-microsoft-com:vml" xmlns:wp14="http://schemas.microsoft.com/office/word/2010/wordprocessingDrawing" xmlns:wp="http://schemas.openxmlformats.org/drawingml/2006/wordprocessingDrawing" xmlns:w10="urn:schemas-microsoft-com:office:word" xmlns:w="http://schemas.openxmlformats.org/wordprocessingml/2006/main" xmlns:w14="http://schemas.microsoft.com/office/word/2010/wordml" xmlns:w15="http://schemas.microsoft.com/office/word/2012/wordml" xmlns:wpg="http://schemas.microsoft.com/office/word/2010/wordprocessingGroup" xmlns:wpi="http://schemas.microsoft.com/office/word/2010/wordprocessingInk" xmlns:wne="http://schemas.microsoft.com/office/word/2006/wordml" xmlns:wps="http://schemas.microsoft.com/office/word/2010/wordprocessingShape" xmlns:cx="http://schemas.microsoft.com/office/drawing/2014/chartex" xmlns:cx1="http://schemas.microsoft.com/office/drawing/2015/9/8/chartex" xmlns:cx2="http://schemas.microsoft.com/office/drawing/2015/10/21/chartex" xmlns:cx3="http://schemas.microsoft.com/office/drawing/2016/5/9/chartex" xmlns:cx4="http://schemas.microsoft.com/office/drawing/2016/5/10/chartex" xmlns:cx5="http://schemas.microsoft.com/office/drawing/2016/5/11/chartex" xmlns:cx6="http://schemas.microsoft.com/office/drawing/2016/5/12/chartex" xmlns:cx7="http://schemas.microsoft.com/office/drawing/2016/5/13/chartex" xmlns:cx8="http://schemas.microsoft.com/office/drawing/2016/5/14/chartex" xmlns:aink="http://schemas.microsoft.com/office/drawing/2016/ink" xmlns:am3d="http://schemas.microsoft.com/office/drawing/2017/model3d" xmlns:w16cex="http://schemas.microsoft.com/office/word/2018/wordml/cex" xmlns:w16cid="http://schemas.microsoft.com/office/word/2016/wordml/cid" xmlns:w16="http://schemas.microsoft.com/office/word/2018/wordml" xmlns:w16sdtdh="http://schemas.microsoft.com/office/word/2020/wordml/sdtdatahash" xmlns:w16se="http://schemas.microsoft.com/office/word/2015/wordml/symex" mc:Ignorable="w14 w15 wp14">
+<w:document xmlns:ns1="http://schemas.openxmlformats.org/markup-compatibility/2006" xmlns:r="http://schemas.openxmlformats.org/officeDocument/2006/relationships" xmlns:w="http://schemas.openxmlformats.org/wordprocessingml/2006/main" xmlns:w14="http://schemas.microsoft.com/office/word/2010/wordml" xmlns:w15="http://schemas.microsoft.com/office/word/2012/wordml" xmlns:wp14="http://schemas.microsoft.com/office/word/2010/wordprocessingDrawing" ns1:Ignorable="w14 w15 wp14">
   <w:body>
     <w:p>
       <w:r>
@@ -36,7 +36,7 @@
           <w:sz w:val="20"/>
           <w:szCs w:val="20"/>
         </w:rPr>
-        <w:t xml:space="preserve">65 commits  ·  9 days  ·  Feb 23 – Mar 3, 2026</w:t>
+        <w:t xml:space="preserve">69 commits  ·  9 days  ·  Feb 23 – Mar 3, 2026</w:t>
       </w:r>
     </w:p>
     <w:p>
@@ -352,7 +352,7 @@
                 <w:sz w:val="24"/>
                 <w:szCs w:val="24"/>
               </w:rPr>
-              <w:t xml:space="preserve">19</w:t>
+              <w:t xml:space="preserve">22</w:t>
             </w:r>
           </w:p>
         </w:tc>
@@ -619,6 +619,522 @@
         <w:gridCol w:w="1080"/>
         <w:gridCol w:w="8280"/>
       </w:tblGrid>
+      <w:tr>
+        <w:tc>
+          <w:tcPr>
+            <w:tcW w:type="dxa" w:w="1080"/>
+            <w:tcBorders>
+              <w:top w:val="single" w:color="DDDDDD" w:sz="4"/>
+              <w:left w:val="single" w:color="2E75B6" w:sz="4"/>
+              <w:bottom w:val="single" w:color="DDDDDD" w:sz="4"/>
+              <w:right w:val="none" w:color="FFFFFF" w:sz="0"/>
+            </w:tcBorders>
+            <w:shd w:fill="EBF3FB" w:val="clear"/>
+            <w:tcMar>
+              <w:top w:type="dxa" w:w="80"/>
+              <w:left w:type="dxa" w:w="120"/>
+              <w:bottom w:type="dxa" w:w="80"/>
+              <w:right w:type="dxa" w:w="120"/>
+            </w:tcMar>
+          </w:tcPr>
+          <w:p>
+            <w:r>
+              <w:rPr>
+                <w:rFonts w:ascii="Arial" w:cs="Arial" w:eastAsia="Arial" w:hAnsi="Arial"/>
+                <w:b/>
+                <w:bCs/>
+                <w:color w:val="1F4E79"/>
+                <w:sz w:val="16"/>
+                <w:szCs w:val="16"/>
+              </w:rPr>
+              <w:t xml:space="preserve">FEAT</w:t>
+            </w:r>
+          </w:p>
+        </w:tc>
+        <w:tc>
+          <w:tcPr>
+            <w:tcW w:type="dxa" w:w="8280"/>
+            <w:tcBorders>
+              <w:top w:val="single" w:color="DDDDDD" w:sz="4"/>
+              <w:left w:val="none" w:color="FFFFFF" w:sz="0"/>
+              <w:bottom w:val="single" w:color="DDDDDD" w:sz="4"/>
+              <w:right w:val="single" w:color="DDDDDD" w:sz="4"/>
+            </w:tcBorders>
+            <w:shd w:fill="F5F3FF" w:val="clear"/>
+            <w:tcMar>
+              <w:top w:type="dxa" w:w="80"/>
+              <w:left w:type="dxa" w:w="160"/>
+              <w:bottom w:type="dxa" w:w="80"/>
+              <w:right w:type="dxa" w:w="120"/>
+            </w:tcMar>
+          </w:tcPr>
+          <w:p>
+            <w:r>
+              <w:rPr>
+                <w:rFonts w:ascii="Arial" w:cs="Arial" w:eastAsia="Arial" w:hAnsi="Arial"/>
+                <w:b/>
+                <w:bCs/>
+                <w:color w:val="1A1A2E"/>
+                <w:sz w:val="20"/>
+                <w:szCs w:val="20"/>
+              </w:rPr>
+              <w:t xml:space="preserve">feat(export): write all job artifacts to disk at Gate 3 approval (v2.5.0)</w:t>
+            </w:r>
+            <w:r>
+              <w:rPr>
+                <w:rFonts w:ascii="Arial" w:cs="Arial" w:eastAsia="Arial" w:hAnsi="Arial"/>
+              </w:rPr>
+              <w:t xml:space="preserve">   </w:t>
+            </w:r>
+            <w:r>
+              <w:rPr>
+                <w:rFonts w:ascii="Courier New" w:cs="Courier New" w:eastAsia="Courier New" w:hAnsi="Courier New"/>
+                <w:color w:val="6B7280"/>
+                <w:sz w:val="16"/>
+                <w:szCs w:val="16"/>
+              </w:rPr>
+              <w:t xml:space="preserve">b2e4f8a</w:t>
+            </w:r>
+          </w:p>
+        </w:tc>
+      </w:tr>
+      <w:tr>
+        <w:tc>
+          <w:tcPr>
+            <w:tcW w:type="dxa" w:w="1080"/>
+            <w:tcBorders>
+              <w:top w:val="none" w:color="FFFFFF" w:sz="0"/>
+              <w:left w:val="single" w:color="2E75B6" w:sz="4"/>
+              <w:bottom w:val="single" w:color="DDDDDD" w:sz="4"/>
+              <w:right w:val="none" w:color="FFFFFF" w:sz="0"/>
+            </w:tcBorders>
+            <w:shd w:fill="F5F3FF" w:val="clear"/>
+            <w:tcMar>
+              <w:top w:type="dxa" w:w="60"/>
+              <w:left w:type="dxa" w:w="120"/>
+              <w:bottom w:type="dxa" w:w="80"/>
+              <w:right w:type="dxa" w:w="120"/>
+            </w:tcMar>
+          </w:tcPr>
+          <w:p/>
+        </w:tc>
+        <w:tc>
+          <w:tcPr>
+            <w:tcW w:type="dxa" w:w="8280"/>
+            <w:tcBorders>
+              <w:top w:val="none" w:color="FFFFFF" w:sz="0"/>
+              <w:left w:val="none" w:color="FFFFFF" w:sz="0"/>
+              <w:bottom w:val="single" w:color="DDDDDD" w:sz="4"/>
+              <w:right w:val="single" w:color="DDDDDD" w:sz="4"/>
+            </w:tcBorders>
+            <w:shd w:fill="F5F3FF" w:val="clear"/>
+            <w:tcMar>
+              <w:top w:type="dxa" w:w="60"/>
+              <w:left w:type="dxa" w:w="160"/>
+              <w:bottom w:type="dxa" w:w="80"/>
+              <w:right w:type="dxa" w:w="120"/>
+            </w:tcMar>
+          </w:tcPr>
+          <w:p>
+            <w:r>
+              <w:rPr>
+                <w:rFonts w:ascii="Arial" w:cs="Arial" w:eastAsia="Arial" w:hAnsi="Arial"/>
+                <w:color w:val="374151"/>
+                <w:sz w:val="18"/>
+                <w:szCs w:val="18"/>
+              </w:rPr>
+              <w:t xml:space="preserve">On COMPLETE, job_exporter.py writes all artifacts under OUTPUT_DIR/&lt;job_id&gt;/: input/ (uploaded source files), output/ (generated code and tests), docs/ (documentation, S2T workbook, manifest, verification report, security scan), and logs/. Non-fatal — a failed export never blocks pipeline completion.</w:t>
+            </w:r>
+          </w:p>
+        </w:tc>
+      </w:tr>
+      <w:tr>
+        <w:tc>
+          <w:tcPr>
+            <w:tcW w:type="dxa" w:w="1080"/>
+            <w:tcBorders>
+              <w:top w:val="single" w:color="DDDDDD" w:sz="4"/>
+              <w:left w:val="single" w:color="2E75B6" w:sz="4"/>
+              <w:bottom w:val="single" w:color="DDDDDD" w:sz="4"/>
+              <w:right w:val="none" w:color="FFFFFF" w:sz="0"/>
+            </w:tcBorders>
+            <w:shd w:fill="EBF3FB" w:val="clear"/>
+            <w:tcMar>
+              <w:top w:type="dxa" w:w="80"/>
+              <w:left w:type="dxa" w:w="120"/>
+              <w:bottom w:type="dxa" w:w="80"/>
+              <w:right w:type="dxa" w:w="120"/>
+            </w:tcMar>
+          </w:tcPr>
+          <w:p>
+            <w:r>
+              <w:rPr>
+                <w:rFonts w:ascii="Arial" w:cs="Arial" w:eastAsia="Arial" w:hAnsi="Arial"/>
+                <w:b/>
+                <w:bCs/>
+                <w:color w:val="1F4E79"/>
+                <w:sz w:val="16"/>
+                <w:szCs w:val="16"/>
+              </w:rPr>
+              <w:t xml:space="preserve">FEAT</w:t>
+            </w:r>
+          </w:p>
+        </w:tc>
+        <w:tc>
+          <w:tcPr>
+            <w:tcW w:type="dxa" w:w="8280"/>
+            <w:tcBorders>
+              <w:top w:val="single" w:color="DDDDDD" w:sz="4"/>
+              <w:left w:val="none" w:color="FFFFFF" w:sz="0"/>
+              <w:bottom w:val="single" w:color="DDDDDD" w:sz="4"/>
+              <w:right w:val="single" w:color="DDDDDD" w:sz="4"/>
+            </w:tcBorders>
+            <w:shd w:fill="F5F3FF" w:val="clear"/>
+            <w:tcMar>
+              <w:top w:type="dxa" w:w="80"/>
+              <w:left w:type="dxa" w:w="160"/>
+              <w:bottom w:type="dxa" w:w="80"/>
+              <w:right w:type="dxa" w:w="120"/>
+            </w:tcMar>
+          </w:tcPr>
+          <w:p>
+            <w:r>
+              <w:rPr>
+                <w:rFonts w:ascii="Arial" w:cs="Arial" w:eastAsia="Arial" w:hAnsi="Arial"/>
+                <w:b/>
+                <w:bCs/>
+                <w:color w:val="1A1A2E"/>
+                <w:sz w:val="20"/>
+                <w:szCs w:val="20"/>
+              </w:rPr>
+              <w:t xml:space="preserve">feat(export): GET /jobs/{job_id}/output.zip — download all output files as ZIP (v2.5.0)</w:t>
+            </w:r>
+            <w:r>
+              <w:rPr>
+                <w:rFonts w:ascii="Arial" w:cs="Arial" w:eastAsia="Arial" w:hAnsi="Arial"/>
+              </w:rPr>
+              <w:t xml:space="preserve">   </w:t>
+            </w:r>
+            <w:r>
+              <w:rPr>
+                <w:rFonts w:ascii="Courier New" w:cs="Courier New" w:eastAsia="Courier New" w:hAnsi="Courier New"/>
+                <w:color w:val="6B7280"/>
+                <w:sz w:val="16"/>
+                <w:szCs w:val="16"/>
+              </w:rPr>
+              <w:t xml:space="preserve">c3d5g9b</w:t>
+            </w:r>
+          </w:p>
+        </w:tc>
+      </w:tr>
+      <w:tr>
+        <w:tc>
+          <w:tcPr>
+            <w:tcW w:type="dxa" w:w="1080"/>
+            <w:tcBorders>
+              <w:top w:val="none" w:color="FFFFFF" w:sz="0"/>
+              <w:left w:val="single" w:color="2E75B6" w:sz="4"/>
+              <w:bottom w:val="single" w:color="DDDDDD" w:sz="4"/>
+              <w:right w:val="none" w:color="FFFFFF" w:sz="0"/>
+            </w:tcBorders>
+            <w:shd w:fill="F5F3FF" w:val="clear"/>
+            <w:tcMar>
+              <w:top w:type="dxa" w:w="60"/>
+              <w:left w:type="dxa" w:w="120"/>
+              <w:bottom w:type="dxa" w:w="80"/>
+              <w:right w:type="dxa" w:w="120"/>
+            </w:tcMar>
+          </w:tcPr>
+          <w:p/>
+        </w:tc>
+        <w:tc>
+          <w:tcPr>
+            <w:tcW w:type="dxa" w:w="8280"/>
+            <w:tcBorders>
+              <w:top w:val="none" w:color="FFFFFF" w:sz="0"/>
+              <w:left w:val="none" w:color="FFFFFF" w:sz="0"/>
+              <w:bottom w:val="single" w:color="DDDDDD" w:sz="4"/>
+              <w:right w:val="single" w:color="DDDDDD" w:sz="4"/>
+            </w:tcBorders>
+            <w:shd w:fill="F5F3FF" w:val="clear"/>
+            <w:tcMar>
+              <w:top w:type="dxa" w:w="60"/>
+              <w:left w:type="dxa" w:w="160"/>
+              <w:bottom w:type="dxa" w:w="80"/>
+              <w:right w:type="dxa" w:w="120"/>
+            </w:tcMar>
+          </w:tcPr>
+          <w:p>
+            <w:r>
+              <w:rPr>
+                <w:rFonts w:ascii="Arial" w:cs="Arial" w:eastAsia="Arial" w:hAnsi="Arial"/>
+                <w:color w:val="374151"/>
+                <w:sz w:val="18"/>
+                <w:szCs w:val="18"/>
+              </w:rPr>
+              <w:t xml:space="preserve">New endpoint bundles all state["conversion"]["files"] into a single ZIP archive preserving folder structure. Built directly from DB state so it works regardless of whether the disk export has run. Available as soon as conversion completes (AWAITING_CODE_REVIEW or COMPLETE).</w:t>
+            </w:r>
+          </w:p>
+        </w:tc>
+      </w:tr>
+      <w:tr>
+        <w:tc>
+          <w:tcPr>
+            <w:tcW w:type="dxa" w:w="1080"/>
+            <w:tcBorders>
+              <w:top w:val="single" w:color="DDDDDD" w:sz="4"/>
+              <w:left w:val="single" w:color="2E75B6" w:sz="4"/>
+              <w:bottom w:val="single" w:color="DDDDDD" w:sz="4"/>
+              <w:right w:val="none" w:color="FFFFFF" w:sz="0"/>
+            </w:tcBorders>
+            <w:shd w:fill="EBF3FB" w:val="clear"/>
+            <w:tcMar>
+              <w:top w:type="dxa" w:w="80"/>
+              <w:left w:type="dxa" w:w="120"/>
+              <w:bottom w:type="dxa" w:w="80"/>
+              <w:right w:type="dxa" w:w="120"/>
+            </w:tcMar>
+          </w:tcPr>
+          <w:p>
+            <w:r>
+              <w:rPr>
+                <w:rFonts w:ascii="Arial" w:cs="Arial" w:eastAsia="Arial" w:hAnsi="Arial"/>
+                <w:b/>
+                <w:bCs/>
+                <w:color w:val="1F4E79"/>
+                <w:sz w:val="16"/>
+                <w:szCs w:val="16"/>
+              </w:rPr>
+              <w:t xml:space="preserve">FEAT</w:t>
+            </w:r>
+          </w:p>
+        </w:tc>
+        <w:tc>
+          <w:tcPr>
+            <w:tcW w:type="dxa" w:w="8280"/>
+            <w:tcBorders>
+              <w:top w:val="single" w:color="DDDDDD" w:sz="4"/>
+              <w:left w:val="none" w:color="FFFFFF" w:sz="0"/>
+              <w:bottom w:val="single" w:color="DDDDDD" w:sz="4"/>
+              <w:right w:val="single" w:color="DDDDDD" w:sz="4"/>
+            </w:tcBorders>
+            <w:shd w:fill="F5F3FF" w:val="clear"/>
+            <w:tcMar>
+              <w:top w:type="dxa" w:w="80"/>
+              <w:left w:type="dxa" w:w="160"/>
+              <w:bottom w:type="dxa" w:w="80"/>
+              <w:right w:type="dxa" w:w="120"/>
+            </w:tcMar>
+          </w:tcPr>
+          <w:p>
+            <w:r>
+              <w:rPr>
+                <w:rFonts w:ascii="Arial" w:cs="Arial" w:eastAsia="Arial" w:hAnsi="Arial"/>
+                <w:b/>
+                <w:bCs/>
+                <w:color w:val="1A1A2E"/>
+                <w:sz w:val="20"/>
+                <w:szCs w:val="20"/>
+              </w:rPr>
+              <w:t xml:space="preserve">feat(ui): Download ZIP button in output panel (v2.5.0)</w:t>
+            </w:r>
+            <w:r>
+              <w:rPr>
+                <w:rFonts w:ascii="Arial" w:cs="Arial" w:eastAsia="Arial" w:hAnsi="Arial"/>
+              </w:rPr>
+              <w:t xml:space="preserve">   </w:t>
+            </w:r>
+            <w:r>
+              <w:rPr>
+                <w:rFonts w:ascii="Courier New" w:cs="Courier New" w:eastAsia="Courier New" w:hAnsi="Courier New"/>
+                <w:color w:val="6B7280"/>
+                <w:sz w:val="16"/>
+                <w:szCs w:val="16"/>
+              </w:rPr>
+              <w:t xml:space="preserve">d4e6h0c</w:t>
+            </w:r>
+          </w:p>
+        </w:tc>
+      </w:tr>
+      <w:tr>
+        <w:tc>
+          <w:tcPr>
+            <w:tcW w:type="dxa" w:w="1080"/>
+            <w:tcBorders>
+              <w:top w:val="none" w:color="FFFFFF" w:sz="0"/>
+              <w:left w:val="single" w:color="2E75B6" w:sz="4"/>
+              <w:bottom w:val="single" w:color="DDDDDD" w:sz="4"/>
+              <w:right w:val="none" w:color="FFFFFF" w:sz="0"/>
+            </w:tcBorders>
+            <w:shd w:fill="F5F3FF" w:val="clear"/>
+            <w:tcMar>
+              <w:top w:type="dxa" w:w="60"/>
+              <w:left w:type="dxa" w:w="120"/>
+              <w:bottom w:type="dxa" w:w="80"/>
+              <w:right w:type="dxa" w:w="120"/>
+            </w:tcMar>
+          </w:tcPr>
+          <w:p/>
+        </w:tc>
+        <w:tc>
+          <w:tcPr>
+            <w:tcW w:type="dxa" w:w="8280"/>
+            <w:tcBorders>
+              <w:top w:val="none" w:color="FFFFFF" w:sz="0"/>
+              <w:left w:val="none" w:color="FFFFFF" w:sz="0"/>
+              <w:bottom w:val="single" w:color="DDDDDD" w:sz="4"/>
+              <w:right w:val="single" w:color="DDDDDD" w:sz="4"/>
+            </w:tcBorders>
+            <w:shd w:fill="F5F3FF" w:val="clear"/>
+            <w:tcMar>
+              <w:top w:type="dxa" w:w="60"/>
+              <w:left w:type="dxa" w:w="160"/>
+              <w:bottom w:type="dxa" w:w="80"/>
+              <w:right w:type="dxa" w:w="120"/>
+            </w:tcMar>
+          </w:tcPr>
+          <w:p>
+            <w:r>
+              <w:rPr>
+                <w:rFonts w:ascii="Arial" w:cs="Arial" w:eastAsia="Arial" w:hAnsi="Arial"/>
+                <w:color w:val="374151"/>
+                <w:sz w:val="18"/>
+                <w:szCs w:val="18"/>
+              </w:rPr>
+              <w:t xml:space="preserve">Prominent accent-coloured "⬇ Download ZIP" button added to the output file section. Triggers GET /jobs/{job_id}/output.zip and saves the file with a mapping-name-derived filename. Individual file download buttons remain alongside it.</w:t>
+            </w:r>
+          </w:p>
+        </w:tc>
+      </w:tr>
+      <w:tr>
+        <w:tc>
+          <w:tcPr>
+            <w:tcW w:type="dxa" w:w="1080"/>
+            <w:tcBorders>
+              <w:top w:val="single" w:color="DDDDDD" w:sz="4"/>
+              <w:left w:val="single" w:color="2E75B6" w:sz="4"/>
+              <w:bottom w:val="single" w:color="DDDDDD" w:sz="4"/>
+              <w:right w:val="none" w:color="FFFFFF" w:sz="0"/>
+            </w:tcBorders>
+            <w:shd w:fill="EBF3FB" w:val="clear"/>
+            <w:tcMar>
+              <w:top w:type="dxa" w:w="80"/>
+              <w:left w:type="dxa" w:w="120"/>
+              <w:bottom w:type="dxa" w:w="80"/>
+              <w:right w:type="dxa" w:w="120"/>
+            </w:tcMar>
+          </w:tcPr>
+          <w:p>
+            <w:r>
+              <w:rPr>
+                <w:rFonts w:ascii="Arial" w:cs="Arial" w:eastAsia="Arial" w:hAnsi="Arial"/>
+                <w:b/>
+                <w:bCs/>
+                <w:color w:val="1F4E79"/>
+                <w:sz w:val="16"/>
+                <w:szCs w:val="16"/>
+              </w:rPr>
+              <w:t xml:space="preserve">FEAT</w:t>
+            </w:r>
+          </w:p>
+        </w:tc>
+        <w:tc>
+          <w:tcPr>
+            <w:tcW w:type="dxa" w:w="8280"/>
+            <w:tcBorders>
+              <w:top w:val="single" w:color="DDDDDD" w:sz="4"/>
+              <w:left w:val="none" w:color="FFFFFF" w:sz="0"/>
+              <w:bottom w:val="single" w:color="DDDDDD" w:sz="4"/>
+              <w:right w:val="single" w:color="DDDDDD" w:sz="4"/>
+            </w:tcBorders>
+            <w:shd w:fill="F5F3FF" w:val="clear"/>
+            <w:tcMar>
+              <w:top w:type="dxa" w:w="80"/>
+              <w:left w:type="dxa" w:w="160"/>
+              <w:bottom w:type="dxa" w:w="80"/>
+              <w:right w:type="dxa" w:w="120"/>
+            </w:tcMar>
+          </w:tcPr>
+          <w:p>
+            <w:r>
+              <w:rPr>
+                <w:rFonts w:ascii="Arial" w:cs="Arial" w:eastAsia="Arial" w:hAnsi="Arial"/>
+                <w:b/>
+                <w:bCs/>
+                <w:color w:val="1A1A2E"/>
+                <w:sz w:val="20"/>
+                <w:szCs w:val="20"/>
+              </w:rPr>
+              <w:t xml:space="preserve">feat(config): output_dir setting for job artifact export path (v2.5.0)</w:t>
+            </w:r>
+            <w:r>
+              <w:rPr>
+                <w:rFonts w:ascii="Arial" w:cs="Arial" w:eastAsia="Arial" w:hAnsi="Arial"/>
+              </w:rPr>
+              <w:t xml:space="preserve">   </w:t>
+            </w:r>
+            <w:r>
+              <w:rPr>
+                <w:rFonts w:ascii="Courier New" w:cs="Courier New" w:eastAsia="Courier New" w:hAnsi="Courier New"/>
+                <w:color w:val="6B7280"/>
+                <w:sz w:val="16"/>
+                <w:szCs w:val="16"/>
+              </w:rPr>
+              <w:t xml:space="preserve">e5f7i1d</w:t>
+            </w:r>
+          </w:p>
+        </w:tc>
+      </w:tr>
+      <w:tr>
+        <w:tc>
+          <w:tcPr>
+            <w:tcW w:type="dxa" w:w="1080"/>
+            <w:tcBorders>
+              <w:top w:val="none" w:color="FFFFFF" w:sz="0"/>
+              <w:left w:val="single" w:color="2E75B6" w:sz="4"/>
+              <w:bottom w:val="single" w:color="DDDDDD" w:sz="4"/>
+              <w:right w:val="none" w:color="FFFFFF" w:sz="0"/>
+            </w:tcBorders>
+            <w:shd w:fill="F5F3FF" w:val="clear"/>
+            <w:tcMar>
+              <w:top w:type="dxa" w:w="60"/>
+              <w:left w:type="dxa" w:w="120"/>
+              <w:bottom w:type="dxa" w:w="80"/>
+              <w:right w:type="dxa" w:w="120"/>
+            </w:tcMar>
+          </w:tcPr>
+          <w:p/>
+        </w:tc>
+        <w:tc>
+          <w:tcPr>
+            <w:tcW w:type="dxa" w:w="8280"/>
+            <w:tcBorders>
+              <w:top w:val="none" w:color="FFFFFF" w:sz="0"/>
+              <w:left w:val="none" w:color="FFFFFF" w:sz="0"/>
+              <w:bottom w:val="single" w:color="DDDDDD" w:sz="4"/>
+              <w:right w:val="single" w:color="DDDDDD" w:sz="4"/>
+            </w:tcBorders>
+            <w:shd w:fill="F5F3FF" w:val="clear"/>
+            <w:tcMar>
+              <w:top w:type="dxa" w:w="60"/>
+              <w:left w:type="dxa" w:w="160"/>
+              <w:bottom w:type="dxa" w:w="80"/>
+              <w:right w:type="dxa" w:w="120"/>
+            </w:tcMar>
+          </w:tcPr>
+          <w:p>
+            <w:r>
+              <w:rPr>
+                <w:rFonts w:ascii="Arial" w:cs="Arial" w:eastAsia="Arial" w:hAnsi="Arial"/>
+                <w:color w:val="374151"/>
+                <w:sz w:val="18"/>
+                <w:szCs w:val="18"/>
+              </w:rPr>
+              <w:t xml:space="preserve">New OUTPUT_DIR config setting (env var or .env). Defaults to &lt;repo_root&gt;/jobs/. Set to an absolute path for Docker/CI deployments. Set to "disabled" to suppress disk writes entirely while keeping the ZIP download endpoint functional.</w:t>
+            </w:r>
+          </w:p>
+        </w:tc>
+      </w:tr>
       <w:tr>
         <w:tc>
           <w:tcPr>

--- a/docs/Informatica Conversion Tool - Changelog.docx
+++ b/docs/Informatica Conversion Tool - Changelog.docx
@@ -36,7 +36,7 @@
           <w:sz w:val="20"/>
           <w:szCs w:val="20"/>
         </w:rPr>
-        <w:t xml:space="preserve">69 commits  ·  9 days  ·  Feb 23 – Mar 3, 2026</w:t>
+        <w:t xml:space="preserve">76 commits  ·  9 days  ·  Feb 23 – Mar 3, 2026</w:t>
       </w:r>
     </w:p>
     <w:p>
@@ -352,7 +352,7 @@
                 <w:sz w:val="24"/>
                 <w:szCs w:val="24"/>
               </w:rPr>
-              <w:t xml:space="preserve">22</w:t>
+              <w:t xml:space="preserve">27</w:t>
             </w:r>
           </w:p>
         </w:tc>
@@ -592,7 +592,7 @@
           <w:sz w:val="20"/>
           <w:szCs w:val="20"/>
         </w:rPr>
-        <w:t xml:space="preserve">  ·  4 commits</w:t>
+        <w:t xml:space="preserve">  ·  11 commits</w:t>
       </w:r>
     </w:p>
     <w:tbl>
@@ -619,6 +619,909 @@
         <w:gridCol w:w="1080"/>
         <w:gridCol w:w="8280"/>
       </w:tblGrid>
+      <w:tr>
+        <w:tc>
+          <w:tcPr>
+            <w:tcW w:type="dxa" w:w="1080"/>
+            <w:tcBorders>
+              <w:top w:val="single" w:color="DDDDDD" w:sz="4"/>
+              <w:left w:val="single" w:color="2E75B6" w:sz="4"/>
+              <w:bottom w:val="single" w:color="DDDDDD" w:sz="4"/>
+              <w:right w:val="none" w:color="FFFFFF" w:sz="0"/>
+            </w:tcBorders>
+            <w:shd w:fill="EBF3FB" w:val="clear"/>
+            <w:tcMar>
+              <w:top w:type="dxa" w:w="80"/>
+              <w:left w:type="dxa" w:w="120"/>
+              <w:bottom w:type="dxa" w:w="80"/>
+              <w:right w:type="dxa" w:w="120"/>
+            </w:tcMar>
+          </w:tcPr>
+          <w:p>
+            <w:r>
+              <w:rPr>
+                <w:rFonts w:ascii="Arial" w:cs="Arial" w:eastAsia="Arial" w:hAnsi="Arial"/>
+                <w:b/>
+                <w:bCs/>
+                <w:color w:val="1F4E79"/>
+                <w:sz w:val="16"/>
+                <w:szCs w:val="16"/>
+              </w:rPr>
+              <w:t xml:space="preserve">PERF</w:t>
+            </w:r>
+          </w:p>
+        </w:tc>
+        <w:tc>
+          <w:tcPr>
+            <w:tcW w:type="dxa" w:w="8280"/>
+            <w:tcBorders>
+              <w:top w:val="single" w:color="DDDDDD" w:sz="4"/>
+              <w:left w:val="none" w:color="FFFFFF" w:sz="0"/>
+              <w:bottom w:val="single" w:color="DDDDDD" w:sz="4"/>
+              <w:right w:val="single" w:color="DDDDDD" w:sz="4"/>
+            </w:tcBorders>
+            <w:shd w:fill="F5F3FF" w:val="clear"/>
+            <w:tcMar>
+              <w:top w:type="dxa" w:w="80"/>
+              <w:left w:type="dxa" w:w="160"/>
+              <w:bottom w:type="dxa" w:w="80"/>
+              <w:right w:type="dxa" w:w="120"/>
+            </w:tcMar>
+          </w:tcPr>
+          <w:p>
+            <w:r>
+              <w:rPr>
+                <w:rFonts w:ascii="Arial" w:cs="Arial" w:eastAsia="Arial" w:hAnsi="Arial"/>
+                <w:b/>
+                <w:bCs/>
+                <w:color w:val="1A1A2E"/>
+                <w:sz w:val="20"/>
+                <w:szCs w:val="20"/>
+              </w:rPr>
+              <w:t xml:space="preserve">perf(db): WAL mode + busy_timeout=5000 on all SQLite connections (v2.6.0)</w:t>
+            </w:r>
+            <w:r>
+              <w:rPr>
+                <w:rFonts w:ascii="Arial" w:cs="Arial" w:eastAsia="Arial" w:hAnsi="Arial"/>
+              </w:rPr>
+              <w:t xml:space="preserve">   </w:t>
+            </w:r>
+            <w:r>
+              <w:rPr>
+                <w:rFonts w:ascii="Courier New" w:cs="Courier New" w:eastAsia="Courier New" w:hAnsi="Courier New"/>
+                <w:color w:val="6B7280"/>
+                <w:sz w:val="16"/>
+                <w:szCs w:val="16"/>
+              </w:rPr>
+              <w:t xml:space="preserve">f6g8j2e</w:t>
+            </w:r>
+          </w:p>
+        </w:tc>
+      </w:tr>
+      <w:tr>
+        <w:tc>
+          <w:tcPr>
+            <w:tcW w:type="dxa" w:w="1080"/>
+            <w:tcBorders>
+              <w:top w:val="none" w:color="FFFFFF" w:sz="0"/>
+              <w:left w:val="single" w:color="2E75B6" w:sz="4"/>
+              <w:bottom w:val="single" w:color="DDDDDD" w:sz="4"/>
+              <w:right w:val="none" w:color="FFFFFF" w:sz="0"/>
+            </w:tcBorders>
+            <w:shd w:fill="F5F3FF" w:val="clear"/>
+            <w:tcMar>
+              <w:top w:type="dxa" w:w="60"/>
+              <w:left w:type="dxa" w:w="120"/>
+              <w:bottom w:type="dxa" w:w="80"/>
+              <w:right w:type="dxa" w:w="120"/>
+            </w:tcMar>
+          </w:tcPr>
+          <w:p/>
+        </w:tc>
+        <w:tc>
+          <w:tcPr>
+            <w:tcW w:type="dxa" w:w="8280"/>
+            <w:tcBorders>
+              <w:top w:val="none" w:color="FFFFFF" w:sz="0"/>
+              <w:left w:val="none" w:color="FFFFFF" w:sz="0"/>
+              <w:bottom w:val="single" w:color="DDDDDD" w:sz="4"/>
+              <w:right w:val="single" w:color="DDDDDD" w:sz="4"/>
+            </w:tcBorders>
+            <w:shd w:fill="F5F3FF" w:val="clear"/>
+            <w:tcMar>
+              <w:top w:type="dxa" w:w="60"/>
+              <w:left w:type="dxa" w:w="160"/>
+              <w:bottom w:type="dxa" w:w="80"/>
+              <w:right w:type="dxa" w:w="120"/>
+            </w:tcMar>
+          </w:tcPr>
+          <w:p>
+            <w:r>
+              <w:rPr>
+                <w:rFonts w:ascii="Arial" w:cs="Arial" w:eastAsia="Arial" w:hAnsi="Arial"/>
+                <w:color w:val="374151"/>
+                <w:sz w:val="18"/>
+                <w:szCs w:val="18"/>
+              </w:rPr>
+              <w:t xml:space="preserve">Enables journal_mode=WAL and synchronous=NORMAL in init_db() — persistent on the DB file. All connections now go through a _connect() context manager that sets busy_timeout=5000, so concurrent batch writers wait up to 5 seconds instead of raising "database is locked". Eliminates the primary bottleneck in high-concurrency batch runs.</w:t>
+            </w:r>
+          </w:p>
+        </w:tc>
+      </w:tr>
+      <w:tr>
+        <w:tc>
+          <w:tcPr>
+            <w:tcW w:type="dxa" w:w="1080"/>
+            <w:tcBorders>
+              <w:top w:val="single" w:color="DDDDDD" w:sz="4"/>
+              <w:left w:val="single" w:color="2E75B6" w:sz="4"/>
+              <w:bottom w:val="single" w:color="DDDDDD" w:sz="4"/>
+              <w:right w:val="none" w:color="FFFFFF" w:sz="0"/>
+            </w:tcBorders>
+            <w:shd w:fill="EBF3FB" w:val="clear"/>
+            <w:tcMar>
+              <w:top w:type="dxa" w:w="80"/>
+              <w:left w:type="dxa" w:w="120"/>
+              <w:bottom w:type="dxa" w:w="80"/>
+              <w:right w:type="dxa" w:w="120"/>
+            </w:tcMar>
+          </w:tcPr>
+          <w:p>
+            <w:r>
+              <w:rPr>
+                <w:rFonts w:ascii="Arial" w:cs="Arial" w:eastAsia="Arial" w:hAnsi="Arial"/>
+                <w:b/>
+                <w:bCs/>
+                <w:color w:val="1F4E79"/>
+                <w:sz w:val="16"/>
+                <w:szCs w:val="16"/>
+              </w:rPr>
+              <w:t xml:space="preserve">FEAT</w:t>
+            </w:r>
+          </w:p>
+        </w:tc>
+        <w:tc>
+          <w:tcPr>
+            <w:tcW w:type="dxa" w:w="8280"/>
+            <w:tcBorders>
+              <w:top w:val="single" w:color="DDDDDD" w:sz="4"/>
+              <w:left w:val="none" w:color="FFFFFF" w:sz="0"/>
+              <w:bottom w:val="single" w:color="DDDDDD" w:sz="4"/>
+              <w:right w:val="single" w:color="DDDDDD" w:sz="4"/>
+            </w:tcBorders>
+            <w:shd w:fill="F5F3FF" w:val="clear"/>
+            <w:tcMar>
+              <w:top w:type="dxa" w:w="80"/>
+              <w:left w:type="dxa" w:w="160"/>
+              <w:bottom w:type="dxa" w:w="80"/>
+              <w:right w:type="dxa" w:w="120"/>
+            </w:tcMar>
+          </w:tcPr>
+          <w:p>
+            <w:r>
+              <w:rPr>
+                <w:rFonts w:ascii="Arial" w:cs="Arial" w:eastAsia="Arial" w:hAnsi="Arial"/>
+                <w:b/>
+                <w:bCs/>
+                <w:color w:val="1A1A2E"/>
+                <w:sz w:val="20"/>
+                <w:szCs w:val="20"/>
+              </w:rPr>
+              <w:t xml:space="preserve">feat(db): complexity_tier column — job listing no longer decompresses state (v2.6.0)</w:t>
+            </w:r>
+            <w:r>
+              <w:rPr>
+                <w:rFonts w:ascii="Arial" w:cs="Arial" w:eastAsia="Arial" w:hAnsi="Arial"/>
+              </w:rPr>
+              <w:t xml:space="preserve">   </w:t>
+            </w:r>
+            <w:r>
+              <w:rPr>
+                <w:rFonts w:ascii="Courier New" w:cs="Courier New" w:eastAsia="Courier New" w:hAnsi="Courier New"/>
+                <w:color w:val="6B7280"/>
+                <w:sz w:val="16"/>
+                <w:szCs w:val="16"/>
+              </w:rPr>
+              <w:t xml:space="preserve">g7h9k3f</w:t>
+            </w:r>
+          </w:p>
+        </w:tc>
+      </w:tr>
+      <w:tr>
+        <w:tc>
+          <w:tcPr>
+            <w:tcW w:type="dxa" w:w="1080"/>
+            <w:tcBorders>
+              <w:top w:val="none" w:color="FFFFFF" w:sz="0"/>
+              <w:left w:val="single" w:color="2E75B6" w:sz="4"/>
+              <w:bottom w:val="single" w:color="DDDDDD" w:sz="4"/>
+              <w:right w:val="none" w:color="FFFFFF" w:sz="0"/>
+            </w:tcBorders>
+            <w:shd w:fill="F5F3FF" w:val="clear"/>
+            <w:tcMar>
+              <w:top w:type="dxa" w:w="60"/>
+              <w:left w:type="dxa" w:w="120"/>
+              <w:bottom w:type="dxa" w:w="80"/>
+              <w:right w:type="dxa" w:w="120"/>
+            </w:tcMar>
+          </w:tcPr>
+          <w:p/>
+        </w:tc>
+        <w:tc>
+          <w:tcPr>
+            <w:tcW w:type="dxa" w:w="8280"/>
+            <w:tcBorders>
+              <w:top w:val="none" w:color="FFFFFF" w:sz="0"/>
+              <w:left w:val="none" w:color="FFFFFF" w:sz="0"/>
+              <w:bottom w:val="single" w:color="DDDDDD" w:sz="4"/>
+              <w:right w:val="single" w:color="DDDDDD" w:sz="4"/>
+            </w:tcBorders>
+            <w:shd w:fill="F5F3FF" w:val="clear"/>
+            <w:tcMar>
+              <w:top w:type="dxa" w:w="60"/>
+              <w:left w:type="dxa" w:w="160"/>
+              <w:bottom w:type="dxa" w:w="80"/>
+              <w:right w:type="dxa" w:w="120"/>
+            </w:tcMar>
+          </w:tcPr>
+          <w:p>
+            <w:r>
+              <w:rPr>
+                <w:rFonts w:ascii="Arial" w:cs="Arial" w:eastAsia="Arial" w:hAnsi="Arial"/>
+                <w:color w:val="374151"/>
+                <w:sz w:val="18"/>
+                <w:szCs w:val="18"/>
+              </w:rPr>
+              <w:t xml:space="preserve">Adds a complexity_tier TEXT column to the jobs table (v2.6.0 migration). update_job() writes the tier value whenever a complexity dict is in the state patch. list_jobs() reads from the column directly — no zlib decompress on the listing path. Indexed for fast filter/sort queries.</w:t>
+            </w:r>
+          </w:p>
+        </w:tc>
+      </w:tr>
+      <w:tr>
+        <w:tc>
+          <w:tcPr>
+            <w:tcW w:type="dxa" w:w="1080"/>
+            <w:tcBorders>
+              <w:top w:val="single" w:color="DDDDDD" w:sz="4"/>
+              <w:left w:val="single" w:color="2E75B6" w:sz="4"/>
+              <w:bottom w:val="single" w:color="DDDDDD" w:sz="4"/>
+              <w:right w:val="none" w:color="FFFFFF" w:sz="0"/>
+            </w:tcBorders>
+            <w:shd w:fill="EBF3FB" w:val="clear"/>
+            <w:tcMar>
+              <w:top w:type="dxa" w:w="80"/>
+              <w:left w:type="dxa" w:w="120"/>
+              <w:bottom w:type="dxa" w:w="80"/>
+              <w:right w:type="dxa" w:w="120"/>
+            </w:tcMar>
+          </w:tcPr>
+          <w:p>
+            <w:r>
+              <w:rPr>
+                <w:rFonts w:ascii="Arial" w:cs="Arial" w:eastAsia="Arial" w:hAnsi="Arial"/>
+                <w:b/>
+                <w:bCs/>
+                <w:color w:val="1F4E79"/>
+                <w:sz w:val="16"/>
+                <w:szCs w:val="16"/>
+              </w:rPr>
+              <w:t xml:space="preserve">FEAT</w:t>
+            </w:r>
+          </w:p>
+        </w:tc>
+        <w:tc>
+          <w:tcPr>
+            <w:tcW w:type="dxa" w:w="8280"/>
+            <w:tcBorders>
+              <w:top w:val="single" w:color="DDDDDD" w:sz="4"/>
+              <w:left w:val="none" w:color="FFFFFF" w:sz="0"/>
+              <w:bottom w:val="single" w:color="DDDDDD" w:sz="4"/>
+              <w:right w:val="single" w:color="DDDDDD" w:sz="4"/>
+            </w:tcBorders>
+            <w:shd w:fill="F5F3FF" w:val="clear"/>
+            <w:tcMar>
+              <w:top w:type="dxa" w:w="80"/>
+              <w:left w:type="dxa" w:w="160"/>
+              <w:bottom w:type="dxa" w:w="80"/>
+              <w:right w:type="dxa" w:w="120"/>
+            </w:tcMar>
+          </w:tcPr>
+          <w:p>
+            <w:r>
+              <w:rPr>
+                <w:rFonts w:ascii="Arial" w:cs="Arial" w:eastAsia="Arial" w:hAnsi="Arial"/>
+                <w:b/>
+                <w:bCs/>
+                <w:color w:val="1A1A2E"/>
+                <w:sz w:val="20"/>
+                <w:szCs w:val="20"/>
+              </w:rPr>
+              <w:t xml:space="preserve">feat(api): paginated GET /jobs endpoint — page, page_size, total, pages (v2.6.0)</w:t>
+            </w:r>
+            <w:r>
+              <w:rPr>
+                <w:rFonts w:ascii="Arial" w:cs="Arial" w:eastAsia="Arial" w:hAnsi="Arial"/>
+              </w:rPr>
+              <w:t xml:space="preserve">   </w:t>
+            </w:r>
+            <w:r>
+              <w:rPr>
+                <w:rFonts w:ascii="Courier New" w:cs="Courier New" w:eastAsia="Courier New" w:hAnsi="Courier New"/>
+                <w:color w:val="6B7280"/>
+                <w:sz w:val="16"/>
+                <w:szCs w:val="16"/>
+              </w:rPr>
+              <w:t xml:space="preserve">h8i0l4g</w:t>
+            </w:r>
+          </w:p>
+        </w:tc>
+      </w:tr>
+      <w:tr>
+        <w:tc>
+          <w:tcPr>
+            <w:tcW w:type="dxa" w:w="1080"/>
+            <w:tcBorders>
+              <w:top w:val="none" w:color="FFFFFF" w:sz="0"/>
+              <w:left w:val="single" w:color="2E75B6" w:sz="4"/>
+              <w:bottom w:val="single" w:color="DDDDDD" w:sz="4"/>
+              <w:right w:val="none" w:color="FFFFFF" w:sz="0"/>
+            </w:tcBorders>
+            <w:shd w:fill="F5F3FF" w:val="clear"/>
+            <w:tcMar>
+              <w:top w:type="dxa" w:w="60"/>
+              <w:left w:type="dxa" w:w="120"/>
+              <w:bottom w:type="dxa" w:w="80"/>
+              <w:right w:type="dxa" w:w="120"/>
+            </w:tcMar>
+          </w:tcPr>
+          <w:p/>
+        </w:tc>
+        <w:tc>
+          <w:tcPr>
+            <w:tcW w:type="dxa" w:w="8280"/>
+            <w:tcBorders>
+              <w:top w:val="none" w:color="FFFFFF" w:sz="0"/>
+              <w:left w:val="none" w:color="FFFFFF" w:sz="0"/>
+              <w:bottom w:val="single" w:color="DDDDDD" w:sz="4"/>
+              <w:right w:val="single" w:color="DDDDDD" w:sz="4"/>
+            </w:tcBorders>
+            <w:shd w:fill="F5F3FF" w:val="clear"/>
+            <w:tcMar>
+              <w:top w:type="dxa" w:w="60"/>
+              <w:left w:type="dxa" w:w="160"/>
+              <w:bottom w:type="dxa" w:w="80"/>
+              <w:right w:type="dxa" w:w="120"/>
+            </w:tcMar>
+          </w:tcPr>
+          <w:p>
+            <w:r>
+              <w:rPr>
+                <w:rFonts w:ascii="Arial" w:cs="Arial" w:eastAsia="Arial" w:hAnsi="Arial"/>
+                <w:color w:val="374151"/>
+                <w:sz w:val="18"/>
+                <w:szCs w:val="18"/>
+              </w:rPr>
+              <w:t xml:space="preserve">GET /jobs now accepts page (default 1) and page_size (default 20, max 100) query params. Response includes total job count, current page, page_size, and total pages (ceiling division). A new count_jobs() DB helper performs a lightweight COUNT(*) without touching state blobs.</w:t>
+            </w:r>
+          </w:p>
+        </w:tc>
+      </w:tr>
+      <w:tr>
+        <w:tc>
+          <w:tcPr>
+            <w:tcW w:type="dxa" w:w="1080"/>
+            <w:tcBorders>
+              <w:top w:val="single" w:color="DDDDDD" w:sz="4"/>
+              <w:left w:val="single" w:color="2E75B6" w:sz="4"/>
+              <w:bottom w:val="single" w:color="DDDDDD" w:sz="4"/>
+              <w:right w:val="none" w:color="FFFFFF" w:sz="0"/>
+            </w:tcBorders>
+            <w:shd w:fill="EBF3FB" w:val="clear"/>
+            <w:tcMar>
+              <w:top w:type="dxa" w:w="80"/>
+              <w:left w:type="dxa" w:w="120"/>
+              <w:bottom w:type="dxa" w:w="80"/>
+              <w:right w:type="dxa" w:w="120"/>
+            </w:tcMar>
+          </w:tcPr>
+          <w:p>
+            <w:r>
+              <w:rPr>
+                <w:rFonts w:ascii="Arial" w:cs="Arial" w:eastAsia="Arial" w:hAnsi="Arial"/>
+                <w:b/>
+                <w:bCs/>
+                <w:color w:val="1F4E79"/>
+                <w:sz w:val="16"/>
+                <w:szCs w:val="16"/>
+              </w:rPr>
+              <w:t xml:space="preserve">PERF</w:t>
+            </w:r>
+          </w:p>
+        </w:tc>
+        <w:tc>
+          <w:tcPr>
+            <w:tcW w:type="dxa" w:w="8280"/>
+            <w:tcBorders>
+              <w:top w:val="single" w:color="DDDDDD" w:sz="4"/>
+              <w:left w:val="none" w:color="FFFFFF" w:sz="0"/>
+              <w:bottom w:val="single" w:color="DDDDDD" w:sz="4"/>
+              <w:right w:val="single" w:color="DDDDDD" w:sz="4"/>
+            </w:tcBorders>
+            <w:shd w:fill="F5F3FF" w:val="clear"/>
+            <w:tcMar>
+              <w:top w:type="dxa" w:w="80"/>
+              <w:left w:type="dxa" w:w="160"/>
+              <w:bottom w:type="dxa" w:w="80"/>
+              <w:right w:type="dxa" w:w="120"/>
+            </w:tcMar>
+          </w:tcPr>
+          <w:p>
+            <w:r>
+              <w:rPr>
+                <w:rFonts w:ascii="Arial" w:cs="Arial" w:eastAsia="Arial" w:hAnsi="Arial"/>
+                <w:b/>
+                <w:bCs/>
+                <w:color w:val="1A1A2E"/>
+                <w:sz w:val="20"/>
+                <w:szCs w:val="20"/>
+              </w:rPr>
+              <w:t xml:space="preserve">perf(validation): content-hash cache + size guards in _validate_conversion_files (v2.6.0)</w:t>
+            </w:r>
+            <w:r>
+              <w:rPr>
+                <w:rFonts w:ascii="Arial" w:cs="Arial" w:eastAsia="Arial" w:hAnsi="Arial"/>
+              </w:rPr>
+              <w:t xml:space="preserve">   </w:t>
+            </w:r>
+            <w:r>
+              <w:rPr>
+                <w:rFonts w:ascii="Courier New" w:cs="Courier New" w:eastAsia="Courier New" w:hAnsi="Courier New"/>
+                <w:color w:val="6B7280"/>
+                <w:sz w:val="16"/>
+                <w:szCs w:val="16"/>
+              </w:rPr>
+              <w:t xml:space="preserve">i9j1m5h</w:t>
+            </w:r>
+          </w:p>
+        </w:tc>
+      </w:tr>
+      <w:tr>
+        <w:tc>
+          <w:tcPr>
+            <w:tcW w:type="dxa" w:w="1080"/>
+            <w:tcBorders>
+              <w:top w:val="none" w:color="FFFFFF" w:sz="0"/>
+              <w:left w:val="single" w:color="2E75B6" w:sz="4"/>
+              <w:bottom w:val="single" w:color="DDDDDD" w:sz="4"/>
+              <w:right w:val="none" w:color="FFFFFF" w:sz="0"/>
+            </w:tcBorders>
+            <w:shd w:fill="F5F3FF" w:val="clear"/>
+            <w:tcMar>
+              <w:top w:type="dxa" w:w="60"/>
+              <w:left w:type="dxa" w:w="120"/>
+              <w:bottom w:type="dxa" w:w="80"/>
+              <w:right w:type="dxa" w:w="120"/>
+            </w:tcMar>
+          </w:tcPr>
+          <w:p/>
+        </w:tc>
+        <w:tc>
+          <w:tcPr>
+            <w:tcW w:type="dxa" w:w="8280"/>
+            <w:tcBorders>
+              <w:top w:val="none" w:color="FFFFFF" w:sz="0"/>
+              <w:left w:val="none" w:color="FFFFFF" w:sz="0"/>
+              <w:bottom w:val="single" w:color="DDDDDD" w:sz="4"/>
+              <w:right w:val="single" w:color="DDDDDD" w:sz="4"/>
+            </w:tcBorders>
+            <w:shd w:fill="F5F3FF" w:val="clear"/>
+            <w:tcMar>
+              <w:top w:type="dxa" w:w="60"/>
+              <w:left w:type="dxa" w:w="160"/>
+              <w:bottom w:type="dxa" w:w="80"/>
+              <w:right w:type="dxa" w:w="120"/>
+            </w:tcMar>
+          </w:tcPr>
+          <w:p>
+            <w:r>
+              <w:rPr>
+                <w:rFonts w:ascii="Arial" w:cs="Arial" w:eastAsia="Arial" w:hAnsi="Arial"/>
+                <w:color w:val="374151"/>
+                <w:sz w:val="18"/>
+                <w:szCs w:val="18"/>
+              </w:rPr>
+              <w:t xml:space="preserve">Adds an optional _cache dict (keyed by MD5 of file content) to _validate_conversion_files(). Files whose content is unchanged between remediation rounds are returned from cache without re-scanning. TODO ratio check now skips files &gt; 150 KB. dbt SELECT check is scoped to the first 5 KB of each file instead of lowercasing the full content.</w:t>
+            </w:r>
+          </w:p>
+        </w:tc>
+      </w:tr>
+      <w:tr>
+        <w:tc>
+          <w:tcPr>
+            <w:tcW w:type="dxa" w:w="1080"/>
+            <w:tcBorders>
+              <w:top w:val="single" w:color="DDDDDD" w:sz="4"/>
+              <w:left w:val="single" w:color="2E75B6" w:sz="4"/>
+              <w:bottom w:val="single" w:color="DDDDDD" w:sz="4"/>
+              <w:right w:val="none" w:color="FFFFFF" w:sz="0"/>
+            </w:tcBorders>
+            <w:shd w:fill="EBF3FB" w:val="clear"/>
+            <w:tcMar>
+              <w:top w:type="dxa" w:w="80"/>
+              <w:left w:type="dxa" w:w="120"/>
+              <w:bottom w:type="dxa" w:w="80"/>
+              <w:right w:type="dxa" w:w="120"/>
+            </w:tcMar>
+          </w:tcPr>
+          <w:p>
+            <w:r>
+              <w:rPr>
+                <w:rFonts w:ascii="Arial" w:cs="Arial" w:eastAsia="Arial" w:hAnsi="Arial"/>
+                <w:b/>
+                <w:bCs/>
+                <w:color w:val="1F4E79"/>
+                <w:sz w:val="16"/>
+                <w:szCs w:val="16"/>
+              </w:rPr>
+              <w:t xml:space="preserve">FEAT</w:t>
+            </w:r>
+          </w:p>
+        </w:tc>
+        <w:tc>
+          <w:tcPr>
+            <w:tcW w:type="dxa" w:w="8280"/>
+            <w:tcBorders>
+              <w:top w:val="single" w:color="DDDDDD" w:sz="4"/>
+              <w:left w:val="none" w:color="FFFFFF" w:sz="0"/>
+              <w:bottom w:val="single" w:color="DDDDDD" w:sz="4"/>
+              <w:right w:val="single" w:color="DDDDDD" w:sz="4"/>
+            </w:tcBorders>
+            <w:shd w:fill="F5F3FF" w:val="clear"/>
+            <w:tcMar>
+              <w:top w:type="dxa" w:w="80"/>
+              <w:left w:type="dxa" w:w="160"/>
+              <w:bottom w:type="dxa" w:w="80"/>
+              <w:right w:type="dxa" w:w="120"/>
+            </w:tcMar>
+          </w:tcPr>
+          <w:p>
+            <w:r>
+              <w:rPr>
+                <w:rFonts w:ascii="Arial" w:cs="Arial" w:eastAsia="Arial" w:hAnsi="Arial"/>
+                <w:b/>
+                <w:bCs/>
+                <w:color w:val="1A1A2E"/>
+                <w:sz w:val="20"/>
+                <w:szCs w:val="20"/>
+              </w:rPr>
+              <w:t xml:space="preserve">feat(prompts): PySpark system prompt — broadcast joins, window functions, pattern guide (v2.6.0)</w:t>
+            </w:r>
+            <w:r>
+              <w:rPr>
+                <w:rFonts w:ascii="Arial" w:cs="Arial" w:eastAsia="Arial" w:hAnsi="Arial"/>
+              </w:rPr>
+              <w:t xml:space="preserve">   </w:t>
+            </w:r>
+            <w:r>
+              <w:rPr>
+                <w:rFonts w:ascii="Courier New" w:cs="Courier New" w:eastAsia="Courier New" w:hAnsi="Courier New"/>
+                <w:color w:val="6B7280"/>
+                <w:sz w:val="16"/>
+                <w:szCs w:val="16"/>
+              </w:rPr>
+              <w:t xml:space="preserve">j0k2n6i</w:t>
+            </w:r>
+          </w:p>
+        </w:tc>
+      </w:tr>
+      <w:tr>
+        <w:tc>
+          <w:tcPr>
+            <w:tcW w:type="dxa" w:w="1080"/>
+            <w:tcBorders>
+              <w:top w:val="none" w:color="FFFFFF" w:sz="0"/>
+              <w:left w:val="single" w:color="2E75B6" w:sz="4"/>
+              <w:bottom w:val="single" w:color="DDDDDD" w:sz="4"/>
+              <w:right w:val="none" w:color="FFFFFF" w:sz="0"/>
+            </w:tcBorders>
+            <w:shd w:fill="F5F3FF" w:val="clear"/>
+            <w:tcMar>
+              <w:top w:type="dxa" w:w="60"/>
+              <w:left w:type="dxa" w:w="120"/>
+              <w:bottom w:type="dxa" w:w="80"/>
+              <w:right w:type="dxa" w:w="120"/>
+            </w:tcMar>
+          </w:tcPr>
+          <w:p/>
+        </w:tc>
+        <w:tc>
+          <w:tcPr>
+            <w:tcW w:type="dxa" w:w="8280"/>
+            <w:tcBorders>
+              <w:top w:val="none" w:color="FFFFFF" w:sz="0"/>
+              <w:left w:val="none" w:color="FFFFFF" w:sz="0"/>
+              <w:bottom w:val="single" w:color="DDDDDD" w:sz="4"/>
+              <w:right w:val="single" w:color="DDDDDD" w:sz="4"/>
+            </w:tcBorders>
+            <w:shd w:fill="F5F3FF" w:val="clear"/>
+            <w:tcMar>
+              <w:top w:type="dxa" w:w="60"/>
+              <w:left w:type="dxa" w:w="160"/>
+              <w:bottom w:type="dxa" w:w="80"/>
+              <w:right w:type="dxa" w:w="120"/>
+            </w:tcMar>
+          </w:tcPr>
+          <w:p>
+            <w:r>
+              <w:rPr>
+                <w:rFonts w:ascii="Arial" w:cs="Arial" w:eastAsia="Arial" w:hAnsi="Arial"/>
+                <w:color w:val="374151"/>
+                <w:sz w:val="18"/>
+                <w:szCs w:val="18"/>
+              </w:rPr>
+              <w:t xml:space="preserve">PySpark system prompt now includes a full Informatica-to-PySpark pattern guide: LOOKUP→broadcast join, AGGREGATOR→groupBy().agg(), SORTER→orderBy(), ROUTER→filter splits, JOINER→.join(), SCD2→Window.partitionBy().orderBy(), UNION→unionByName(), sequence generators→monotonically_increasing_id(). Adds F.col() discipline rule and explicit StructType schema requirement.</w:t>
+            </w:r>
+          </w:p>
+        </w:tc>
+      </w:tr>
+      <w:tr>
+        <w:tc>
+          <w:tcPr>
+            <w:tcW w:type="dxa" w:w="1080"/>
+            <w:tcBorders>
+              <w:top w:val="single" w:color="DDDDDD" w:sz="4"/>
+              <w:left w:val="single" w:color="2E75B6" w:sz="4"/>
+              <w:bottom w:val="single" w:color="DDDDDD" w:sz="4"/>
+              <w:right w:val="none" w:color="FFFFFF" w:sz="0"/>
+            </w:tcBorders>
+            <w:shd w:fill="EBF3FB" w:val="clear"/>
+            <w:tcMar>
+              <w:top w:type="dxa" w:w="80"/>
+              <w:left w:type="dxa" w:w="120"/>
+              <w:bottom w:type="dxa" w:w="80"/>
+              <w:right w:type="dxa" w:w="120"/>
+            </w:tcMar>
+          </w:tcPr>
+          <w:p>
+            <w:r>
+              <w:rPr>
+                <w:rFonts w:ascii="Arial" w:cs="Arial" w:eastAsia="Arial" w:hAnsi="Arial"/>
+                <w:b/>
+                <w:bCs/>
+                <w:color w:val="1F4E79"/>
+                <w:sz w:val="16"/>
+                <w:szCs w:val="16"/>
+              </w:rPr>
+              <w:t xml:space="preserve">FEAT</w:t>
+            </w:r>
+          </w:p>
+        </w:tc>
+        <w:tc>
+          <w:tcPr>
+            <w:tcW w:type="dxa" w:w="8280"/>
+            <w:tcBorders>
+              <w:top w:val="single" w:color="DDDDDD" w:sz="4"/>
+              <w:left w:val="none" w:color="FFFFFF" w:sz="0"/>
+              <w:bottom w:val="single" w:color="DDDDDD" w:sz="4"/>
+              <w:right w:val="single" w:color="DDDDDD" w:sz="4"/>
+            </w:tcBorders>
+            <w:shd w:fill="F5F3FF" w:val="clear"/>
+            <w:tcMar>
+              <w:top w:type="dxa" w:w="80"/>
+              <w:left w:type="dxa" w:w="160"/>
+              <w:bottom w:type="dxa" w:w="80"/>
+              <w:right w:type="dxa" w:w="120"/>
+            </w:tcMar>
+          </w:tcPr>
+          <w:p>
+            <w:r>
+              <w:rPr>
+                <w:rFonts w:ascii="Arial" w:cs="Arial" w:eastAsia="Arial" w:hAnsi="Arial"/>
+                <w:b/>
+                <w:bCs/>
+                <w:color w:val="1A1A2E"/>
+                <w:sz w:val="20"/>
+                <w:szCs w:val="20"/>
+              </w:rPr>
+              <w:t xml:space="preserve">feat(prompts): dbt system prompt — incremental models, surrogate keys, SCD2 snapshots (v2.6.0)</w:t>
+            </w:r>
+            <w:r>
+              <w:rPr>
+                <w:rFonts w:ascii="Arial" w:cs="Arial" w:eastAsia="Arial" w:hAnsi="Arial"/>
+              </w:rPr>
+              <w:t xml:space="preserve">   </w:t>
+            </w:r>
+            <w:r>
+              <w:rPr>
+                <w:rFonts w:ascii="Courier New" w:cs="Courier New" w:eastAsia="Courier New" w:hAnsi="Courier New"/>
+                <w:color w:val="6B7280"/>
+                <w:sz w:val="16"/>
+                <w:szCs w:val="16"/>
+              </w:rPr>
+              <w:t xml:space="preserve">k1l3o7j</w:t>
+            </w:r>
+          </w:p>
+        </w:tc>
+      </w:tr>
+      <w:tr>
+        <w:tc>
+          <w:tcPr>
+            <w:tcW w:type="dxa" w:w="1080"/>
+            <w:tcBorders>
+              <w:top w:val="none" w:color="FFFFFF" w:sz="0"/>
+              <w:left w:val="single" w:color="2E75B6" w:sz="4"/>
+              <w:bottom w:val="single" w:color="DDDDDD" w:sz="4"/>
+              <w:right w:val="none" w:color="FFFFFF" w:sz="0"/>
+            </w:tcBorders>
+            <w:shd w:fill="F5F3FF" w:val="clear"/>
+            <w:tcMar>
+              <w:top w:type="dxa" w:w="60"/>
+              <w:left w:type="dxa" w:w="120"/>
+              <w:bottom w:type="dxa" w:w="80"/>
+              <w:right w:type="dxa" w:w="120"/>
+            </w:tcMar>
+          </w:tcPr>
+          <w:p/>
+        </w:tc>
+        <w:tc>
+          <w:tcPr>
+            <w:tcW w:type="dxa" w:w="8280"/>
+            <w:tcBorders>
+              <w:top w:val="none" w:color="FFFFFF" w:sz="0"/>
+              <w:left w:val="none" w:color="FFFFFF" w:sz="0"/>
+              <w:bottom w:val="single" w:color="DDDDDD" w:sz="4"/>
+              <w:right w:val="single" w:color="DDDDDD" w:sz="4"/>
+            </w:tcBorders>
+            <w:shd w:fill="F5F3FF" w:val="clear"/>
+            <w:tcMar>
+              <w:top w:type="dxa" w:w="60"/>
+              <w:left w:type="dxa" w:w="160"/>
+              <w:bottom w:type="dxa" w:w="80"/>
+              <w:right w:type="dxa" w:w="120"/>
+            </w:tcMar>
+          </w:tcPr>
+          <w:p>
+            <w:r>
+              <w:rPr>
+                <w:rFonts w:ascii="Arial" w:cs="Arial" w:eastAsia="Arial" w:hAnsi="Arial"/>
+                <w:color w:val="374151"/>
+                <w:sz w:val="18"/>
+                <w:szCs w:val="18"/>
+              </w:rPr>
+              <w:t xml:space="preserve">dbt system prompt now includes: incremental materialisation config for large target tables with is_incremental() filter, dbt_utils.generate_surrogate_key() for sequence generator replacement, dbt snapshots for SCD Type 2, ref() joins for LOOKUP transformations, and macro extraction guidance for reusable expressions.</w:t>
+            </w:r>
+          </w:p>
+        </w:tc>
+      </w:tr>
+      <w:tr>
+        <w:tc>
+          <w:tcPr>
+            <w:tcW w:type="dxa" w:w="1080"/>
+            <w:tcBorders>
+              <w:top w:val="single" w:color="DDDDDD" w:sz="4"/>
+              <w:left w:val="single" w:color="2E75B6" w:sz="4"/>
+              <w:bottom w:val="single" w:color="DDDDDD" w:sz="4"/>
+              <w:right w:val="none" w:color="FFFFFF" w:sz="0"/>
+            </w:tcBorders>
+            <w:shd w:fill="EBF3FB" w:val="clear"/>
+            <w:tcMar>
+              <w:top w:type="dxa" w:w="80"/>
+              <w:left w:type="dxa" w:w="120"/>
+              <w:bottom w:type="dxa" w:w="80"/>
+              <w:right w:type="dxa" w:w="120"/>
+            </w:tcMar>
+          </w:tcPr>
+          <w:p>
+            <w:r>
+              <w:rPr>
+                <w:rFonts w:ascii="Arial" w:cs="Arial" w:eastAsia="Arial" w:hAnsi="Arial"/>
+                <w:b/>
+                <w:bCs/>
+                <w:color w:val="1F4E79"/>
+                <w:sz w:val="16"/>
+                <w:szCs w:val="16"/>
+              </w:rPr>
+              <w:t xml:space="preserve">FEAT</w:t>
+            </w:r>
+          </w:p>
+        </w:tc>
+        <w:tc>
+          <w:tcPr>
+            <w:tcW w:type="dxa" w:w="8280"/>
+            <w:tcBorders>
+              <w:top w:val="single" w:color="DDDDDD" w:sz="4"/>
+              <w:left w:val="none" w:color="FFFFFF" w:sz="0"/>
+              <w:bottom w:val="single" w:color="DDDDDD" w:sz="4"/>
+              <w:right w:val="single" w:color="DDDDDD" w:sz="4"/>
+            </w:tcBorders>
+            <w:shd w:fill="F5F3FF" w:val="clear"/>
+            <w:tcMar>
+              <w:top w:type="dxa" w:w="80"/>
+              <w:left w:type="dxa" w:w="160"/>
+              <w:bottom w:type="dxa" w:w="80"/>
+              <w:right w:type="dxa" w:w="120"/>
+            </w:tcMar>
+          </w:tcPr>
+          <w:p>
+            <w:r>
+              <w:rPr>
+                <w:rFonts w:ascii="Arial" w:cs="Arial" w:eastAsia="Arial" w:hAnsi="Arial"/>
+                <w:b/>
+                <w:bCs/>
+                <w:color w:val="1A1A2E"/>
+                <w:sz w:val="20"/>
+                <w:szCs w:val="20"/>
+              </w:rPr>
+              <w:t xml:space="preserve">feat(prompts): Python/Pandas system prompt — context managers, pyarrow, chunked IO (v2.6.0)</w:t>
+            </w:r>
+            <w:r>
+              <w:rPr>
+                <w:rFonts w:ascii="Arial" w:cs="Arial" w:eastAsia="Arial" w:hAnsi="Arial"/>
+              </w:rPr>
+              <w:t xml:space="preserve">   </w:t>
+            </w:r>
+            <w:r>
+              <w:rPr>
+                <w:rFonts w:ascii="Courier New" w:cs="Courier New" w:eastAsia="Courier New" w:hAnsi="Courier New"/>
+                <w:color w:val="6B7280"/>
+                <w:sz w:val="16"/>
+                <w:szCs w:val="16"/>
+              </w:rPr>
+              <w:t xml:space="preserve">l2m4p8k</w:t>
+            </w:r>
+          </w:p>
+        </w:tc>
+      </w:tr>
+      <w:tr>
+        <w:tc>
+          <w:tcPr>
+            <w:tcW w:type="dxa" w:w="1080"/>
+            <w:tcBorders>
+              <w:top w:val="none" w:color="FFFFFF" w:sz="0"/>
+              <w:left w:val="single" w:color="2E75B6" w:sz="4"/>
+              <w:bottom w:val="single" w:color="DDDDDD" w:sz="4"/>
+              <w:right w:val="none" w:color="FFFFFF" w:sz="0"/>
+            </w:tcBorders>
+            <w:shd w:fill="F5F3FF" w:val="clear"/>
+            <w:tcMar>
+              <w:top w:type="dxa" w:w="60"/>
+              <w:left w:type="dxa" w:w="120"/>
+              <w:bottom w:type="dxa" w:w="80"/>
+              <w:right w:type="dxa" w:w="120"/>
+            </w:tcMar>
+          </w:tcPr>
+          <w:p/>
+        </w:tc>
+        <w:tc>
+          <w:tcPr>
+            <w:tcW w:type="dxa" w:w="8280"/>
+            <w:tcBorders>
+              <w:top w:val="none" w:color="FFFFFF" w:sz="0"/>
+              <w:left w:val="none" w:color="FFFFFF" w:sz="0"/>
+              <w:bottom w:val="single" w:color="DDDDDD" w:sz="4"/>
+              <w:right w:val="single" w:color="DDDDDD" w:sz="4"/>
+            </w:tcBorders>
+            <w:shd w:fill="F5F3FF" w:val="clear"/>
+            <w:tcMar>
+              <w:top w:type="dxa" w:w="60"/>
+              <w:left w:type="dxa" w:w="160"/>
+              <w:bottom w:type="dxa" w:w="80"/>
+              <w:right w:type="dxa" w:w="120"/>
+            </w:tcMar>
+          </w:tcPr>
+          <w:p>
+            <w:r>
+              <w:rPr>
+                <w:rFonts w:ascii="Arial" w:cs="Arial" w:eastAsia="Arial" w:hAnsi="Arial"/>
+                <w:color w:val="374151"/>
+                <w:sz w:val="18"/>
+                <w:szCs w:val="18"/>
+              </w:rPr>
+              <w:t xml:space="preserve">Python system prompt now mandates context managers for all DB/file connections, pyarrow dtype_backend for memory efficiency, chunked reading with pd.read_csv(chunksize=50_000), and a full Informatica-to-Pandas pattern guide: LOOKUP→pd.merge(how="left"), AGGREGATOR→groupby().agg(), SCD2→sort+drop_duplicates, UNION→pd.concat(), sequence generators→reset_index().index.</w:t>
+            </w:r>
+          </w:p>
+        </w:tc>
+      </w:tr>
       <w:tr>
         <w:tc>
           <w:tcPr>

--- a/docs/Informatica Conversion Tool - Changelog.docx
+++ b/docs/Informatica Conversion Tool - Changelog.docx
@@ -565,6 +565,406 @@
     <w:p>
       <w:pPr>
         <w:spacing w:after="240"/>
+      </w:pPr>
+    </w:p>
+    <w:p>
+      <w:pPr>
+        <w:pBdr>
+          <w:bottom w:val="single" w:color="C0392B" w:sz="6" w:space="4"/>
+        </w:pBdr>
+        <w:spacing w:before="320" w:after="160"/>
+      </w:pPr>
+      <w:r>
+        <w:rPr>
+          <w:rFonts w:ascii="Arial" w:cs="Arial" w:eastAsia="Arial" w:hAnsi="Arial"/>
+          <w:b/>
+          <w:bCs/>
+          <w:color w:val="1E3A5F"/>
+          <w:sz w:val="28"/>
+          <w:szCs w:val="28"/>
+        </w:rPr>
+        <w:t xml:space="preserve">v2.6.1 — Security Hardening Patch</w:t>
+      </w:r>
+      <w:r>
+        <w:rPr>
+          <w:rFonts w:ascii="Arial" w:cs="Arial" w:eastAsia="Arial" w:hAnsi="Arial"/>
+          <w:color w:val="6B7280"/>
+          <w:sz w:val="20"/>
+          <w:szCs w:val="20"/>
+        </w:rPr>
+        <w:t xml:space="preserve">  ·  March 3, 2026  ·  2d9f03f</w:t>
+      </w:r>
+    </w:p>
+    <w:tbl>
+      <w:tblPr>
+        <w:tblStyle w:val="TableGrid"/>
+        <w:tblW w:type="dxa" w:w="9360"/>
+        <w:tblBorders>
+          <w:top w:val="none" w:color="FFFFFF" w:sz="0"/>
+          <w:left w:val="none" w:color="FFFFFF" w:sz="0"/>
+          <w:bottom w:val="none" w:color="FFFFFF" w:sz="0"/>
+          <w:right w:val="none" w:color="FFFFFF" w:sz="0"/>
+          <w:insideH w:val="none" w:color="FFFFFF" w:sz="0"/>
+          <w:insideV w:val="none" w:color="FFFFFF" w:sz="0"/>
+        </w:tblBorders>
+        <w:tblCellMar>
+          <w:top w:type="dxa" w:w="0"/>
+          <w:left w:type="dxa" w:w="0"/>
+          <w:bottom w:type="dxa" w:w="0"/>
+          <w:right w:type="dxa" w:w="0"/>
+        </w:tblCellMar>
+        <w:tblLook w:val="04A0"/>
+      </w:tblPr>
+      <w:tblGrid>
+        <w:gridCol w:w="1080"/>
+        <w:gridCol w:w="8280"/>
+      </w:tblGrid>
+      <w:tr>
+        <w:tc>
+          <w:tcPr>
+            <w:tcW w:type="dxa" w:w="1080"/>
+            <w:tcBorders>
+              <w:top w:val="single" w:color="DDDDDD" w:sz="4"/>
+              <w:left w:val="single" w:color="C0392B" w:sz="4"/>
+              <w:bottom w:val="single" w:color="DDDDDD" w:sz="4"/>
+              <w:right w:val="none" w:color="FFFFFF" w:sz="0"/>
+            </w:tcBorders>
+            <w:shd w:fill="FDEDEC" w:val="clear"/>
+            <w:tcMar>
+              <w:top w:type="dxa" w:w="80"/>
+              <w:left w:type="dxa" w:w="120"/>
+              <w:bottom w:type="dxa" w:w="80"/>
+              <w:right w:type="dxa" w:w="120"/>
+            </w:tcMar>
+          </w:tcPr>
+          <w:p>
+            <w:r>
+              <w:rPr>
+                <w:rFonts w:ascii="Arial" w:cs="Arial" w:eastAsia="Arial" w:hAnsi="Arial"/>
+                <w:b/>
+                <w:bCs/>
+                <w:color w:val="922B21"/>
+                <w:sz w:val="16"/>
+                <w:szCs w:val="16"/>
+              </w:rPr>
+              <w:t xml:space="preserve">CRITICAL</w:t>
+            </w:r>
+          </w:p>
+        </w:tc>
+        <w:tc>
+          <w:tcPr>
+            <w:tcW w:type="dxa" w:w="8280"/>
+            <w:tcBorders>
+              <w:top w:val="single" w:color="DDDDDD" w:sz="4"/>
+              <w:left w:val="none" w:color="FFFFFF" w:sz="0"/>
+              <w:bottom w:val="single" w:color="DDDDDD" w:sz="4"/>
+              <w:right w:val="single" w:color="DDDDDD" w:sz="4"/>
+            </w:tcBorders>
+            <w:shd w:fill="FDEDEC" w:val="clear"/>
+            <w:tcMar>
+              <w:top w:type="dxa" w:w="80"/>
+              <w:left w:type="dxa" w:w="160"/>
+              <w:bottom w:type="dxa" w:w="80"/>
+              <w:right w:type="dxa" w:w="120"/>
+            </w:tcMar>
+          </w:tcPr>
+          <w:p>
+            <w:r>
+              <w:rPr>
+                <w:rFonts w:ascii="Arial" w:cs="Arial" w:eastAsia="Arial" w:hAnsi="Arial"/>
+                <w:b/>
+                <w:bCs/>
+                <w:color w:val="1A1A2E"/>
+                <w:sz w:val="20"/>
+                <w:szCs w:val="20"/>
+              </w:rPr>
+              <w:t xml:space="preserve">SECRET_KEY hard-fail in production, _decode_state safety, startup probe clarity, empty-list SQL guard</w:t>
+            </w:r>
+          </w:p>
+        </w:tc>
+      </w:tr>
+      <w:tr>
+        <w:tc>
+          <w:tcPr>
+            <w:tcW w:type="dxa" w:w="1080"/>
+            <w:tcBorders>
+              <w:top w:val="none" w:color="FFFFFF" w:sz="0"/>
+              <w:left w:val="single" w:color="C0392B" w:sz="4"/>
+              <w:bottom w:val="single" w:color="DDDDDD" w:sz="4"/>
+              <w:right w:val="none" w:color="FFFFFF" w:sz="0"/>
+            </w:tcBorders>
+            <w:shd w:fill="FAFAFA" w:val="clear"/>
+            <w:tcMar>
+              <w:top w:type="dxa" w:w="60"/>
+              <w:left w:type="dxa" w:w="120"/>
+              <w:bottom w:type="dxa" w:w="80"/>
+              <w:right w:type="dxa" w:w="120"/>
+            </w:tcMar>
+          </w:tcPr>
+          <w:p/>
+        </w:tc>
+        <w:tc>
+          <w:tcPr>
+            <w:tcW w:type="dxa" w:w="8280"/>
+            <w:tcBorders>
+              <w:top w:val="none" w:color="FFFFFF" w:sz="0"/>
+              <w:left w:val="none" w:color="FFFFFF" w:sz="0"/>
+              <w:bottom w:val="single" w:color="DDDDDD" w:sz="4"/>
+              <w:right w:val="single" w:color="DDDDDD" w:sz="4"/>
+            </w:tcBorders>
+            <w:shd w:fill="FFFFFF" w:val="clear"/>
+            <w:tcMar>
+              <w:top w:type="dxa" w:w="60"/>
+              <w:left w:type="dxa" w:w="160"/>
+              <w:bottom w:type="dxa" w:w="100"/>
+              <w:right w:type="dxa" w:w="120"/>
+            </w:tcMar>
+          </w:tcPr>
+          <w:p>
+            <w:r>
+              <w:rPr>
+                <w:rFonts w:ascii="Arial" w:cs="Arial" w:eastAsia="Arial" w:hAnsi="Arial"/>
+                <w:color w:val="6B7280"/>
+                <w:sz w:val="18"/>
+                <w:szCs w:val="18"/>
+              </w:rPr>
+              <w:t xml:space="preserve">#1 SECRET_KEY raises RuntimeError when APP_PASSWORD is set but key is the default placeholder — prevents token forgery in production. #2 cleanup.py and watchdog now use _connect() helper; defensive empty-list guard before SQL IN(). #3 Startup probe now distinguishes AuthenticationError, PermissionDeniedError, and NotFoundError with clear ERROR-level messages. #4 _decode_state() wrapped in try/except — corrupted zlib/JSON returns {} + logs error.</w:t>
+            </w:r>
+          </w:p>
+        </w:tc>
+      </w:tr>
+      <w:tr>
+        <w:tc>
+          <w:tcPr>
+            <w:tcW w:type="dxa" w:w="1080"/>
+            <w:tcBorders>
+              <w:top w:val="single" w:color="DDDDDD" w:sz="4"/>
+              <w:left w:val="single" w:color="E67E22" w:sz="4"/>
+              <w:bottom w:val="single" w:color="DDDDDD" w:sz="4"/>
+              <w:right w:val="none" w:color="FFFFFF" w:sz="0"/>
+            </w:tcBorders>
+            <w:shd w:fill="FEF5E7" w:val="clear"/>
+            <w:tcMar>
+              <w:top w:type="dxa" w:w="80"/>
+              <w:left w:type="dxa" w:w="120"/>
+              <w:bottom w:type="dxa" w:w="80"/>
+              <w:right w:type="dxa" w:w="120"/>
+            </w:tcMar>
+          </w:tcPr>
+          <w:p>
+            <w:r>
+              <w:rPr>
+                <w:rFonts w:ascii="Arial" w:cs="Arial" w:eastAsia="Arial" w:hAnsi="Arial"/>
+                <w:b/>
+                <w:bCs/>
+                <w:color w:val="935116"/>
+                <w:sz w:val="16"/>
+                <w:szCs w:val="16"/>
+              </w:rPr>
+              <w:t xml:space="preserve">HIGH</w:t>
+            </w:r>
+          </w:p>
+        </w:tc>
+        <w:tc>
+          <w:tcPr>
+            <w:tcW w:type="dxa" w:w="8280"/>
+            <w:tcBorders>
+              <w:top w:val="single" w:color="DDDDDD" w:sz="4"/>
+              <w:left w:val="none" w:color="FFFFFF" w:sz="0"/>
+              <w:bottom w:val="single" w:color="DDDDDD" w:sz="4"/>
+              <w:right w:val="single" w:color="DDDDDD" w:sz="4"/>
+            </w:tcBorders>
+            <w:shd w:fill="FEF5E7" w:val="clear"/>
+            <w:tcMar>
+              <w:top w:type="dxa" w:w="80"/>
+              <w:left w:type="dxa" w:w="160"/>
+              <w:bottom w:type="dxa" w:w="80"/>
+              <w:right w:type="dxa" w:w="120"/>
+            </w:tcMar>
+          </w:tcPr>
+          <w:p>
+            <w:r>
+              <w:rPr>
+                <w:rFonts w:ascii="Arial" w:cs="Arial" w:eastAsia="Arial" w:hAnsi="Arial"/>
+                <w:b/>
+                <w:bCs/>
+                <w:color w:val="1A1A2E"/>
+                <w:sz w:val="20"/>
+                <w:szCs w:val="20"/>
+              </w:rPr>
+              <w:t xml:space="preserve">Rate limiter lock, temp file 0o600, API timeouts, emit safety, WAL validation</w:t>
+            </w:r>
+          </w:p>
+        </w:tc>
+      </w:tr>
+      <w:tr>
+        <w:tc>
+          <w:tcPr>
+            <w:tcW w:type="dxa" w:w="1080"/>
+            <w:tcBorders>
+              <w:top w:val="none" w:color="FFFFFF" w:sz="0"/>
+              <w:left w:val="single" w:color="E67E22" w:sz="4"/>
+              <w:bottom w:val="single" w:color="DDDDDD" w:sz="4"/>
+              <w:right w:val="none" w:color="FFFFFF" w:sz="0"/>
+            </w:tcBorders>
+            <w:shd w:fill="FAFAFA" w:val="clear"/>
+            <w:tcMar>
+              <w:top w:type="dxa" w:w="60"/>
+              <w:left w:type="dxa" w:w="120"/>
+              <w:bottom w:type="dxa" w:w="80"/>
+              <w:right w:type="dxa" w:w="120"/>
+            </w:tcMar>
+          </w:tcPr>
+          <w:p/>
+        </w:tc>
+        <w:tc>
+          <w:tcPr>
+            <w:tcW w:type="dxa" w:w="8280"/>
+            <w:tcBorders>
+              <w:top w:val="none" w:color="FFFFFF" w:sz="0"/>
+              <w:left w:val="none" w:color="FFFFFF" w:sz="0"/>
+              <w:bottom w:val="single" w:color="DDDDDD" w:sz="4"/>
+              <w:right w:val="single" w:color="DDDDDD" w:sz="4"/>
+            </w:tcBorders>
+            <w:shd w:fill="FFFFFF" w:val="clear"/>
+            <w:tcMar>
+              <w:top w:type="dxa" w:w="60"/>
+              <w:left w:type="dxa" w:w="160"/>
+              <w:bottom w:type="dxa" w:w="100"/>
+              <w:right w:type="dxa" w:w="120"/>
+            </w:tcMar>
+          </w:tcPr>
+          <w:p>
+            <w:r>
+              <w:rPr>
+                <w:rFonts w:ascii="Arial" w:cs="Arial" w:eastAsia="Arial" w:hAnsi="Arial"/>
+                <w:color w:val="6B7280"/>
+                <w:sz w:val="18"/>
+                <w:szCs w:val="18"/>
+              </w:rPr>
+              <w:t xml:space="preserve">#5 asyncio.Lock on rate limiter prevents concurrent bypass. #6 Bandit temp file uses mkstemp + chmod 0o600 (was world-readable 0o644). #7 Shared make_client() factory in agents/_client.py applies agent_timeout_secs (300s default) to all Anthropic API calls. #8 emit() in orchestrator catches DB write failures — FAILED SSE event always sent. #9 WAL mode return value validated at startup; logs warning if unsupported FS.</w:t>
+            </w:r>
+          </w:p>
+        </w:tc>
+      </w:tr>
+      <w:tr>
+        <w:tc>
+          <w:tcPr>
+            <w:tcW w:type="dxa" w:w="1080"/>
+            <w:tcBorders>
+              <w:top w:val="single" w:color="DDDDDD" w:sz="4"/>
+              <w:left w:val="single" w:color="2E75B6" w:sz="4"/>
+              <w:bottom w:val="single" w:color="DDDDDD" w:sz="4"/>
+              <w:right w:val="none" w:color="FFFFFF" w:sz="0"/>
+            </w:tcBorders>
+            <w:shd w:fill="EBF3FB" w:val="clear"/>
+            <w:tcMar>
+              <w:top w:type="dxa" w:w="80"/>
+              <w:left w:type="dxa" w:w="120"/>
+              <w:bottom w:type="dxa" w:w="80"/>
+              <w:right w:type="dxa" w:w="120"/>
+            </w:tcMar>
+          </w:tcPr>
+          <w:p>
+            <w:r>
+              <w:rPr>
+                <w:rFonts w:ascii="Arial" w:cs="Arial" w:eastAsia="Arial" w:hAnsi="Arial"/>
+                <w:b/>
+                <w:bCs/>
+                <w:color w:val="1F4E79"/>
+                <w:sz w:val="16"/>
+                <w:szCs w:val="16"/>
+              </w:rPr>
+              <w:t xml:space="preserve">MEDIUM</w:t>
+            </w:r>
+          </w:p>
+        </w:tc>
+        <w:tc>
+          <w:tcPr>
+            <w:tcW w:type="dxa" w:w="8280"/>
+            <w:tcBorders>
+              <w:top w:val="single" w:color="DDDDDD" w:sz="4"/>
+              <w:left w:val="none" w:color="FFFFFF" w:sz="0"/>
+              <w:bottom w:val="single" w:color="DDDDDD" w:sz="4"/>
+              <w:right w:val="single" w:color="DDDDDD" w:sz="4"/>
+            </w:tcBorders>
+            <w:shd w:fill="EBF3FB" w:val="clear"/>
+            <w:tcMar>
+              <w:top w:type="dxa" w:w="80"/>
+              <w:left w:type="dxa" w:w="160"/>
+              <w:bottom w:type="dxa" w:w="80"/>
+              <w:right w:type="dxa" w:w="120"/>
+            </w:tcMar>
+          </w:tcPr>
+          <w:p>
+            <w:r>
+              <w:rPr>
+                <w:rFonts w:ascii="Arial" w:cs="Arial" w:eastAsia="Arial" w:hAnsi="Arial"/>
+                <w:b/>
+                <w:bCs/>
+                <w:color w:val="1A1A2E"/>
+                <w:sz w:val="20"/>
+                <w:szCs w:val="20"/>
+              </w:rPr>
+              <w:t xml:space="preserve">Content-type validation, UUID path params, configurable bcrypt rounds, security audit logging</w:t>
+            </w:r>
+          </w:p>
+        </w:tc>
+      </w:tr>
+      <w:tr>
+        <w:tc>
+          <w:tcPr>
+            <w:tcW w:type="dxa" w:w="1080"/>
+            <w:tcBorders>
+              <w:top w:val="none" w:color="FFFFFF" w:sz="0"/>
+              <w:left w:val="single" w:color="2E75B6" w:sz="4"/>
+              <w:bottom w:val="single" w:color="DDDDDD" w:sz="4"/>
+              <w:right w:val="none" w:color="FFFFFF" w:sz="0"/>
+            </w:tcBorders>
+            <w:shd w:fill="FAFAFA" w:val="clear"/>
+            <w:tcMar>
+              <w:top w:type="dxa" w:w="60"/>
+              <w:left w:type="dxa" w:w="120"/>
+              <w:bottom w:type="dxa" w:w="80"/>
+              <w:right w:type="dxa" w:w="120"/>
+            </w:tcMar>
+          </w:tcPr>
+          <w:p/>
+        </w:tc>
+        <w:tc>
+          <w:tcPr>
+            <w:tcW w:type="dxa" w:w="8280"/>
+            <w:tcBorders>
+              <w:top w:val="none" w:color="FFFFFF" w:sz="0"/>
+              <w:left w:val="none" w:color="FFFFFF" w:sz="0"/>
+              <w:bottom w:val="single" w:color="DDDDDD" w:sz="4"/>
+              <w:right w:val="single" w:color="DDDDDD" w:sz="4"/>
+            </w:tcBorders>
+            <w:shd w:fill="FFFFFF" w:val="clear"/>
+            <w:tcMar>
+              <w:top w:type="dxa" w:w="60"/>
+              <w:left w:type="dxa" w:w="160"/>
+              <w:bottom w:type="dxa" w:w="100"/>
+              <w:right w:type="dxa" w:w="120"/>
+            </w:tcMar>
+          </w:tcPr>
+          <w:p>
+            <w:r>
+              <w:rPr>
+                <w:rFonts w:ascii="Arial" w:cs="Arial" w:eastAsia="Arial" w:hAnsi="Arial"/>
+                <w:color w:val="6B7280"/>
+                <w:sz w:val="18"/>
+                <w:szCs w:val="18"/>
+              </w:rPr>
+              <w:t xml:space="preserve">#12 XML/ZIP upload content-type validated (415 on mismatch). #13 UUID format validation on all 16 job_id path params (400 on malformed). #14 Bcrypt rounds configurable via BCRYPT_ROUNDS env var. #15 Structured SECURITY_FINDING/SECURITY_DECISION log lines for SIEM/grep. #16 CORS mode logged at startup. #17 Background cleanup/watchdog tasks tracked and cancelled on shutdown. #21 __import__(“time”) replaced with standard import. #22 Extended-output beta header configurable via EXTENDED_OUTPUT_BETA.</w:t>
+            </w:r>
+          </w:p>
+        </w:tc>
+      </w:tr>
+    </w:tbl>
+    <w:p>
+      <w:pPr>
+        <w:spacing w:after="200"/>
       </w:pPr>
     </w:p>
     <w:p>

--- a/docs/Informatica Conversion Tool - Changelog.docx
+++ b/docs/Informatica Conversion Tool - Changelog.docx
@@ -557,6 +557,178 @@
                 <w:szCs w:val="24"/>
               </w:rPr>
               <w:t xml:space="preserve">4</w:t>
+            </w:r>
+          </w:p>
+        </w:tc>
+      </w:tr>
+    </w:tbl>
+    <w:p>
+      <w:pPr>
+        <w:spacing w:after="240"/>
+      </w:pPr>
+    </w:p>
+    <w:p>
+      <w:pPr>
+        <w:pBdr>
+          <w:bottom w:val="single" w:color="1A7A4A" w:sz="6" w:space="4"/>
+        </w:pBdr>
+        <w:spacing w:before="320" w:after="160"/>
+      </w:pPr>
+      <w:r>
+        <w:rPr>
+          <w:rFonts w:ascii="Arial" w:cs="Arial" w:eastAsia="Arial" w:hAnsi="Arial"/>
+          <w:b/>
+          <w:bCs/>
+          <w:color w:val="1E3A5F"/>
+          <w:sz w:val="28"/>
+          <w:szCs w:val="28"/>
+        </w:rPr>
+        <w:t xml:space="preserve">v2.7.0 — dbt Execution-Ready Output</w:t>
+      </w:r>
+      <w:r>
+        <w:rPr>
+          <w:rFonts w:ascii="Arial" w:cs="Arial" w:eastAsia="Arial" w:hAnsi="Arial"/>
+          <w:color w:val="6B7280"/>
+          <w:sz w:val="20"/>
+          <w:szCs w:val="20"/>
+        </w:rPr>
+        <w:t xml:space="preserve">  ·  March 4, 2026  ·  b7a90b0</w:t>
+      </w:r>
+    </w:p>
+    <w:tbl>
+      <w:tblPr>
+        <w:tblStyle w:val="TableGrid"/>
+        <w:tblW w:type="dxa" w:w="9360"/>
+        <w:tblBorders>
+          <w:top w:val="none" w:color="FFFFFF" w:sz="0"/>
+          <w:left w:val="none" w:color="FFFFFF" w:sz="0"/>
+          <w:bottom w:val="none" w:color="FFFFFF" w:sz="0"/>
+          <w:right w:val="none" w:color="FFFFFF" w:sz="0"/>
+          <w:insideH w:val="none" w:color="FFFFFF" w:sz="0"/>
+          <w:insideV w:val="none" w:color="FFFFFF" w:sz="0"/>
+        </w:tblBorders>
+        <w:tblCellMar>
+          <w:top w:type="dxa" w:w="0"/>
+          <w:left w:type="dxa" w:w="0"/>
+          <w:bottom w:type="dxa" w:w="0"/>
+          <w:right w:type="dxa" w:w="0"/>
+        </w:tblCellMar>
+        <w:tblLook w:val="04A0"/>
+      </w:tblPr>
+      <w:tblGrid>
+        <w:gridCol w:w="1080"/>
+        <w:gridCol w:w="8280"/>
+      </w:tblGrid>
+      <w:tr>
+        <w:tc>
+          <w:tcPr>
+            <w:tcW w:type="dxa" w:w="1080"/>
+            <w:tcBorders>
+              <w:top w:val="single" w:color="DDDDDD" w:sz="4"/>
+              <w:left w:val="single" w:color="1A7A4A" w:sz="4"/>
+              <w:bottom w:val="single" w:color="DDDDDD" w:sz="4"/>
+              <w:right w:val="none" w:color="FFFFFF" w:sz="0"/>
+            </w:tcBorders>
+            <w:shd w:fill="E8F5EE" w:val="clear"/>
+            <w:tcMar>
+              <w:top w:type="dxa" w:w="80"/>
+              <w:left w:type="dxa" w:w="120"/>
+              <w:bottom w:type="dxa" w:w="80"/>
+              <w:right w:type="dxa" w:w="120"/>
+            </w:tcMar>
+          </w:tcPr>
+          <w:p>
+            <w:r>
+              <w:rPr>
+                <w:rFonts w:ascii="Arial" w:cs="Arial" w:eastAsia="Arial" w:hAnsi="Arial"/>
+                <w:b/>
+                <w:bCs/>
+                <w:color w:val="1A7A4A"/>
+                <w:sz w:val="16"/>
+                <w:szCs w:val="16"/>
+              </w:rPr>
+              <w:t xml:space="preserve">FEAT</w:t>
+            </w:r>
+          </w:p>
+        </w:tc>
+        <w:tc>
+          <w:tcPr>
+            <w:tcW w:type="dxa" w:w="8280"/>
+            <w:tcBorders>
+              <w:top w:val="single" w:color="DDDDDD" w:sz="4"/>
+              <w:left w:val="none" w:color="FFFFFF" w:sz="0"/>
+              <w:bottom w:val="single" w:color="DDDDDD" w:sz="4"/>
+              <w:right w:val="single" w:color="DDDDDD" w:sz="4"/>
+            </w:tcBorders>
+            <w:shd w:fill="E8F5EE" w:val="clear"/>
+            <w:tcMar>
+              <w:top w:type="dxa" w:w="80"/>
+              <w:left w:type="dxa" w:w="160"/>
+              <w:bottom w:type="dxa" w:w="80"/>
+              <w:right w:type="dxa" w:w="120"/>
+            </w:tcMar>
+          </w:tcPr>
+          <w:p>
+            <w:r>
+              <w:rPr>
+                <w:rFonts w:ascii="Arial" w:cs="Arial" w:eastAsia="Arial" w:hAnsi="Arial"/>
+                <w:b/>
+                <w:bCs/>
+                <w:color w:val="1A1A2E"/>
+                <w:sz w:val="20"/>
+                <w:szCs w:val="20"/>
+              </w:rPr>
+              <w:t xml:space="preserve">dbt conversions are now fully execution-ready (EL script + orchestration wrapper + profiles.yml + requirements.txt)</w:t>
+            </w:r>
+          </w:p>
+        </w:tc>
+      </w:tr>
+      <w:tr>
+        <w:tc>
+          <w:tcPr>
+            <w:tcW w:type="dxa" w:w="1080"/>
+            <w:tcBorders>
+              <w:top w:val="none" w:color="FFFFFF" w:sz="0"/>
+              <w:left w:val="single" w:color="1A7A4A" w:sz="4"/>
+              <w:bottom w:val="single" w:color="DDDDDD" w:sz="4"/>
+              <w:right w:val="none" w:color="FFFFFF" w:sz="0"/>
+            </w:tcBorders>
+            <w:shd w:fill="FAFAFA" w:val="clear"/>
+            <w:tcMar>
+              <w:top w:type="dxa" w:w="60"/>
+              <w:left w:type="dxa" w:w="120"/>
+              <w:bottom w:type="dxa" w:w="80"/>
+              <w:right w:type="dxa" w:w="120"/>
+            </w:tcMar>
+          </w:tcPr>
+          <w:p/>
+        </w:tc>
+        <w:tc>
+          <w:tcPr>
+            <w:tcW w:type="dxa" w:w="8280"/>
+            <w:tcBorders>
+              <w:top w:val="none" w:color="FFFFFF" w:sz="0"/>
+              <w:left w:val="none" w:color="FFFFFF" w:sz="0"/>
+              <w:bottom w:val="single" w:color="DDDDDD" w:sz="4"/>
+              <w:right w:val="single" w:color="DDDDDD" w:sz="4"/>
+            </w:tcBorders>
+            <w:shd w:fill="FFFFFF" w:val="clear"/>
+            <w:tcMar>
+              <w:top w:type="dxa" w:w="60"/>
+              <w:left w:type="dxa" w:w="160"/>
+              <w:bottom w:type="dxa" w:w="100"/>
+              <w:right w:type="dxa" w:w="120"/>
+            </w:tcMar>
+          </w:tcPr>
+          <w:p>
+            <w:r>
+              <w:rPr>
+                <w:rFonts w:ascii="Arial" w:cs="Arial" w:eastAsia="Arial" w:hAnsi="Arial"/>
+                <w:color w:val="6B7280"/>
+                <w:sz w:val="18"/>
+                <w:szCs w:val="18"/>
+              </w:rPr>
+              <w:t xml:space="preserve">Previously dbt output contained only SQL models + YAML config (the T layer). Operators had to separately build the extraction pipeline and orchestration before anything could run. Now every dbt job generates four additional files: (1) extract/extract_{mapping_name}.py — Python EL script reading from source via SQLAlchemy/pandas in chunks, writing to warehouse staging; (2) run_pipeline.py — orchestration wrapper sequencing EL → dbt run → dbt test via subprocess with hard-stop on failure; (3) profiles.yml — warehouse connection profile with all credentials via env_var() — auto-selects template for Postgres, Snowflake, Redshift, BigQuery, Databricks, SQL Server from session connection metadata; (4) requirements.txt — pinned dbt-core + correct adapter + pandas/sqlalchemy. The DBT_SYSTEM prompt was extended to instruct Claude to generate the EL and orchestration files. profiles.yml and requirements.txt are generated deterministically without a Claude call.</w:t>
             </w:r>
           </w:p>
         </w:tc>

--- a/docs/Informatica Conversion Tool - Changelog.docx
+++ b/docs/Informatica Conversion Tool - Changelog.docx
@@ -36,7 +36,7 @@
           <w:sz w:val="20"/>
           <w:szCs w:val="20"/>
         </w:rPr>
-        <w:t xml:space="preserve">76 commits  ·  9 days  ·  Feb 23 – Mar 3, 2026</w:t>
+        <w:t xml:space="preserve">83 commits  ·  10 days  ·  Feb 23 – Mar 4, 2026</w:t>
       </w:r>
     </w:p>
     <w:p>
@@ -352,7 +352,7 @@
                 <w:sz w:val="24"/>
                 <w:szCs w:val="24"/>
               </w:rPr>
-              <w:t xml:space="preserve">27</w:t>
+              <w:t xml:space="preserve">29</w:t>
             </w:r>
           </w:p>
         </w:tc>
@@ -386,7 +386,7 @@
                 <w:sz w:val="24"/>
                 <w:szCs w:val="24"/>
               </w:rPr>
-              <w:t xml:space="preserve">22</w:t>
+              <w:t xml:space="preserve">23</w:t>
             </w:r>
           </w:p>
         </w:tc>
@@ -454,7 +454,7 @@
                 <w:sz w:val="24"/>
                 <w:szCs w:val="24"/>
               </w:rPr>
-              <w:t xml:space="preserve">3</w:t>
+              <w:t xml:space="preserve">6</w:t>
             </w:r>
           </w:p>
         </w:tc>
@@ -488,7 +488,7 @@
                 <w:sz w:val="24"/>
                 <w:szCs w:val="24"/>
               </w:rPr>
-              <w:t xml:space="preserve">2</w:t>
+              <w:t xml:space="preserve">23</w:t>
             </w:r>
           </w:p>
         </w:tc>
@@ -557,6 +557,476 @@
                 <w:szCs w:val="24"/>
               </w:rPr>
               <w:t xml:space="preserve">4</w:t>
+            </w:r>
+          </w:p>
+        </w:tc>
+      </w:tr>
+    </w:tbl>
+    <w:p>
+      <w:pPr>
+        <w:spacing w:after="240"/>
+      </w:pPr>
+    </w:p>
+    <w:p>
+      <w:pPr>
+        <w:pBdr>
+          <w:bottom w:val="single" w:color="1A7A4A" w:sz="6" w:space="4"/>
+        </w:pBdr>
+        <w:spacing w:before="320" w:after="160"/>
+      </w:pPr>
+      <w:r>
+        <w:rPr>
+          <w:rFonts w:ascii="Arial" w:cs="Arial" w:eastAsia="Arial" w:hAnsi="Arial"/>
+          <w:b/>
+          <w:bCs/>
+          <w:color w:val="1E3A5F"/>
+          <w:sz w:val="28"/>
+          <w:szCs w:val="28"/>
+        </w:rPr>
+        <w:t xml:space="preserve">v2.8.0 — Validation &amp; Test Infrastructure</w:t>
+      </w:r>
+      <w:r>
+        <w:rPr>
+          <w:rFonts w:ascii="Arial" w:cs="Arial" w:eastAsia="Arial" w:hAnsi="Arial"/>
+          <w:color w:val="6B7280"/>
+          <w:sz w:val="20"/>
+          <w:szCs w:val="20"/>
+        </w:rPr>
+        <w:t xml:space="preserve">  ·  March 4, 2026  ·  72eb81d</w:t>
+      </w:r>
+    </w:p>
+    <w:tbl>
+      <w:tblPr>
+        <w:tblStyle w:val="TableGrid"/>
+        <w:tblW w:type="dxa" w:w="9360"/>
+        <w:tblBorders>
+          <w:top w:val="none" w:sz="0" w:space="0" w:color="auto"/>
+          <w:left w:val="none" w:sz="0" w:space="0" w:color="auto"/>
+          <w:bottom w:val="none" w:sz="0" w:space="0" w:color="auto"/>
+          <w:right w:val="none" w:sz="0" w:space="0" w:color="auto"/>
+          <w:insideH w:val="single" w:sz="4" w:space="0" w:color="E5E7EB"/>
+          <w:insideV w:val="none" w:sz="0" w:space="0" w:color="auto"/>
+        </w:tblBorders>
+        <w:tblCellMar>
+          <w:top w:type="dxa" w:w="80"/>
+          <w:left w:type="dxa" w:w="120"/>
+          <w:bottom w:type="dxa" w:w="80"/>
+          <w:right w:type="dxa" w:w="120"/>
+        </w:tblCellMar>
+      </w:tblPr>
+      <w:tblGrid>
+        <w:gridCol w:w="900"/>
+        <w:gridCol w:w="8460"/>
+      </w:tblGrid>
+      <w:tr>
+        <w:tc>
+          <w:tcPr>
+            <w:tcW w:type="dxa" w:w="900"/>
+            <w:shd w:val="clear" w:color="auto" w:fill="EFF6FF"/>
+            <w:vAlign w:val="top"/>
+          </w:tcPr>
+          <w:p>
+            <w:pPr>
+              <w:spacing w:before="40" w:after="40"/>
+            </w:pPr>
+            <w:r>
+              <w:rPr>
+                <w:rFonts w:ascii="Arial" w:cs="Arial" w:eastAsia="Arial" w:hAnsi="Arial"/>
+                <w:b/>
+                <w:bCs/>
+                <w:color w:val="1D4ED8"/>
+                <w:sz w:val="18"/>
+                <w:szCs w:val="18"/>
+              </w:rPr>
+              <w:t>TEST</w:t>
+            </w:r>
+          </w:p>
+        </w:tc>
+        <w:tc>
+          <w:tcPr>
+            <w:tcW w:type="dxa" w:w="8460"/>
+            <w:vAlign w:val="top"/>
+          </w:tcPr>
+          <w:p>
+            <w:pPr>
+              <w:spacing w:before="40" w:after="40"/>
+            </w:pPr>
+            <w:r>
+              <w:rPr>
+                <w:rFonts w:ascii="Arial" w:cs="Arial" w:eastAsia="Arial" w:hAnsi="Arial"/>
+                <w:b/>
+                <w:bCs/>
+                <w:sz w:val="18"/>
+                <w:szCs w:val="18"/>
+              </w:rPr>
+              <w:t xml:space="preserve">76 offline unit tests in test_core.py</w:t>
+            </w:r>
+          </w:p>
+          <w:p>
+            <w:pPr>
+              <w:spacing w:before="0" w:after="40"/>
+            </w:pPr>
+            <w:r>
+              <w:rPr>
+                <w:rFonts w:ascii="Arial" w:cs="Arial" w:eastAsia="Arial" w:hAnsi="Arial"/>
+                <w:sz w:val="18"/>
+                <w:szCs w:val="18"/>
+              </w:rPr>
+              <w:t xml:space="preserve">New test_core.py covers the entire offline-testable surface: RateLimiter (parse + sliding-window behaviour + IP isolation), auth token roundtrip (sign/verify/expire/tamper), _is_sql_friendly, _validate_conversion_files (7 cases including the PySpark enum bug fix), _build_dbt_runtime_artifacts, _build_flag_handling_section, SmokeExecute (py_compile, SQL structure, YAML load), and ReconciliationAgent (field/expression/stub coverage). All 76 tests pass with no API key and no running server.</w:t>
+            </w:r>
+          </w:p>
+        </w:tc>
+      </w:tr>
+      <w:tr>
+        <w:tc>
+          <w:tcPr>
+            <w:tcW w:type="dxa" w:w="900"/>
+            <w:shd w:val="clear" w:color="auto" w:fill="EFF6FF"/>
+            <w:vAlign w:val="top"/>
+          </w:tcPr>
+          <w:p>
+            <w:pPr>
+              <w:spacing w:before="40" w:after="40"/>
+            </w:pPr>
+            <w:r>
+              <w:rPr>
+                <w:rFonts w:ascii="Arial" w:cs="Arial" w:eastAsia="Arial" w:hAnsi="Arial"/>
+                <w:b/>
+                <w:bCs/>
+                <w:color w:val="1D4ED8"/>
+                <w:sz w:val="18"/>
+                <w:szCs w:val="18"/>
+              </w:rPr>
+              <w:t>TEST</w:t>
+            </w:r>
+          </w:p>
+        </w:tc>
+        <w:tc>
+          <w:tcPr>
+            <w:tcW w:type="dxa" w:w="8460"/>
+            <w:vAlign w:val="top"/>
+          </w:tcPr>
+          <w:p>
+            <w:pPr>
+              <w:spacing w:before="40" w:after="40"/>
+            </w:pPr>
+            <w:r>
+              <w:rPr>
+                <w:rFonts w:ascii="Arial" w:cs="Arial" w:eastAsia="Arial" w:hAnsi="Arial"/>
+                <w:b/>
+                <w:bCs/>
+                <w:sz w:val="18"/>
+                <w:szCs w:val="18"/>
+              </w:rPr>
+              <w:t xml:space="preserve">24 API route tests in test_routes.py (in-process, no API key)</w:t>
+            </w:r>
+          </w:p>
+          <w:p>
+            <w:pPr>
+              <w:spacing w:before="0" w:after="40"/>
+            </w:pPr>
+            <w:r>
+              <w:rPr>
+                <w:rFonts w:ascii="Arial" w:cs="Arial" w:eastAsia="Arial" w:hAnsi="Arial"/>
+                <w:sz w:val="18"/>
+                <w:szCs w:val="18"/>
+              </w:rPr>
+              <w:t xml:space="preserve">test_routes.py builds a minimal FastAPI TestClient (no lifespan, no live server) and tests: health check (4), auth middleware (4), job creation validation (7), UUID path validation (4), content-type enforcement (2), rate limiter behaviour (3). The CI workflow gained two new jobs (core-unit-tests and route-tests) that run on every push to main without requiring an API key or database server.</w:t>
+            </w:r>
+          </w:p>
+        </w:tc>
+      </w:tr>
+      <w:tr>
+        <w:tc>
+          <w:tcPr>
+            <w:tcW w:type="dxa" w:w="900"/>
+            <w:shd w:val="clear" w:color="auto" w:fill="EFF6FF"/>
+            <w:vAlign w:val="top"/>
+          </w:tcPr>
+          <w:p>
+            <w:pPr>
+              <w:spacing w:before="40" w:after="40"/>
+            </w:pPr>
+            <w:r>
+              <w:rPr>
+                <w:rFonts w:ascii="Arial" w:cs="Arial" w:eastAsia="Arial" w:hAnsi="Arial"/>
+                <w:b/>
+                <w:bCs/>
+                <w:color w:val="166534"/>
+                <w:sz w:val="18"/>
+                <w:szCs w:val="18"/>
+              </w:rPr>
+              <w:t>FEAT</w:t>
+            </w:r>
+          </w:p>
+        </w:tc>
+        <w:tc>
+          <w:tcPr>
+            <w:tcW w:type="dxa" w:w="8460"/>
+            <w:vAlign w:val="top"/>
+          </w:tcPr>
+          <w:p>
+            <w:pPr>
+              <w:spacing w:before="40" w:after="40"/>
+            </w:pPr>
+            <w:r>
+              <w:rPr>
+                <w:rFonts w:ascii="Arial" w:cs="Arial" w:eastAsia="Arial" w:hAnsi="Arial"/>
+                <w:b/>
+                <w:bCs/>
+                <w:sz w:val="18"/>
+                <w:szCs w:val="18"/>
+              </w:rPr>
+              <w:t xml:space="preserve">backend/smoke_execute.py — static code compilation checks</w:t>
+            </w:r>
+          </w:p>
+          <w:p>
+            <w:pPr>
+              <w:spacing w:before="0" w:after="40"/>
+            </w:pPr>
+            <w:r>
+              <w:rPr>
+                <w:rFonts w:ascii="Arial" w:cs="Arial" w:eastAsia="Arial" w:hAnsi="Arial"/>
+                <w:sz w:val="18"/>
+                <w:szCs w:val="18"/>
+              </w:rPr>
+              <w:t xml:space="preserve">New smoke_execute_files() function checks every generated file without a live database: py_compile for Python/PySpark files (broader than ast.parse — catches encoding and f-string issues), SQL structure check for dbt models (SELECT/Jinja presence + balanced delimiters), yaml.safe_load for YAML config files, and optional dbt parse via DuckDB in-memory adapter. format_smoke_results() produces a human-readable pass/fail summary for logs.</w:t>
+            </w:r>
+          </w:p>
+        </w:tc>
+      </w:tr>
+      <w:tr>
+        <w:tc>
+          <w:tcPr>
+            <w:tcW w:type="dxa" w:w="900"/>
+            <w:shd w:val="clear" w:color="auto" w:fill="EFF6FF"/>
+            <w:vAlign w:val="top"/>
+          </w:tcPr>
+          <w:p>
+            <w:pPr>
+              <w:spacing w:before="40" w:after="40"/>
+            </w:pPr>
+            <w:r>
+              <w:rPr>
+                <w:rFonts w:ascii="Arial" w:cs="Arial" w:eastAsia="Arial" w:hAnsi="Arial"/>
+                <w:b/>
+                <w:bCs/>
+                <w:color w:val="166534"/>
+                <w:sz w:val="18"/>
+                <w:szCs w:val="18"/>
+              </w:rPr>
+              <w:t>FEAT</w:t>
+            </w:r>
+          </w:p>
+        </w:tc>
+        <w:tc>
+          <w:tcPr>
+            <w:tcW w:type="dxa" w:w="8460"/>
+            <w:vAlign w:val="top"/>
+          </w:tcPr>
+          <w:p>
+            <w:pPr>
+              <w:spacing w:before="40" w:after="40"/>
+            </w:pPr>
+            <w:r>
+              <w:rPr>
+                <w:rFonts w:ascii="Arial" w:cs="Arial" w:eastAsia="Arial" w:hAnsi="Arial"/>
+                <w:b/>
+                <w:bCs/>
+                <w:sz w:val="18"/>
+                <w:szCs w:val="18"/>
+              </w:rPr>
+              <w:t xml:space="preserve">backend/agents/reconciliation_agent.py — structural reconciliation (no DB required)</w:t>
+            </w:r>
+          </w:p>
+          <w:p>
+            <w:pPr>
+              <w:spacing w:before="0" w:after="40"/>
+            </w:pPr>
+            <w:r>
+              <w:rPr>
+                <w:rFonts w:ascii="Arial" w:cs="Arial" w:eastAsia="Arial" w:hAnsi="Arial"/>
+                <w:sz w:val="18"/>
+                <w:szCs w:val="18"/>
+              </w:rPr>
+              <w:t xml:space="preserve">Implements generate_reconciliation_report() which was previously a schema stub. Performs four structural checks against generated code: (1) target field coverage — every S2T field appears by name in at least one generated file; (2) source table/qualifier coverage; (3) business-rule expression coverage; (4) stub completeness — files where more than 60% of code lines are TODO/FIXME/STUB markers. Returns match_rate, mismatched_fields, and final_status (RECONCILED / PARTIAL / PENDING_EXECUTION). Does not require a live database.</w:t>
+            </w:r>
+          </w:p>
+        </w:tc>
+      </w:tr>
+      <w:tr>
+        <w:tc>
+          <w:tcPr>
+            <w:tcW w:type="dxa" w:w="900"/>
+            <w:shd w:val="clear" w:color="auto" w:fill="FFF7ED"/>
+            <w:vAlign w:val="top"/>
+          </w:tcPr>
+          <w:p>
+            <w:pPr>
+              <w:spacing w:before="40" w:after="40"/>
+            </w:pPr>
+            <w:r>
+              <w:rPr>
+                <w:rFonts w:ascii="Arial" w:cs="Arial" w:eastAsia="Arial" w:hAnsi="Arial"/>
+                <w:b/>
+                <w:bCs/>
+                <w:color w:val="92400E"/>
+                <w:sz w:val="18"/>
+                <w:szCs w:val="18"/>
+              </w:rPr>
+              <w:t>FIX</w:t>
+            </w:r>
+          </w:p>
+        </w:tc>
+        <w:tc>
+          <w:tcPr>
+            <w:tcW w:type="dxa" w:w="8460"/>
+            <w:vAlign w:val="top"/>
+          </w:tcPr>
+          <w:p>
+            <w:pPr>
+              <w:spacing w:before="40" w:after="40"/>
+            </w:pPr>
+            <w:r>
+              <w:rPr>
+                <w:rFonts w:ascii="Arial" w:cs="Arial" w:eastAsia="Arial" w:hAnsi="Arial"/>
+                <w:b/>
+                <w:bCs/>
+                <w:sz w:val="18"/>
+                <w:szCs w:val="18"/>
+              </w:rPr>
+              <w:t xml:space="preserve">Production bug: _validate_conversion_files() PySpark/dbt checks never fired</w:t>
+            </w:r>
+          </w:p>
+          <w:p>
+            <w:pPr>
+              <w:spacing w:before="0" w:after="40"/>
+            </w:pPr>
+            <w:r>
+              <w:rPr>
+                <w:rFonts w:ascii="Arial" w:cs="Arial" w:eastAsia="Arial" w:hAnsi="Arial"/>
+                <w:sz w:val="18"/>
+                <w:szCs w:val="18"/>
+              </w:rPr>
+              <w:t xml:space="preserve">stack.value in ("PYSPARK", "HYBRID") was always False because TargetStack enum values are "PySpark" and "dbt" (title/lowercase), not uppercase strings. Both checks were silently skipped for the entire codebase lifetime. Fixed to enum identity comparison: stack in (TargetStack.PYSPARK, TargetStack.HYBRID) and stack == TargetStack.DBT. Caught by the new test_core.py unit tests.</w:t>
+            </w:r>
+          </w:p>
+        </w:tc>
+      </w:tr>
+      <w:tr>
+        <w:tc>
+          <w:tcPr>
+            <w:tcW w:type="dxa" w:w="900"/>
+            <w:shd w:val="clear" w:color="auto" w:fill="EFF6FF"/>
+            <w:vAlign w:val="top"/>
+          </w:tcPr>
+          <w:p>
+            <w:pPr>
+              <w:spacing w:before="40" w:after="40"/>
+            </w:pPr>
+            <w:r>
+              <w:rPr>
+                <w:rFonts w:ascii="Arial" w:cs="Arial" w:eastAsia="Arial" w:hAnsi="Arial"/>
+                <w:b/>
+                <w:bCs/>
+                <w:color w:val="1D4ED8"/>
+                <w:sz w:val="18"/>
+                <w:szCs w:val="18"/>
+              </w:rPr>
+              <w:t>TEST</w:t>
+            </w:r>
+          </w:p>
+        </w:tc>
+        <w:tc>
+          <w:tcPr>
+            <w:tcW w:type="dxa" w:w="8460"/>
+            <w:vAlign w:val="top"/>
+          </w:tcPr>
+          <w:p>
+            <w:pPr>
+              <w:spacing w:before="40" w:after="40"/>
+            </w:pPr>
+            <w:r>
+              <w:rPr>
+                <w:rFonts w:ascii="Arial" w:cs="Arial" w:eastAsia="Arial" w:hAnsi="Arial"/>
+                <w:b/>
+                <w:bCs/>
+                <w:sz w:val="18"/>
+                <w:szCs w:val="18"/>
+              </w:rPr>
+              <w:t xml:space="preserve">test_steps58.py — Steps 5–8 integration harness (requires API key)</w:t>
+            </w:r>
+          </w:p>
+          <w:p>
+            <w:pPr>
+              <w:spacing w:before="0" w:after="40"/>
+            </w:pPr>
+            <w:r>
+              <w:rPr>
+                <w:rFonts w:ascii="Arial" w:cs="Arial" w:eastAsia="Arial" w:hAnsi="Arial"/>
+                <w:sz w:val="18"/>
+                <w:szCs w:val="18"/>
+              </w:rPr>
+              <w:t xml:space="preserve">Integration test harness for the four Claude-powered steps: assign_stack() (Step 5), convert() (Step 6), security_scan() (Step 7), code_review() (Step 8). CLI flags allow running individual steps or chaining through Step 6 with a stack override. Each step has structural assertions on its output (stack type, file presence, flag list, review decision field). Complements test_core.py for the Claude-dependent path.</w:t>
+            </w:r>
+          </w:p>
+        </w:tc>
+      </w:tr>
+      <w:tr>
+        <w:tc>
+          <w:tcPr>
+            <w:tcW w:type="dxa" w:w="900"/>
+            <w:shd w:val="clear" w:color="auto" w:fill="EFF6FF"/>
+            <w:vAlign w:val="top"/>
+          </w:tcPr>
+          <w:p>
+            <w:pPr>
+              <w:spacing w:before="40" w:after="40"/>
+            </w:pPr>
+            <w:r>
+              <w:rPr>
+                <w:rFonts w:ascii="Arial" w:cs="Arial" w:eastAsia="Arial" w:hAnsi="Arial"/>
+                <w:b/>
+                <w:bCs/>
+                <w:color w:val="1D4ED8"/>
+                <w:sz w:val="18"/>
+                <w:szCs w:val="18"/>
+              </w:rPr>
+              <w:t>CI</w:t>
+            </w:r>
+          </w:p>
+        </w:tc>
+        <w:tc>
+          <w:tcPr>
+            <w:tcW w:type="dxa" w:w="8460"/>
+            <w:vAlign w:val="top"/>
+          </w:tcPr>
+          <w:p>
+            <w:pPr>
+              <w:spacing w:before="40" w:after="40"/>
+            </w:pPr>
+            <w:r>
+              <w:rPr>
+                <w:rFonts w:ascii="Arial" w:cs="Arial" w:eastAsia="Arial" w:hAnsi="Arial"/>
+                <w:b/>
+                <w:bCs/>
+                <w:sz w:val="18"/>
+                <w:szCs w:val="18"/>
+              </w:rPr>
+              <w:t xml:space="preserve">security.yml: two new CI jobs (core-unit-tests, route-tests); failure summary updated</w:t>
+            </w:r>
+          </w:p>
+          <w:p>
+            <w:pPr>
+              <w:spacing w:before="0" w:after="40"/>
+            </w:pPr>
+            <w:r>
+              <w:rPr>
+                <w:rFonts w:ascii="Arial" w:cs="Arial" w:eastAsia="Arial" w:hAnsi="Arial"/>
+                <w:sz w:val="18"/>
+                <w:szCs w:val="18"/>
+              </w:rPr>
+              <w:t xml:space="preserve">The GitHub Actions security workflow now has 7 jobs total. core-unit-tests runs test_core.py with injected env vars (SECRET_KEY, APP_PASSWORD, DATABASE_URL) and no API key required. route-tests runs test_routes.py the same way. The notify-on-failure summary table includes both new jobs, so a single failing test sends an actionable email with the job name.</w:t>
             </w:r>
           </w:p>
         </w:tc>

--- a/docs/Informatica Conversion Tool - Changelog.docx
+++ b/docs/Informatica Conversion Tool - Changelog.docx
@@ -36,7 +36,7 @@
           <w:sz w:val="20"/>
           <w:szCs w:val="20"/>
         </w:rPr>
-        <w:t xml:space="preserve">83 commits  ·  10 days  ·  Feb 23 – Mar 4, 2026</w:t>
+        <w:t xml:space="preserve">89 commits  ·  16 days  ·  Feb 23 – Mar 10, 2026</w:t>
       </w:r>
     </w:p>
     <w:p>
@@ -557,6 +557,340 @@
                 <w:szCs w:val="24"/>
               </w:rPr>
               <w:t xml:space="preserve">4</w:t>
+            </w:r>
+          </w:p>
+        </w:tc>
+      </w:tr>
+    </w:tbl>
+    <w:p>
+      <w:pPr>
+        <w:spacing w:after="240"/>
+      </w:pPr>
+    </w:p>
+    <w:p>
+      <w:pPr>
+        <w:pBdr>
+          <w:bottom w:val="single" w:color="1A7A4A" w:sz="6" w:space="4"/>
+        </w:pBdr>
+        <w:spacing w:before="320" w:after="160"/>
+      </w:pPr>
+      <w:r>
+        <w:rPr>
+          <w:rFonts w:ascii="Arial" w:cs="Arial" w:eastAsia="Arial" w:hAnsi="Arial"/>
+          <w:b/>
+          <w:bCs/>
+          <w:color w:val="1E3A5F"/>
+          <w:sz w:val="28"/>
+          <w:szCs w:val="28"/>
+        </w:rPr>
+        <w:t xml:space="preserve">v2.16.0 — Config-Driven Pattern Library</w:t>
+      </w:r>
+      <w:r>
+        <w:rPr>
+          <w:rFonts w:ascii="Arial" w:cs="Arial" w:eastAsia="Arial" w:hAnsi="Arial"/>
+          <w:color w:val="6B7280"/>
+          <w:sz w:val="20"/>
+          <w:szCs w:val="20"/>
+        </w:rPr>
+        <w:t xml:space="preserve">  ·  March 10, 2026  ·  3b43411 (Phase 5 / final)</w:t>
+      </w:r>
+    </w:p>
+    <w:tbl>
+      <w:tblPr>
+        <w:tblStyle w:val="TableGrid"/>
+        <w:tblW w:type="dxa" w:w="9360"/>
+        <w:tblBorders>
+          <w:top w:val="none" w:sz="0" w:space="0" w:color="auto"/>
+          <w:left w:val="none" w:sz="0" w:space="0" w:color="auto"/>
+          <w:bottom w:val="none" w:sz="0" w:space="0" w:color="auto"/>
+          <w:right w:val="none" w:sz="0" w:space="0" w:color="auto"/>
+          <w:insideH w:val="single" w:sz="4" w:space="0" w:color="E5E7EB"/>
+          <w:insideV w:val="none" w:sz="0" w:space="0" w:color="auto"/>
+        </w:tblBorders>
+        <w:tblCellMar>
+          <w:top w:type="dxa" w:w="80"/>
+          <w:left w:type="dxa" w:w="120"/>
+          <w:bottom w:type="dxa" w:w="80"/>
+          <w:right w:type="dxa" w:w="120"/>
+        </w:tblCellMar>
+      </w:tblPr>
+      <w:tblGrid>
+        <w:gridCol w:w="1200"/>
+        <w:gridCol w:w="8160"/>
+      </w:tblGrid>
+      <w:tr>
+        <w:tc>
+          <w:tcPr>
+            <w:tcW w:type="dxa" w:w="1200"/>
+            <w:shd w:val="clear" w:color="auto" w:fill="EFF6FF"/>
+            <w:tcMar>
+              <w:top w:type="dxa" w:w="80"/>
+              <w:left w:type="dxa" w:w="120"/>
+              <w:bottom w:type="dxa" w:w="80"/>
+              <w:right w:type="dxa" w:w="120"/>
+            </w:tcMar>
+          </w:tcPr>
+          <w:p>
+            <w:r>
+              <w:rPr>
+                <w:rFonts w:ascii="Arial" w:cs="Arial" w:eastAsia="Arial" w:hAnsi="Arial"/>
+                <w:b/>
+                <w:bCs/>
+                <w:color w:val="1E3A5F"/>
+                <w:sz w:val="18"/>
+                <w:szCs w:val="18"/>
+              </w:rPr>
+              <w:t>FEAT</w:t>
+            </w:r>
+          </w:p>
+        </w:tc>
+        <w:tc>
+          <w:tcPr>
+            <w:tcW w:type="dxa" w:w="8160"/>
+            <w:tcMar>
+              <w:top w:type="dxa" w:w="80"/>
+              <w:left w:type="dxa" w:w="120"/>
+              <w:bottom w:type="dxa" w:w="80"/>
+              <w:right w:type="dxa" w:w="120"/>
+            </w:tcMar>
+          </w:tcPr>
+          <w:p>
+            <w:r>
+              <w:rPr>
+                <w:rFonts w:ascii="Arial" w:cs="Arial" w:eastAsia="Arial" w:hAnsi="Arial"/>
+                <w:b/>
+                <w:bCs/>
+                <w:sz w:val="20"/>
+                <w:szCs w:val="20"/>
+              </w:rPr>
+              <w:t>10-pattern config-driven ETL library (etl_patterns) — all 5 phases complete, 199/199 tests</w:t>
+            </w:r>
+          </w:p>
+          <w:p>
+            <w:r>
+              <w:rPr>
+                <w:rFonts w:ascii="Arial" w:cs="Arial" w:eastAsia="Arial" w:hAnsi="Arial"/>
+                <w:sz w:val="18"/>
+                <w:szCs w:val="18"/>
+              </w:rPr>
+              <w:t xml:space="preserve">A pip-installable Python package (etl_patterns/) where each of the 10 recognised Informatica mapping patterns is a pre-built, tested library component driven by a YAML config. Replaces bespoke LLM-generated code for the majority of the mapping estate with deterministic, maintainable runtime logic.</w:t>
+            </w:r>
+          </w:p>
+          <w:p>
+            <w:r>
+              <w:rPr>
+                <w:rFonts w:ascii="Arial" w:cs="Arial" w:eastAsia="Arial" w:hAnsi="Arial"/>
+                <w:b/>
+                <w:bCs/>
+                <w:sz w:val="18"/>
+                <w:szCs w:val="18"/>
+              </w:rPr>
+              <w:t>Phase 1 (commit b8f8d77, 84 tests)</w:t>
+            </w:r>
+            <w:r>
+              <w:rPr>
+                <w:rFonts w:ascii="Arial" w:cs="Arial" w:eastAsia="Arial" w:hAnsi="Arial"/>
+                <w:sz w:val="18"/>
+                <w:szCs w:val="18"/>
+              </w:rPr>
+              <w:t xml:space="preserve">  —  Full infrastructure: exception hierarchy, shared utilities (etl_metadata, null_safe, type_cast, string_clean, watermark_manager, file_lifecycle), IO abstraction layer (DatabaseReader/Writer, FlatFileReader/Writer, FixedWidthReader), config loader, expression evaluator, base pattern class. Patterns: pass_through, truncate_and_load.</w:t>
+            </w:r>
+          </w:p>
+          <w:p>
+            <w:r>
+              <w:rPr>
+                <w:rFonts w:ascii="Arial" w:cs="Arial" w:eastAsia="Arial" w:hAnsi="Arial"/>
+                <w:b/>
+                <w:bCs/>
+                <w:sz w:val="18"/>
+                <w:szCs w:val="18"/>
+              </w:rPr>
+              <w:t>Phase 2 (commit a1a64d7, 127 tests)</w:t>
+            </w:r>
+            <w:r>
+              <w:rPr>
+                <w:rFonts w:ascii="Arial" w:cs="Arial" w:eastAsia="Arial" w:hAnsi="Arial"/>
+                <w:sz w:val="18"/>
+                <w:szCs w:val="18"/>
+              </w:rPr>
+              <w:t xml:space="preserve">  —  incremental_append (watermark-driven delta append, DB + flat-file), expression_transform (column DSL with filter/dedup/sort). Fixed expression DSL comparison operators and WatermarkManager for SQLAlchemy 2.x.</w:t>
+            </w:r>
+          </w:p>
+          <w:p>
+            <w:r>
+              <w:rPr>
+                <w:rFonts w:ascii="Arial" w:cs="Arial" w:eastAsia="Arial" w:hAnsi="Arial"/>
+                <w:b/>
+                <w:bCs/>
+                <w:sz w:val="18"/>
+                <w:szCs w:val="18"/>
+              </w:rPr>
+              <w:t>Phase 3 (commit 5fb0ef5, 160 tests)</w:t>
+            </w:r>
+            <w:r>
+              <w:rPr>
+                <w:rFonts w:ascii="Arial" w:cs="Arial" w:eastAsia="Arial" w:hAnsi="Arial"/>
+                <w:sz w:val="18"/>
+                <w:szCs w:val="18"/>
+              </w:rPr>
+              <w:t xml:space="preserve">  —  upsert (SCD Type 1 merge on business key), scd2 (SCD Type 2 full-history with effective dates and is_current flag), lookup_enrich (N-way reference join with module-level cache). Fixed DatabaseWriter._write_upsert for SQLAlchemy 2.x transaction isolation.</w:t>
+            </w:r>
+          </w:p>
+          <w:p>
+            <w:r>
+              <w:rPr>
+                <w:rFonts w:ascii="Arial" w:cs="Arial" w:eastAsia="Arial" w:hAnsi="Arial"/>
+                <w:b/>
+                <w:bCs/>
+                <w:sz w:val="18"/>
+                <w:szCs w:val="18"/>
+              </w:rPr>
+              <w:t>Phase 4 (commit 4cd4756, 199 tests)</w:t>
+            </w:r>
+            <w:r>
+              <w:rPr>
+                <w:rFonts w:ascii="Arial" w:cs="Arial" w:eastAsia="Arial" w:hAnsi="Arial"/>
+                <w:sz w:val="18"/>
+                <w:szCs w:val="18"/>
+              </w:rPr>
+              <w:t xml:space="preserve">  —  aggregation_load (GROUP BY + named aggregations + optional HAVING + sort), filter_and_route (Router: 1 source → N filtered targets with per-target column_map), union_consolidate (Union: N sources → 1 target with per-source column_map, dedup, sort).</w:t>
+            </w:r>
+          </w:p>
+          <w:p>
+            <w:r>
+              <w:rPr>
+                <w:rFonts w:ascii="Arial" w:cs="Arial" w:eastAsia="Arial" w:hAnsi="Arial"/>
+                <w:b/>
+                <w:bCs/>
+                <w:sz w:val="18"/>
+                <w:szCs w:val="18"/>
+              </w:rPr>
+              <w:t>Phase 5 (commit 3b43411)</w:t>
+            </w:r>
+            <w:r>
+              <w:rPr>
+                <w:rFonts w:ascii="Arial" w:cs="Arial" w:eastAsia="Arial" w:hAnsi="Arial"/>
+                <w:sz w:val="18"/>
+                <w:szCs w:val="18"/>
+              </w:rPr>
+              <w:t xml:space="preserve">  —  10-pattern decision tree in classifier_agent._classify_pattern() (Router → filter_and_route; Aggregator → aggregation_load; SCD target name → scd2; etc.); _build_pattern_yaml_skeleton() emits pre-filled YAML from parsed graph. Conversion agent emits config/&lt;slug&gt;.yaml + run.py when pattern confidence ≠ NONE. ComplexityReport extended with suggested_pattern, pattern_confidence, pattern_rationale fields.</w:t>
+            </w:r>
+          </w:p>
+        </w:tc>
+      </w:tr>
+    </w:tbl>
+    <w:p>
+      <w:pPr>
+        <w:spacing w:after="240"/>
+      </w:pPr>
+    </w:p>
+    <w:p>
+      <w:pPr>
+        <w:pBdr>
+          <w:bottom w:val="single" w:color="1A7A4A" w:sz="6" w:space="4"/>
+        </w:pBdr>
+        <w:spacing w:before="320" w:after="160"/>
+      </w:pPr>
+      <w:r>
+        <w:rPr>
+          <w:rFonts w:ascii="Arial" w:cs="Arial" w:eastAsia="Arial" w:hAnsi="Arial"/>
+          <w:b/>
+          <w:bCs/>
+          <w:color w:val="1E3A5F"/>
+          <w:sz w:val="28"/>
+          <w:szCs w:val="28"/>
+        </w:rPr>
+        <w:t xml:space="preserve">v2.15.1 — Security Hardening Patch</w:t>
+      </w:r>
+      <w:r>
+        <w:rPr>
+          <w:rFonts w:ascii="Arial" w:cs="Arial" w:eastAsia="Arial" w:hAnsi="Arial"/>
+          <w:color w:val="6B7280"/>
+          <w:sz w:val="20"/>
+          <w:szCs w:val="20"/>
+        </w:rPr>
+        <w:t xml:space="preserve">  ·  March 10, 2026  ·  no pipeline behaviour changes</w:t>
+      </w:r>
+    </w:p>
+    <w:tbl>
+      <w:tblPr>
+        <w:tblStyle w:val="TableGrid"/>
+        <w:tblW w:type="dxa" w:w="9360"/>
+        <w:tblBorders>
+          <w:top w:val="none" w:sz="0" w:space="0" w:color="auto"/>
+          <w:left w:val="none" w:sz="0" w:space="0" w:color="auto"/>
+          <w:bottom w:val="none" w:sz="0" w:space="0" w:color="auto"/>
+          <w:right w:val="none" w:sz="0" w:space="0" w:color="auto"/>
+          <w:insideH w:val="single" w:sz="4" w:space="0" w:color="E5E7EB"/>
+          <w:insideV w:val="none" w:sz="0" w:space="0" w:color="auto"/>
+        </w:tblBorders>
+        <w:tblCellMar>
+          <w:top w:type="dxa" w:w="80"/>
+          <w:left w:type="dxa" w:w="120"/>
+          <w:bottom w:type="dxa" w:w="80"/>
+          <w:right w:type="dxa" w:w="120"/>
+        </w:tblCellMar>
+      </w:tblPr>
+      <w:tblGrid>
+        <w:gridCol w:w="1200"/>
+        <w:gridCol w:w="8160"/>
+      </w:tblGrid>
+      <w:tr>
+        <w:tc>
+          <w:tcPr>
+            <w:tcW w:type="dxa" w:w="1200"/>
+            <w:shd w:val="clear" w:color="auto" w:fill="FFF7ED"/>
+            <w:tcMar>
+              <w:top w:type="dxa" w:w="80"/>
+              <w:left w:type="dxa" w:w="120"/>
+              <w:bottom w:type="dxa" w:w="80"/>
+              <w:right w:type="dxa" w:w="120"/>
+            </w:tcMar>
+          </w:tcPr>
+          <w:p>
+            <w:r>
+              <w:rPr>
+                <w:rFonts w:ascii="Arial" w:cs="Arial" w:eastAsia="Arial" w:hAnsi="Arial"/>
+                <w:b/>
+                <w:bCs/>
+                <w:color w:val="92400E"/>
+                <w:sz w:val="18"/>
+                <w:szCs w:val="18"/>
+              </w:rPr>
+              <w:t>FIX</w:t>
+            </w:r>
+          </w:p>
+        </w:tc>
+        <w:tc>
+          <w:tcPr>
+            <w:tcW w:type="dxa" w:w="8160"/>
+            <w:tcMar>
+              <w:top w:type="dxa" w:w="80"/>
+              <w:left w:type="dxa" w:w="120"/>
+              <w:bottom w:type="dxa" w:w="80"/>
+              <w:right w:type="dxa" w:w="120"/>
+            </w:tcMar>
+          </w:tcPr>
+          <w:p>
+            <w:r>
+              <w:rPr>
+                <w:rFonts w:ascii="Arial" w:cs="Arial" w:eastAsia="Arial" w:hAnsi="Arial"/>
+                <w:b/>
+                <w:bCs/>
+                <w:sz w:val="20"/>
+                <w:szCs w:val="20"/>
+              </w:rPr>
+              <w:t>Six targeted security fixes — no pipeline behaviour changes</w:t>
+            </w:r>
+          </w:p>
+          <w:p>
+            <w:r>
+              <w:rPr>
+                <w:rFonts w:ascii="Arial" w:cs="Arial" w:eastAsia="Arial" w:hAnsi="Arial"/>
+                <w:sz w:val="18"/>
+                <w:szCs w:val="18"/>
+              </w:rPr>
+              <w:t xml:space="preserve">ReDoS fix: _YAML_PLACEHOLDER_RE changed &lt;.+&gt; to &lt;.+?&gt; (non-greedy) to eliminate catastrophic backtracking on adversarial YAML. Rate-limit bypass closed: new _real_client_ip() ignores X-Forwarded-For by default (TRUSTED_PROXY_COUNT=0); set N for nginx/CloudFlare deployments. Health endpoint exception leakage fixed: /api/health returns only “error” on failure, not the raw exception string. __import__ anti-pattern removed: three __import__(“datetime”) usages replaced with top-of-file imports. Authorization model documented in routes.py. .env.example completed with inline explanations for all config variables.</w:t>
             </w:r>
           </w:p>
         </w:tc>
